--- a/PROJECTDOCUMENTATION.docx
+++ b/PROJECTDOCUMENTATION.docx
@@ -64,24 +64,29 @@
       <w:pPr>
         <w:pStyle w:val="Title"/>
         <w:spacing w:line="249" w:lineRule="auto"/>
+        <w:jc w:val="center"/>
         <w:rPr>
           <w:spacing w:val="-2"/>
           <w:w w:val="110"/>
         </w:rPr>
       </w:pPr>
       <w:r>
-        <w:rPr>
-          <w:spacing w:val="-2"/>
-          <w:w w:val="110"/>
-        </w:rPr>
-        <w:t xml:space="preserve">      Bubble Buddies</w:t>
+        <w:t>Bubble Buddies</w:t>
       </w:r>
     </w:p>
     <w:p>
       <w:pPr>
         <w:pStyle w:val="Title"/>
         <w:spacing w:line="249" w:lineRule="auto"/>
-      </w:pPr>
+        <w:jc w:val="center"/>
+      </w:pPr>
+      <w:r>
+        <w:rPr>
+          <w:i/>
+          <w:sz w:val="28"/>
+        </w:rPr>
+        <w:t>Bubble Sort in LC-3 Assembly</w:t>
+      </w:r>
     </w:p>
     <w:p>
       <w:pPr>
@@ -93,14 +98,22 @@
           <w:szCs w:val="32"/>
         </w:rPr>
       </w:pPr>
-      <w:r>
+    </w:p>
+    <w:p>
+      <w:pPr>
+        <w:jc w:val="center"/>
         <w:rPr>
           <w:b/>
           <w:bCs/>
           <w:sz w:val="32"/>
           <w:szCs w:val="32"/>
         </w:rPr>
-        <w:t>CIS 11 Project Documentation</w:t>
+      </w:pPr>
+      <w:r>
+        <w:rPr>
+          <w:sz w:val="26"/>
+        </w:rPr>
+        <w:t>CIS 11 — Course Project</w:t>
       </w:r>
     </w:p>
     <w:p>
@@ -115,13 +128,21 @@
       </w:pPr>
       <w:r>
         <w:rPr>
+          <w:sz w:val="24"/>
+        </w:rPr>
+        <w:t>Project Documentation</w:t>
+      </w:r>
+    </w:p>
+    <w:p>
+      <w:pPr>
+        <w:jc w:val="center"/>
+        <w:rPr>
           <w:b/>
           <w:bCs/>
           <w:sz w:val="32"/>
           <w:szCs w:val="32"/>
         </w:rPr>
-        <w:t>Tyla Robertson, Samuel Gerungan</w:t>
-      </w:r>
+      </w:pPr>
     </w:p>
     <w:p>
       <w:pPr>
@@ -135,12 +156,26 @@
       </w:pPr>
       <w:r>
         <w:rPr>
+          <w:sz w:val="24"/>
+        </w:rPr>
+        <w:t>Samuel Gerungan</w:t>
+      </w:r>
+    </w:p>
+    <w:p>
+      <w:pPr>
+        <w:jc w:val="center"/>
+        <w:rPr>
           <w:b/>
           <w:bCs/>
           <w:sz w:val="32"/>
           <w:szCs w:val="32"/>
         </w:rPr>
-        <w:t>Bubble Sort</w:t>
+      </w:pPr>
+      <w:r>
+        <w:rPr>
+          <w:sz w:val="24"/>
+        </w:rPr>
+        <w:t>Tyla Robertson</w:t>
       </w:r>
     </w:p>
     <w:p>
@@ -149,63 +184,13 @@
         <w:rPr>
           <w:b/>
           <w:bCs/>
-          <w:sz w:val="32"/>
-          <w:szCs w:val="32"/>
-        </w:rPr>
-      </w:pPr>
-      <w:r>
-        <w:rPr>
-          <w:b/>
-          <w:bCs/>
-          <w:sz w:val="32"/>
-          <w:szCs w:val="32"/>
-        </w:rPr>
-        <w:t>May 24, 2026</w:t>
-      </w:r>
-    </w:p>
-    <w:p>
-      <w:pPr>
+        </w:rPr>
+      </w:pPr>
+    </w:p>
+    <w:p>
+      <w:pPr>
+        <w:spacing w:line="244" w:lineRule="auto"/>
         <w:jc w:val="center"/>
-        <w:rPr>
-          <w:b/>
-          <w:bCs/>
-          <w:sz w:val="32"/>
-          <w:szCs w:val="32"/>
-        </w:rPr>
-      </w:pPr>
-    </w:p>
-    <w:p>
-      <w:pPr>
-        <w:jc w:val="center"/>
-        <w:rPr>
-          <w:b/>
-          <w:bCs/>
-          <w:sz w:val="32"/>
-          <w:szCs w:val="32"/>
-        </w:rPr>
-      </w:pPr>
-      <w:r>
-        <w:rPr>
-          <w:b/>
-          <w:bCs/>
-          <w:sz w:val="32"/>
-          <w:szCs w:val="32"/>
-        </w:rPr>
-        <w:t>Advisor: Kasey Nguyen, PhD</w:t>
-      </w:r>
-    </w:p>
-    <w:p>
-      <w:pPr>
-        <w:jc w:val="center"/>
-        <w:rPr>
-          <w:b/>
-          <w:bCs/>
-        </w:rPr>
-      </w:pPr>
-    </w:p>
-    <w:p>
-      <w:pPr>
-        <w:spacing w:line="244" w:lineRule="auto"/>
         <w:sectPr>
           <w:headerReference w:type="default" r:id="rId7"/>
           <w:footerReference w:type="default" r:id="rId8"/>
@@ -214,18 +199,32 @@
           <w:cols w:space="720"/>
         </w:sectPr>
       </w:pPr>
+      <w:r>
+        <w:rPr>
+          <w:sz w:val="22"/>
+        </w:rPr>
+        <w:t>Advisor: Kasey Nguyen, PhD</w:t>
+      </w:r>
     </w:p>
     <w:p>
       <w:pPr>
         <w:pStyle w:val="BodyText"/>
+        <w:jc w:val="center"/>
         <w:rPr>
           <w:sz w:val="28"/>
         </w:rPr>
       </w:pPr>
+      <w:r>
+        <w:rPr>
+          <w:sz w:val="22"/>
+        </w:rPr>
+        <w:t>May 24, 2026</w:t>
+      </w:r>
     </w:p>
     <w:p>
       <w:pPr>
         <w:pStyle w:val="BodyText"/>
+        <w:jc w:val="center"/>
         <w:rPr>
           <w:sz w:val="28"/>
         </w:rPr>
@@ -235,6 +234,7 @@
       <w:pPr>
         <w:pStyle w:val="BodyText"/>
         <w:spacing w:before="53"/>
+        <w:jc w:val="center"/>
         <w:rPr>
           <w:sz w:val="28"/>
         </w:rPr>
@@ -377,139 +377,6 @@
     </w:p>
     <w:p>
       <w:pPr>
-        <w:pStyle w:val="Heading3"/>
-        <w:spacing w:before="207" w:line="259" w:lineRule="auto"/>
-        <w:ind w:right="900"/>
-      </w:pPr>
-      <w:r>
-        <w:t>This part of the requirements document serves to present the “big picture”</w:t>
-      </w:r>
-      <w:r>
-        <w:rPr>
-          <w:spacing w:val="-22"/>
-        </w:rPr>
-        <w:t xml:space="preserve"> </w:t>
-      </w:r>
-      <w:r>
-        <w:t>of the application. Here you lay out the objectives of the application, how it fits into the business process of the company, and how it relates to other software systems.</w:t>
-      </w:r>
-    </w:p>
-    <w:p>
-      <w:pPr>
-        <w:pStyle w:val="Heading3"/>
-        <w:spacing w:before="1" w:line="259" w:lineRule="auto"/>
-      </w:pPr>
-      <w:r>
-        <w:t>The</w:t>
-      </w:r>
-      <w:r>
-        <w:rPr>
-          <w:spacing w:val="-4"/>
-        </w:rPr>
-        <w:t xml:space="preserve"> </w:t>
-      </w:r>
-      <w:r>
-        <w:t>sections listed</w:t>
-      </w:r>
-      <w:r>
-        <w:rPr>
-          <w:spacing w:val="-4"/>
-        </w:rPr>
-        <w:t xml:space="preserve"> </w:t>
-      </w:r>
-      <w:r>
-        <w:t>below</w:t>
-      </w:r>
-      <w:r>
-        <w:rPr>
-          <w:spacing w:val="-4"/>
-        </w:rPr>
-        <w:t xml:space="preserve"> </w:t>
-      </w:r>
-      <w:r>
-        <w:t>should</w:t>
-      </w:r>
-      <w:r>
-        <w:rPr>
-          <w:spacing w:val="-4"/>
-        </w:rPr>
-        <w:t xml:space="preserve"> </w:t>
-      </w:r>
-      <w:r>
-        <w:t>be</w:t>
-      </w:r>
-      <w:r>
-        <w:rPr>
-          <w:spacing w:val="-4"/>
-        </w:rPr>
-        <w:t xml:space="preserve"> </w:t>
-      </w:r>
-      <w:r>
-        <w:t>included</w:t>
-      </w:r>
-      <w:r>
-        <w:rPr>
-          <w:spacing w:val="-4"/>
-        </w:rPr>
-        <w:t xml:space="preserve"> </w:t>
-      </w:r>
-      <w:r>
-        <w:t>in</w:t>
-      </w:r>
-      <w:r>
-        <w:rPr>
-          <w:spacing w:val="-4"/>
-        </w:rPr>
-        <w:t xml:space="preserve"> </w:t>
-      </w:r>
-      <w:r>
-        <w:t>this</w:t>
-      </w:r>
-      <w:r>
-        <w:rPr>
-          <w:spacing w:val="-4"/>
-        </w:rPr>
-        <w:t xml:space="preserve"> </w:t>
-      </w:r>
-      <w:r>
-        <w:t>part</w:t>
-      </w:r>
-      <w:r>
-        <w:rPr>
-          <w:spacing w:val="-4"/>
-        </w:rPr>
-        <w:t xml:space="preserve"> </w:t>
-      </w:r>
-      <w:r>
-        <w:t>of</w:t>
-      </w:r>
-      <w:r>
-        <w:rPr>
-          <w:spacing w:val="-4"/>
-        </w:rPr>
-        <w:t xml:space="preserve"> </w:t>
-      </w:r>
-      <w:r>
-        <w:t>the</w:t>
-      </w:r>
-      <w:r>
-        <w:rPr>
-          <w:spacing w:val="-4"/>
-        </w:rPr>
-        <w:t xml:space="preserve"> </w:t>
-      </w:r>
-      <w:r>
-        <w:t xml:space="preserve">requirements </w:t>
-      </w:r>
-      <w:r>
-        <w:rPr>
-          <w:spacing w:val="-2"/>
-        </w:rPr>
-        <w:t>document.</w:t>
-      </w:r>
-    </w:p>
-    <w:p>
-      <w:pPr>
         <w:pStyle w:val="Heading2"/>
         <w:spacing w:before="245"/>
       </w:pPr>
@@ -530,242 +397,6 @@
           <w:sz w:val="24"/>
         </w:rPr>
       </w:pPr>
-    </w:p>
-    <w:p>
-      <w:pPr>
-        <w:pStyle w:val="Heading3"/>
-        <w:spacing w:before="0"/>
-        <w:ind w:right="0"/>
-      </w:pPr>
-      <w:r>
-        <w:t>In</w:t>
-      </w:r>
-      <w:r>
-        <w:rPr>
-          <w:spacing w:val="-4"/>
-        </w:rPr>
-        <w:t xml:space="preserve"> </w:t>
-      </w:r>
-      <w:r>
-        <w:t>this</w:t>
-      </w:r>
-      <w:r>
-        <w:rPr>
-          <w:spacing w:val="-3"/>
-        </w:rPr>
-        <w:t xml:space="preserve"> </w:t>
-      </w:r>
-      <w:r>
-        <w:t>section</w:t>
-      </w:r>
-      <w:r>
-        <w:rPr>
-          <w:spacing w:val="-3"/>
-        </w:rPr>
-        <w:t xml:space="preserve"> </w:t>
-      </w:r>
-      <w:r>
-        <w:t>you</w:t>
-      </w:r>
-      <w:r>
-        <w:rPr>
-          <w:spacing w:val="-3"/>
-        </w:rPr>
-        <w:t xml:space="preserve"> </w:t>
-      </w:r>
-      <w:r>
-        <w:t>state</w:t>
-      </w:r>
-      <w:r>
-        <w:rPr>
-          <w:spacing w:val="-3"/>
-        </w:rPr>
-        <w:t xml:space="preserve"> </w:t>
-      </w:r>
-      <w:r>
-        <w:t>the</w:t>
-      </w:r>
-      <w:r>
-        <w:rPr>
-          <w:spacing w:val="-3"/>
-        </w:rPr>
-        <w:t xml:space="preserve"> </w:t>
-      </w:r>
-      <w:r>
-        <w:t>commonly</w:t>
-      </w:r>
-      <w:r>
-        <w:rPr>
-          <w:spacing w:val="-3"/>
-        </w:rPr>
-        <w:t xml:space="preserve"> </w:t>
-      </w:r>
-      <w:r>
-        <w:t>accepted</w:t>
-      </w:r>
-      <w:r>
-        <w:rPr>
-          <w:spacing w:val="-3"/>
-        </w:rPr>
-        <w:t xml:space="preserve"> </w:t>
-      </w:r>
-      <w:r>
-        <w:t>objectives</w:t>
-      </w:r>
-      <w:r>
-        <w:rPr>
-          <w:spacing w:val="-3"/>
-        </w:rPr>
-        <w:t xml:space="preserve"> </w:t>
-      </w:r>
-      <w:r>
-        <w:t>of</w:t>
-      </w:r>
-      <w:r>
-        <w:rPr>
-          <w:spacing w:val="-3"/>
-        </w:rPr>
-        <w:t xml:space="preserve"> </w:t>
-      </w:r>
-      <w:r>
-        <w:t>the</w:t>
-      </w:r>
-      <w:r>
-        <w:rPr>
-          <w:spacing w:val="-3"/>
-        </w:rPr>
-        <w:t xml:space="preserve"> </w:t>
-      </w:r>
-      <w:r>
-        <w:rPr>
-          <w:spacing w:val="-2"/>
-        </w:rPr>
-        <w:t>project.</w:t>
-      </w:r>
-    </w:p>
-    <w:p>
-      <w:pPr>
-        <w:pStyle w:val="Heading3"/>
-        <w:spacing w:before="222" w:line="259" w:lineRule="auto"/>
-        <w:ind w:right="933"/>
-      </w:pPr>
-      <w:r>
-        <w:t>You</w:t>
-      </w:r>
-      <w:r>
-        <w:rPr>
-          <w:spacing w:val="-3"/>
-        </w:rPr>
-        <w:t xml:space="preserve"> </w:t>
-      </w:r>
-      <w:r>
-        <w:t>must</w:t>
-      </w:r>
-      <w:r>
-        <w:rPr>
-          <w:spacing w:val="-3"/>
-        </w:rPr>
-        <w:t xml:space="preserve"> </w:t>
-      </w:r>
-      <w:r>
-        <w:t>determine</w:t>
-      </w:r>
-      <w:r>
-        <w:rPr>
-          <w:spacing w:val="-3"/>
-        </w:rPr>
-        <w:t xml:space="preserve"> </w:t>
-      </w:r>
-      <w:r>
-        <w:t>the</w:t>
-      </w:r>
-      <w:r>
-        <w:rPr>
-          <w:spacing w:val="-3"/>
-        </w:rPr>
-        <w:t xml:space="preserve"> </w:t>
-      </w:r>
-      <w:r>
-        <w:t>business</w:t>
-      </w:r>
-      <w:r>
-        <w:rPr>
-          <w:spacing w:val="-3"/>
-        </w:rPr>
-        <w:t xml:space="preserve"> </w:t>
-      </w:r>
-      <w:r>
-        <w:t>objectives</w:t>
-      </w:r>
-      <w:r>
-        <w:rPr>
-          <w:spacing w:val="-3"/>
-        </w:rPr>
-        <w:t xml:space="preserve"> </w:t>
-      </w:r>
-      <w:r>
-        <w:t>of</w:t>
-      </w:r>
-      <w:r>
-        <w:rPr>
-          <w:spacing w:val="-3"/>
-        </w:rPr>
-        <w:t xml:space="preserve"> </w:t>
-      </w:r>
-      <w:r>
-        <w:t>the</w:t>
-      </w:r>
-      <w:r>
-        <w:rPr>
-          <w:spacing w:val="-3"/>
-        </w:rPr>
-        <w:t xml:space="preserve"> </w:t>
-      </w:r>
-      <w:r>
-        <w:t>project</w:t>
-      </w:r>
-      <w:r>
-        <w:rPr>
-          <w:spacing w:val="-3"/>
-        </w:rPr>
-        <w:t xml:space="preserve"> </w:t>
-      </w:r>
-      <w:r>
-        <w:t>early</w:t>
-      </w:r>
-      <w:r>
-        <w:rPr>
-          <w:spacing w:val="-3"/>
-        </w:rPr>
-        <w:t xml:space="preserve"> </w:t>
-      </w:r>
-      <w:r>
-        <w:t>on;</w:t>
-      </w:r>
-      <w:r>
-        <w:rPr>
-          <w:spacing w:val="-3"/>
-        </w:rPr>
-        <w:t xml:space="preserve"> </w:t>
-      </w:r>
-      <w:r>
-        <w:t>without</w:t>
-      </w:r>
-      <w:r>
-        <w:rPr>
-          <w:spacing w:val="-3"/>
-        </w:rPr>
-        <w:t xml:space="preserve"> </w:t>
-      </w:r>
-      <w:r>
-        <w:t xml:space="preserve">clear objectives your project has little chance </w:t>
-      </w:r>
-      <w:r>
-        <w:t>of succeeding</w:t>
-      </w:r>
-      <w:r>
-        <w:t xml:space="preserve"> anyway so it does not make sense to move on until the objectives are agreed upon.</w:t>
-      </w:r>
     </w:p>
     <w:p>
       <w:pPr>
@@ -865,564 +496,12 @@
     </w:p>
     <w:p>
       <w:pPr>
-        <w:pStyle w:val="Heading4"/>
-        <w:tabs>
-          <w:tab w:val="left" w:pos="8908"/>
-        </w:tabs>
-        <w:ind w:left="1680" w:firstLine="0"/>
-      </w:pPr>
-      <w:r>
-        <w:rPr>
-          <w:u w:val="single"/>
-        </w:rPr>
-        <w:t>Why</w:t>
-      </w:r>
-      <w:r>
-        <w:rPr>
-          <w:spacing w:val="-2"/>
-          <w:u w:val="single"/>
-        </w:rPr>
-        <w:t xml:space="preserve"> </w:t>
-      </w:r>
-      <w:r>
-        <w:rPr>
-          <w:u w:val="single"/>
-        </w:rPr>
-        <w:t>are</w:t>
-      </w:r>
-      <w:r>
-        <w:rPr>
-          <w:spacing w:val="-2"/>
-          <w:u w:val="single"/>
-        </w:rPr>
-        <w:t xml:space="preserve"> </w:t>
-      </w:r>
-      <w:r>
-        <w:rPr>
-          <w:u w:val="single"/>
-        </w:rPr>
-        <w:t>we</w:t>
-      </w:r>
-      <w:r>
-        <w:rPr>
-          <w:spacing w:val="-2"/>
-          <w:u w:val="single"/>
-        </w:rPr>
-        <w:t xml:space="preserve"> </w:t>
-      </w:r>
-      <w:r>
-        <w:rPr>
-          <w:u w:val="single"/>
-        </w:rPr>
-        <w:t>doing</w:t>
-      </w:r>
-      <w:r>
-        <w:rPr>
-          <w:spacing w:val="-2"/>
-          <w:u w:val="single"/>
-        </w:rPr>
-        <w:t xml:space="preserve"> </w:t>
-      </w:r>
-      <w:r>
-        <w:rPr>
-          <w:spacing w:val="-4"/>
-          <w:u w:val="single"/>
-        </w:rPr>
-        <w:t>this?</w:t>
-      </w:r>
-      <w:r>
-        <w:rPr>
-          <w:u w:val="single"/>
-        </w:rPr>
-        <w:tab/>
-      </w:r>
-    </w:p>
-    <w:p>
-      <w:pPr>
         <w:pStyle w:val="BodyText"/>
         <w:rPr>
           <w:rFonts w:ascii="Arial"/>
           <w:b/>
         </w:rPr>
       </w:pPr>
-    </w:p>
-    <w:p>
-      <w:pPr>
-        <w:pStyle w:val="Heading3"/>
-        <w:spacing w:before="0" w:line="259" w:lineRule="auto"/>
-      </w:pPr>
-      <w:r>
-        <w:t>To</w:t>
-      </w:r>
-      <w:r>
-        <w:rPr>
-          <w:spacing w:val="-5"/>
-        </w:rPr>
-        <w:t xml:space="preserve"> </w:t>
-      </w:r>
-      <w:r>
-        <w:t>elicit</w:t>
-      </w:r>
-      <w:r>
-        <w:rPr>
-          <w:spacing w:val="-5"/>
-        </w:rPr>
-        <w:t xml:space="preserve"> </w:t>
-      </w:r>
-      <w:r>
-        <w:t>the</w:t>
-      </w:r>
-      <w:r>
-        <w:rPr>
-          <w:spacing w:val="-5"/>
-        </w:rPr>
-        <w:t xml:space="preserve"> </w:t>
-      </w:r>
-      <w:r>
-        <w:t>objectives,</w:t>
-      </w:r>
-      <w:r>
-        <w:rPr>
-          <w:spacing w:val="-5"/>
-        </w:rPr>
-        <w:t xml:space="preserve"> </w:t>
-      </w:r>
-      <w:r>
-        <w:t>ask</w:t>
-      </w:r>
-      <w:r>
-        <w:rPr>
-          <w:spacing w:val="-5"/>
-        </w:rPr>
-        <w:t xml:space="preserve"> </w:t>
-      </w:r>
-      <w:r>
-        <w:t>the</w:t>
-      </w:r>
-      <w:r>
-        <w:rPr>
-          <w:spacing w:val="-5"/>
-        </w:rPr>
-        <w:t xml:space="preserve"> </w:t>
-      </w:r>
-      <w:r>
-        <w:t>business</w:t>
-      </w:r>
-      <w:r>
-        <w:rPr>
-          <w:spacing w:val="-5"/>
-        </w:rPr>
-        <w:t xml:space="preserve"> </w:t>
-      </w:r>
-      <w:r>
-        <w:t>expert,</w:t>
-      </w:r>
-      <w:r>
-        <w:rPr>
-          <w:spacing w:val="-5"/>
-        </w:rPr>
-        <w:t xml:space="preserve"> </w:t>
-      </w:r>
-      <w:r>
-        <w:t>the</w:t>
-      </w:r>
-      <w:r>
-        <w:rPr>
-          <w:spacing w:val="-5"/>
-        </w:rPr>
-        <w:t xml:space="preserve"> </w:t>
-      </w:r>
-      <w:r>
-        <w:t>development</w:t>
-      </w:r>
-      <w:r>
-        <w:rPr>
-          <w:spacing w:val="-5"/>
-        </w:rPr>
-        <w:t xml:space="preserve"> </w:t>
-      </w:r>
-      <w:r>
-        <w:t>manager,</w:t>
-      </w:r>
-      <w:r>
-        <w:rPr>
-          <w:spacing w:val="-5"/>
-        </w:rPr>
-        <w:t xml:space="preserve"> </w:t>
-      </w:r>
-      <w:r>
-        <w:t>and the project sponsor the following questions:</w:t>
-      </w:r>
-    </w:p>
-    <w:p>
-      <w:pPr>
-        <w:pStyle w:val="ListParagraph"/>
-        <w:numPr>
-          <w:ilvl w:val="0"/>
-          <w:numId w:val="3"/>
-        </w:numPr>
-        <w:tabs>
-          <w:tab w:val="left" w:pos="2040"/>
-        </w:tabs>
-        <w:spacing w:before="77" w:line="244" w:lineRule="auto"/>
-        <w:ind w:right="922"/>
-        <w:rPr>
-          <w:b/>
-          <w:bCs/>
-          <w:sz w:val="20"/>
-        </w:rPr>
-      </w:pPr>
-      <w:r>
-        <w:rPr>
-          <w:b/>
-          <w:bCs/>
-          <w:w w:val="110"/>
-          <w:sz w:val="20"/>
-        </w:rPr>
-        <w:t xml:space="preserve">What business objectives of the company will this project help achieve? Possible objectives might be reducing costs, improving the customer service, simplifying the workflow, replacing obsolete technology, piloting a new technology, and many others. Also, make sure you understand exactly how the proposed project will </w:t>
-      </w:r>
-      <w:proofErr w:type="gramStart"/>
-      <w:r>
-        <w:rPr>
-          <w:b/>
-          <w:bCs/>
-          <w:w w:val="110"/>
-          <w:sz w:val="20"/>
-        </w:rPr>
-        <w:t>help</w:t>
-      </w:r>
-      <w:r>
-        <w:rPr>
-          <w:b/>
-          <w:bCs/>
-          <w:w w:val="110"/>
-          <w:sz w:val="20"/>
-        </w:rPr>
-        <w:t xml:space="preserve"> </w:t>
-      </w:r>
-      <w:r>
-        <w:rPr>
-          <w:b/>
-          <w:bCs/>
-          <w:w w:val="110"/>
-          <w:sz w:val="20"/>
-        </w:rPr>
-        <w:t xml:space="preserve"> accomplish</w:t>
-      </w:r>
-      <w:proofErr w:type="gramEnd"/>
-      <w:r>
-        <w:rPr>
-          <w:b/>
-          <w:bCs/>
-          <w:w w:val="110"/>
-          <w:sz w:val="20"/>
-        </w:rPr>
-        <w:t xml:space="preserve"> the stated objective.</w:t>
-      </w:r>
-    </w:p>
-    <w:p>
-      <w:pPr>
-        <w:pStyle w:val="ListParagraph"/>
-        <w:numPr>
-          <w:ilvl w:val="0"/>
-          <w:numId w:val="3"/>
-        </w:numPr>
-        <w:tabs>
-          <w:tab w:val="left" w:pos="2040"/>
-        </w:tabs>
-        <w:spacing w:before="88" w:line="244" w:lineRule="auto"/>
-        <w:ind w:right="1369"/>
-        <w:rPr>
-          <w:b/>
-          <w:bCs/>
-          <w:sz w:val="20"/>
-        </w:rPr>
-      </w:pPr>
-      <w:r>
-        <w:rPr>
-          <w:b/>
-          <w:bCs/>
-          <w:w w:val="110"/>
-          <w:sz w:val="20"/>
-        </w:rPr>
-        <w:t>Why are we doing this project now? What will happen if we do it later? What if we do not do it at all?</w:t>
-      </w:r>
-    </w:p>
-    <w:p>
-      <w:pPr>
-        <w:pStyle w:val="ListParagraph"/>
-        <w:numPr>
-          <w:ilvl w:val="0"/>
-          <w:numId w:val="3"/>
-        </w:numPr>
-        <w:tabs>
-          <w:tab w:val="left" w:pos="2040"/>
-        </w:tabs>
-        <w:spacing w:before="87" w:line="244" w:lineRule="auto"/>
-        <w:ind w:right="1172"/>
-        <w:jc w:val="both"/>
-        <w:rPr>
-          <w:b/>
-          <w:bCs/>
-          <w:sz w:val="20"/>
-        </w:rPr>
-      </w:pPr>
-      <w:r>
-        <w:rPr>
-          <w:b/>
-          <w:bCs/>
-          <w:w w:val="110"/>
-          <w:sz w:val="20"/>
-        </w:rPr>
-        <w:t>Who</w:t>
-      </w:r>
-      <w:r>
-        <w:rPr>
-          <w:b/>
-          <w:bCs/>
-          <w:spacing w:val="-1"/>
-          <w:w w:val="110"/>
-          <w:sz w:val="20"/>
-        </w:rPr>
-        <w:t xml:space="preserve"> </w:t>
-      </w:r>
-      <w:r>
-        <w:rPr>
-          <w:b/>
-          <w:bCs/>
-          <w:w w:val="110"/>
-          <w:sz w:val="20"/>
-        </w:rPr>
-        <w:t>will</w:t>
-      </w:r>
-      <w:r>
-        <w:rPr>
-          <w:b/>
-          <w:bCs/>
-          <w:spacing w:val="-1"/>
-          <w:w w:val="110"/>
-          <w:sz w:val="20"/>
-        </w:rPr>
-        <w:t xml:space="preserve"> </w:t>
-      </w:r>
-      <w:r>
-        <w:rPr>
-          <w:b/>
-          <w:bCs/>
-          <w:w w:val="110"/>
-          <w:sz w:val="20"/>
-        </w:rPr>
-        <w:t>benefit</w:t>
-      </w:r>
-      <w:r>
-        <w:rPr>
-          <w:b/>
-          <w:bCs/>
-          <w:spacing w:val="-1"/>
-          <w:w w:val="110"/>
-          <w:sz w:val="20"/>
-        </w:rPr>
-        <w:t xml:space="preserve"> </w:t>
-      </w:r>
-      <w:r>
-        <w:rPr>
-          <w:b/>
-          <w:bCs/>
-          <w:w w:val="110"/>
-          <w:sz w:val="20"/>
-        </w:rPr>
-        <w:t>from</w:t>
-      </w:r>
-      <w:r>
-        <w:rPr>
-          <w:b/>
-          <w:bCs/>
-          <w:spacing w:val="-1"/>
-          <w:w w:val="110"/>
-          <w:sz w:val="20"/>
-        </w:rPr>
-        <w:t xml:space="preserve"> </w:t>
-      </w:r>
-      <w:r>
-        <w:rPr>
-          <w:b/>
-          <w:bCs/>
-          <w:w w:val="110"/>
-          <w:sz w:val="20"/>
-        </w:rPr>
-        <w:t>this</w:t>
-      </w:r>
-      <w:r>
-        <w:rPr>
-          <w:b/>
-          <w:bCs/>
-          <w:spacing w:val="-1"/>
-          <w:w w:val="110"/>
-          <w:sz w:val="20"/>
-        </w:rPr>
-        <w:t xml:space="preserve"> </w:t>
-      </w:r>
-      <w:r>
-        <w:rPr>
-          <w:b/>
-          <w:bCs/>
-          <w:w w:val="110"/>
-          <w:sz w:val="20"/>
-        </w:rPr>
-        <w:t>project?</w:t>
-      </w:r>
-      <w:r>
-        <w:rPr>
-          <w:b/>
-          <w:bCs/>
-          <w:spacing w:val="-1"/>
-          <w:w w:val="110"/>
-          <w:sz w:val="20"/>
-        </w:rPr>
-        <w:t xml:space="preserve"> </w:t>
-      </w:r>
-      <w:r>
-        <w:rPr>
-          <w:b/>
-          <w:bCs/>
-          <w:w w:val="110"/>
-          <w:sz w:val="20"/>
-        </w:rPr>
-        <w:t>Do</w:t>
-      </w:r>
-      <w:r>
-        <w:rPr>
-          <w:b/>
-          <w:bCs/>
-          <w:spacing w:val="-1"/>
-          <w:w w:val="110"/>
-          <w:sz w:val="20"/>
-        </w:rPr>
-        <w:t xml:space="preserve"> </w:t>
-      </w:r>
-      <w:r>
-        <w:rPr>
-          <w:b/>
-          <w:bCs/>
-          <w:w w:val="110"/>
-          <w:sz w:val="20"/>
-        </w:rPr>
-        <w:t>the</w:t>
-      </w:r>
-      <w:r>
-        <w:rPr>
-          <w:b/>
-          <w:bCs/>
-          <w:spacing w:val="-1"/>
-          <w:w w:val="110"/>
-          <w:sz w:val="20"/>
-        </w:rPr>
-        <w:t xml:space="preserve"> </w:t>
-      </w:r>
-      <w:r>
-        <w:rPr>
-          <w:b/>
-          <w:bCs/>
-          <w:w w:val="110"/>
-          <w:sz w:val="20"/>
-        </w:rPr>
-        <w:t>people</w:t>
-      </w:r>
-      <w:r>
-        <w:rPr>
-          <w:b/>
-          <w:bCs/>
-          <w:spacing w:val="-1"/>
-          <w:w w:val="110"/>
-          <w:sz w:val="20"/>
-        </w:rPr>
-        <w:t xml:space="preserve"> </w:t>
-      </w:r>
-      <w:r>
-        <w:rPr>
-          <w:b/>
-          <w:bCs/>
-          <w:w w:val="110"/>
-          <w:sz w:val="20"/>
-        </w:rPr>
-        <w:t>who</w:t>
-      </w:r>
-      <w:r>
-        <w:rPr>
-          <w:b/>
-          <w:bCs/>
-          <w:spacing w:val="-1"/>
-          <w:w w:val="110"/>
-          <w:sz w:val="20"/>
-        </w:rPr>
-        <w:t xml:space="preserve"> </w:t>
-      </w:r>
-      <w:r>
-        <w:rPr>
-          <w:b/>
-          <w:bCs/>
-          <w:w w:val="110"/>
-          <w:sz w:val="20"/>
-        </w:rPr>
-        <w:t>will</w:t>
-      </w:r>
-      <w:r>
-        <w:rPr>
-          <w:b/>
-          <w:bCs/>
-          <w:spacing w:val="-1"/>
-          <w:w w:val="110"/>
-          <w:sz w:val="20"/>
-        </w:rPr>
-        <w:t xml:space="preserve"> </w:t>
-      </w:r>
-      <w:r>
-        <w:rPr>
-          <w:b/>
-          <w:bCs/>
-          <w:w w:val="110"/>
-          <w:sz w:val="20"/>
-        </w:rPr>
-        <w:t>benefit</w:t>
-      </w:r>
-      <w:r>
-        <w:rPr>
-          <w:b/>
-          <w:bCs/>
-          <w:spacing w:val="-1"/>
-          <w:w w:val="110"/>
-          <w:sz w:val="20"/>
-        </w:rPr>
-        <w:t xml:space="preserve"> </w:t>
-      </w:r>
-      <w:r>
-        <w:rPr>
-          <w:b/>
-          <w:bCs/>
-          <w:w w:val="110"/>
-          <w:sz w:val="20"/>
-        </w:rPr>
-        <w:t>from</w:t>
-      </w:r>
-      <w:r>
-        <w:rPr>
-          <w:b/>
-          <w:bCs/>
-          <w:spacing w:val="-1"/>
-          <w:w w:val="110"/>
-          <w:sz w:val="20"/>
-        </w:rPr>
-        <w:t xml:space="preserve"> </w:t>
-      </w:r>
-      <w:r>
-        <w:rPr>
-          <w:b/>
-          <w:bCs/>
-          <w:w w:val="110"/>
-          <w:sz w:val="20"/>
-        </w:rPr>
-        <w:t>it consider it the most important improvement that can possibly be made at this time? Should we be doing a different project instead?</w:t>
-      </w:r>
     </w:p>
     <w:p>
       <w:pPr>
@@ -1466,6 +545,122 @@
       </w:pPr>
     </w:p>
     <w:p>
+      <w:pPr/>
+    </w:p>
+    <w:p>
+      <w:pPr/>
+      <w:r>
+        <w:t>Bubble Buddies is our team's bubble sort program written in LC-3 assembly. The goals for the project are listed below.</w:t>
+      </w:r>
+    </w:p>
+    <w:p>
+      <w:pPr/>
+    </w:p>
+    <w:p>
+      <w:pPr>
+        <w:pStyle w:val="Heading4"/>
+      </w:pPr>
+      <w:r>
+        <w:t>Project objectives</w:t>
+      </w:r>
+    </w:p>
+    <w:p>
+      <w:pPr/>
+    </w:p>
+    <w:p>
+      <w:pPr>
+        <w:pStyle w:val="ListParagraph"/>
+      </w:pPr>
+      <w:r>
+        <w:t>Learn to use LC-3 assembly: registers, the instruction set, assembler directives, and the TRAP system calls.</w:t>
+      </w:r>
+    </w:p>
+    <w:p>
+      <w:pPr>
+        <w:pStyle w:val="ListParagraph"/>
+      </w:pPr>
+      <w:r>
+        <w:t>Use the main parts of assembly in one program: arithmetic and data-movement instructions, conditional and iterative branching, subroutine calls, pointers, and ASCII conversion for keyboard input and console output.</w:t>
+      </w:r>
+    </w:p>
+    <w:p>
+      <w:pPr>
+        <w:pStyle w:val="ListParagraph"/>
+      </w:pPr>
+      <w:r>
+        <w:t>Write a working bubble sort in LC-3 assembly that we can test with the required input.</w:t>
+      </w:r>
+    </w:p>
+    <w:p>
+      <w:pPr>
+        <w:pStyle w:val="ListParagraph"/>
+      </w:pPr>
+      <w:r>
+        <w:t>Work as a team: split the work between us, agree on coding conventions, and share the documentation.</w:t>
+      </w:r>
+    </w:p>
+    <w:p>
+      <w:pPr/>
+    </w:p>
+    <w:p>
+      <w:pPr>
+        <w:pStyle w:val="Heading4"/>
+      </w:pPr>
+      <w:r>
+        <w:t>Motivation</w:t>
+      </w:r>
+    </w:p>
+    <w:p>
+      <w:pPr/>
+    </w:p>
+    <w:p>
+      <w:pPr/>
+      <w:r>
+        <w:t>This is the final project for the assembly programming unit in CIS 11. It puts together most of what we covered in the course: registers, the instruction set, subroutines, the stack, and ASCII input and output.</w:t>
+      </w:r>
+    </w:p>
+    <w:p>
+      <w:pPr/>
+    </w:p>
+    <w:p>
+      <w:pPr>
+        <w:pStyle w:val="Heading4"/>
+      </w:pPr>
+      <w:r>
+        <w:t>Who the project is for</w:t>
+      </w:r>
+    </w:p>
+    <w:p>
+      <w:pPr/>
+    </w:p>
+    <w:p>
+      <w:pPr>
+        <w:pStyle w:val="ListParagraph"/>
+      </w:pPr>
+      <w:r>
+        <w:t>Our team (Samuel Gerungan and Tyla Robertson). The project gives us one program where we use everything from the assembly unit.</w:t>
+      </w:r>
+    </w:p>
+    <w:p>
+      <w:pPr>
+        <w:pStyle w:val="ListParagraph"/>
+      </w:pPr>
+      <w:r>
+        <w:t>The instructor (Kasey Nguyen, PhD). She has something to grade and to check what we learned.</w:t>
+      </w:r>
+    </w:p>
+    <w:p>
+      <w:pPr>
+        <w:pStyle w:val="ListParagraph"/>
+      </w:pPr>
+      <w:r>
+        <w:t>Future students. The documented program can be used as an example of bubble sort in LC-3.</w:t>
+      </w:r>
+    </w:p>
+    <w:p>
+      <w:pPr/>
+    </w:p>
+    <w:p>
       <w:pPr>
         <w:pStyle w:val="Heading2"/>
       </w:pPr>
@@ -1496,332 +691,94 @@
       </w:pPr>
     </w:p>
     <w:p>
-      <w:pPr>
-        <w:pStyle w:val="Heading3"/>
-        <w:spacing w:before="0" w:line="259" w:lineRule="auto"/>
-      </w:pPr>
-      <w:r>
-        <w:t>In</w:t>
-      </w:r>
-      <w:r>
-        <w:rPr>
-          <w:spacing w:val="-4"/>
-        </w:rPr>
-        <w:t xml:space="preserve"> </w:t>
-      </w:r>
-      <w:r>
-        <w:t>this</w:t>
-      </w:r>
-      <w:r>
-        <w:rPr>
-          <w:spacing w:val="-4"/>
-        </w:rPr>
-        <w:t xml:space="preserve"> </w:t>
-      </w:r>
-      <w:r>
-        <w:t>section</w:t>
-      </w:r>
-      <w:r>
-        <w:rPr>
-          <w:spacing w:val="-4"/>
-        </w:rPr>
-        <w:t xml:space="preserve"> </w:t>
-      </w:r>
-      <w:r>
-        <w:t>you</w:t>
-      </w:r>
-      <w:r>
-        <w:rPr>
-          <w:spacing w:val="-4"/>
-        </w:rPr>
-        <w:t xml:space="preserve"> </w:t>
-      </w:r>
-      <w:r>
-        <w:t>describe</w:t>
-      </w:r>
-      <w:r>
-        <w:rPr>
-          <w:spacing w:val="-4"/>
-        </w:rPr>
-        <w:t xml:space="preserve"> </w:t>
-      </w:r>
-      <w:r>
-        <w:t>the</w:t>
-      </w:r>
-      <w:r>
-        <w:rPr>
-          <w:spacing w:val="-4"/>
-        </w:rPr>
-        <w:t xml:space="preserve"> </w:t>
-      </w:r>
-      <w:r>
-        <w:t>business</w:t>
-      </w:r>
-      <w:r>
-        <w:rPr>
-          <w:spacing w:val="-4"/>
-        </w:rPr>
-        <w:t xml:space="preserve"> </w:t>
-      </w:r>
-      <w:r>
-        <w:t>process</w:t>
-      </w:r>
-      <w:r>
-        <w:rPr>
-          <w:spacing w:val="-4"/>
-        </w:rPr>
-        <w:t xml:space="preserve"> </w:t>
-      </w:r>
-      <w:r>
-        <w:t>and</w:t>
-      </w:r>
-      <w:r>
-        <w:rPr>
-          <w:spacing w:val="-4"/>
-        </w:rPr>
-        <w:t xml:space="preserve"> </w:t>
-      </w:r>
-      <w:r>
-        <w:t>how</w:t>
-      </w:r>
-      <w:r>
-        <w:rPr>
-          <w:spacing w:val="-4"/>
-        </w:rPr>
-        <w:t xml:space="preserve"> </w:t>
-      </w:r>
-      <w:r>
-        <w:t>your</w:t>
-      </w:r>
-      <w:r>
-        <w:rPr>
-          <w:spacing w:val="-4"/>
-        </w:rPr>
-        <w:t xml:space="preserve"> </w:t>
-      </w:r>
-      <w:r>
-        <w:t>application</w:t>
-      </w:r>
-      <w:r>
-        <w:rPr>
-          <w:spacing w:val="-4"/>
-        </w:rPr>
-        <w:t xml:space="preserve"> </w:t>
-      </w:r>
-      <w:r>
-        <w:t>will be used in this context.</w:t>
-      </w:r>
-    </w:p>
-    <w:p>
-      <w:pPr>
-        <w:pStyle w:val="Heading3"/>
-        <w:spacing w:line="259" w:lineRule="auto"/>
-        <w:ind w:right="1010"/>
-      </w:pPr>
-      <w:r>
-        <w:t xml:space="preserve">In some </w:t>
-      </w:r>
-      <w:proofErr w:type="gramStart"/>
-      <w:r>
-        <w:t>cases</w:t>
-      </w:r>
-      <w:proofErr w:type="gramEnd"/>
-      <w:r>
-        <w:t xml:space="preserve"> you will need two sections of this sort –</w:t>
-      </w:r>
-      <w:r>
-        <w:rPr>
-          <w:spacing w:val="-17"/>
-        </w:rPr>
-        <w:t xml:space="preserve"> </w:t>
-      </w:r>
-      <w:r>
-        <w:t>one describing the</w:t>
-      </w:r>
-      <w:r>
-        <w:rPr>
-          <w:spacing w:val="40"/>
-        </w:rPr>
-        <w:t xml:space="preserve"> </w:t>
-      </w:r>
-      <w:r>
-        <w:t xml:space="preserve">existing business process using existing systems and the other describing the future business process using the system you are developing. This happens any time the business process </w:t>
-      </w:r>
-      <w:r>
-        <w:t>changes</w:t>
-      </w:r>
-      <w:r>
-        <w:t xml:space="preserve"> once your system is introduced. When this is the case, the purpose of describing the existing business process is to have a basis of reference to explain the new business process.</w:t>
-      </w:r>
-    </w:p>
-    <w:p>
-      <w:pPr>
-        <w:pStyle w:val="Heading3"/>
-        <w:spacing w:before="204" w:line="259" w:lineRule="auto"/>
-        <w:ind w:right="1002"/>
-      </w:pPr>
-      <w:r>
-        <w:t xml:space="preserve">If the business process won’t change when your application is </w:t>
-      </w:r>
-      <w:r>
-        <w:t>introduced,</w:t>
-      </w:r>
-      <w:r>
-        <w:t xml:space="preserve"> you should</w:t>
-      </w:r>
-      <w:r>
-        <w:rPr>
-          <w:spacing w:val="-7"/>
-        </w:rPr>
-        <w:t xml:space="preserve"> </w:t>
-      </w:r>
-      <w:r>
-        <w:t>be</w:t>
-      </w:r>
-      <w:r>
-        <w:rPr>
-          <w:spacing w:val="-7"/>
-        </w:rPr>
-        <w:t xml:space="preserve"> </w:t>
-      </w:r>
-      <w:r>
-        <w:t>able</w:t>
-      </w:r>
-      <w:r>
-        <w:rPr>
-          <w:spacing w:val="-7"/>
-        </w:rPr>
-        <w:t xml:space="preserve"> </w:t>
-      </w:r>
-      <w:r>
-        <w:t>to</w:t>
-      </w:r>
-      <w:r>
-        <w:rPr>
-          <w:spacing w:val="-7"/>
-        </w:rPr>
-        <w:t xml:space="preserve"> </w:t>
-      </w:r>
-      <w:r>
-        <w:t>describe</w:t>
-      </w:r>
-      <w:r>
-        <w:rPr>
-          <w:spacing w:val="-7"/>
-        </w:rPr>
-        <w:t xml:space="preserve"> </w:t>
-      </w:r>
-      <w:r>
-        <w:t>it</w:t>
-      </w:r>
-      <w:r>
-        <w:rPr>
-          <w:spacing w:val="-7"/>
-        </w:rPr>
-        <w:t xml:space="preserve"> </w:t>
-      </w:r>
-      <w:r>
-        <w:t>in</w:t>
-      </w:r>
-      <w:r>
-        <w:rPr>
-          <w:spacing w:val="-7"/>
-        </w:rPr>
-        <w:t xml:space="preserve"> </w:t>
-      </w:r>
-      <w:r>
-        <w:t>a</w:t>
-      </w:r>
-      <w:r>
-        <w:rPr>
-          <w:spacing w:val="-7"/>
-        </w:rPr>
-        <w:t xml:space="preserve"> </w:t>
-      </w:r>
-      <w:r>
-        <w:t>single</w:t>
-      </w:r>
-      <w:r>
-        <w:rPr>
-          <w:spacing w:val="-7"/>
-        </w:rPr>
-        <w:t xml:space="preserve"> </w:t>
-      </w:r>
-      <w:r>
-        <w:t>section.</w:t>
-      </w:r>
-      <w:r>
-        <w:rPr>
-          <w:spacing w:val="-7"/>
-        </w:rPr>
-        <w:t xml:space="preserve"> </w:t>
-      </w:r>
-      <w:r>
-        <w:t>However,</w:t>
-      </w:r>
-      <w:r>
-        <w:rPr>
-          <w:spacing w:val="-7"/>
-        </w:rPr>
-        <w:t xml:space="preserve"> </w:t>
-      </w:r>
-      <w:r>
-        <w:t>in</w:t>
-      </w:r>
-      <w:r>
-        <w:rPr>
-          <w:spacing w:val="-7"/>
-        </w:rPr>
-        <w:t xml:space="preserve"> </w:t>
-      </w:r>
-      <w:r>
-        <w:t>this</w:t>
-      </w:r>
-      <w:r>
-        <w:rPr>
-          <w:spacing w:val="-7"/>
-        </w:rPr>
-        <w:t xml:space="preserve"> </w:t>
-      </w:r>
-      <w:r>
-        <w:t>case</w:t>
-      </w:r>
-      <w:r>
-        <w:rPr>
-          <w:spacing w:val="-7"/>
-        </w:rPr>
-        <w:t xml:space="preserve"> </w:t>
-      </w:r>
-      <w:r>
-        <w:t>be</w:t>
-      </w:r>
-      <w:r>
-        <w:rPr>
-          <w:spacing w:val="-7"/>
-        </w:rPr>
-        <w:t xml:space="preserve"> </w:t>
-      </w:r>
-      <w:r>
-        <w:t>sure</w:t>
-      </w:r>
-      <w:r>
-        <w:rPr>
-          <w:spacing w:val="-7"/>
-        </w:rPr>
-        <w:t xml:space="preserve"> </w:t>
-      </w:r>
-      <w:r>
-        <w:t>you understand and communicate to others what value your application brings to</w:t>
-      </w:r>
-      <w:r>
-        <w:rPr>
-          <w:spacing w:val="80"/>
-        </w:rPr>
-        <w:t xml:space="preserve"> </w:t>
-      </w:r>
-      <w:r>
-        <w:t>the customers. This question should be answered in the Objectives section.</w:t>
-      </w:r>
+      <w:pPr/>
+    </w:p>
+    <w:p>
+      <w:pPr/>
+      <w:r>
+        <w:t>The program runs by itself in an LC-3 simulator. It does not connect to any other software, and it is not replacing anything.</w:t>
+      </w:r>
+    </w:p>
+    <w:p>
+      <w:pPr/>
+    </w:p>
+    <w:p>
+      <w:pPr>
+        <w:pStyle w:val="Heading4"/>
+      </w:pPr>
+      <w:r>
+        <w:t>How a user runs the program</w:t>
+      </w:r>
+    </w:p>
+    <w:p>
+      <w:pPr/>
+    </w:p>
+    <w:p>
+      <w:pPr>
+        <w:pStyle w:val="ListParagraph"/>
+      </w:pPr>
+      <w:r>
+        <w:t>1. The user launches an LC-3 simulator and loads the assembled object file at origination address x3000.</w:t>
+      </w:r>
+    </w:p>
+    <w:p>
+      <w:pPr>
+        <w:pStyle w:val="ListParagraph"/>
+      </w:pPr>
+      <w:r>
+        <w:t>2. The user initiates program execution.</w:t>
+      </w:r>
+    </w:p>
+    <w:p>
+      <w:pPr>
+        <w:pStyle w:val="ListParagraph"/>
+      </w:pPr>
+      <w:r>
+        <w:t>3. The program displays an on-screen prompt requesting eight numbers, each in the range 0-100.</w:t>
+      </w:r>
+    </w:p>
+    <w:p>
+      <w:pPr>
+        <w:pStyle w:val="ListParagraph"/>
+      </w:pPr>
+      <w:r>
+        <w:t>4. The user enters the eight numbers one at a time, terminating each entry with the Enter key.</w:t>
+      </w:r>
+    </w:p>
+    <w:p>
+      <w:pPr>
+        <w:pStyle w:val="ListParagraph"/>
+      </w:pPr>
+      <w:r>
+        <w:t>5. The program reads each entry as ASCII characters, converts the value to its integer equivalent, and stores it in a fixed-size in-memory array.</w:t>
+      </w:r>
+    </w:p>
+    <w:p>
+      <w:pPr>
+        <w:pStyle w:val="ListParagraph"/>
+      </w:pPr>
+      <w:r>
+        <w:t>6. Once all eight values are stored, the program sorts the array into ascending order by repeated pairwise comparison and swap.</w:t>
+      </w:r>
+    </w:p>
+    <w:p>
+      <w:pPr>
+        <w:pStyle w:val="ListParagraph"/>
+      </w:pPr>
+      <w:r>
+        <w:t>7. The program converts each sorted integer back to ASCII and displays the eight values, in ascending order, on the console.</w:t>
+      </w:r>
+    </w:p>
+    <w:p>
+      <w:pPr>
+        <w:pStyle w:val="ListParagraph"/>
+      </w:pPr>
+      <w:r>
+        <w:t>8. The program halts cleanly via the HALT trap.</w:t>
+      </w:r>
+    </w:p>
+    <w:p>
+      <w:pPr/>
     </w:p>
     <w:p>
       <w:pPr>
@@ -1874,791 +831,122 @@
       </w:pPr>
     </w:p>
     <w:p>
-      <w:pPr>
-        <w:pStyle w:val="Heading3"/>
-        <w:spacing w:before="0" w:line="259" w:lineRule="auto"/>
-      </w:pPr>
-      <w:r>
-        <w:t>In this section you describe who the users are and how the system fits into what they do.</w:t>
-      </w:r>
-    </w:p>
-    <w:p>
-      <w:pPr>
-        <w:pStyle w:val="Heading3"/>
-        <w:spacing w:before="202" w:line="259" w:lineRule="auto"/>
-        <w:ind w:right="998"/>
-      </w:pPr>
-      <w:r>
-        <w:t>You need to list all users for your system in terms of</w:t>
-      </w:r>
-      <w:r>
-        <w:rPr>
-          <w:spacing w:val="36"/>
-        </w:rPr>
-        <w:t xml:space="preserve"> </w:t>
-      </w:r>
-      <w:r>
-        <w:rPr>
-          <w:i w:val="0"/>
-        </w:rPr>
-        <w:t>user roles</w:t>
-      </w:r>
-      <w:r>
-        <w:t xml:space="preserve">. </w:t>
-      </w:r>
-      <w:proofErr w:type="gramStart"/>
-      <w:r>
-        <w:t>Typically</w:t>
-      </w:r>
-      <w:proofErr w:type="gramEnd"/>
-      <w:r>
-        <w:t xml:space="preserve"> </w:t>
-      </w:r>
-      <w:proofErr w:type="gramStart"/>
-      <w:r>
-        <w:t>each individual</w:t>
-      </w:r>
-      <w:proofErr w:type="gramEnd"/>
-      <w:r>
-        <w:t xml:space="preserve"> performs multiple roles in the course of his work since his job</w:t>
-      </w:r>
-      <w:r>
-        <w:rPr>
-          <w:spacing w:val="40"/>
-        </w:rPr>
-        <w:t xml:space="preserve"> </w:t>
-      </w:r>
-      <w:r>
-        <w:t>involves</w:t>
-      </w:r>
-      <w:r>
-        <w:rPr>
-          <w:spacing w:val="-1"/>
-        </w:rPr>
-        <w:t xml:space="preserve"> </w:t>
-      </w:r>
-      <w:r>
-        <w:t>meeting</w:t>
-      </w:r>
-      <w:r>
-        <w:rPr>
-          <w:spacing w:val="-1"/>
-        </w:rPr>
-        <w:t xml:space="preserve"> </w:t>
-      </w:r>
-      <w:r>
-        <w:t>multiple</w:t>
-      </w:r>
-      <w:r>
-        <w:rPr>
-          <w:spacing w:val="-1"/>
-        </w:rPr>
-        <w:t xml:space="preserve"> </w:t>
-      </w:r>
-      <w:r>
-        <w:t>business</w:t>
-      </w:r>
-      <w:r>
-        <w:rPr>
-          <w:spacing w:val="-1"/>
-        </w:rPr>
-        <w:t xml:space="preserve"> </w:t>
-      </w:r>
-      <w:r>
-        <w:t>objectives.</w:t>
-      </w:r>
-      <w:r>
-        <w:rPr>
-          <w:spacing w:val="-1"/>
-        </w:rPr>
-        <w:t xml:space="preserve"> </w:t>
-      </w:r>
-      <w:r>
-        <w:t>A</w:t>
-      </w:r>
-      <w:r>
-        <w:rPr>
-          <w:spacing w:val="-1"/>
-        </w:rPr>
-        <w:t xml:space="preserve"> </w:t>
-      </w:r>
-      <w:r>
-        <w:t>user</w:t>
-      </w:r>
-      <w:r>
-        <w:rPr>
-          <w:spacing w:val="-1"/>
-        </w:rPr>
-        <w:t xml:space="preserve"> </w:t>
-      </w:r>
-      <w:r>
-        <w:t>role</w:t>
-      </w:r>
-      <w:r>
-        <w:rPr>
-          <w:spacing w:val="-1"/>
-        </w:rPr>
-        <w:t xml:space="preserve"> </w:t>
-      </w:r>
-      <w:r>
-        <w:t>is</w:t>
-      </w:r>
-      <w:r>
-        <w:rPr>
-          <w:spacing w:val="-1"/>
-        </w:rPr>
-        <w:t xml:space="preserve"> </w:t>
-      </w:r>
-      <w:r>
-        <w:t>related</w:t>
-      </w:r>
-      <w:r>
-        <w:rPr>
-          <w:spacing w:val="-1"/>
-        </w:rPr>
-        <w:t xml:space="preserve"> </w:t>
-      </w:r>
-      <w:r>
-        <w:t>to</w:t>
-      </w:r>
-      <w:r>
-        <w:rPr>
-          <w:spacing w:val="-1"/>
-        </w:rPr>
-        <w:t xml:space="preserve"> </w:t>
-      </w:r>
-      <w:r>
-        <w:t>meeting</w:t>
-      </w:r>
-      <w:r>
-        <w:rPr>
-          <w:spacing w:val="-1"/>
-        </w:rPr>
-        <w:t xml:space="preserve"> </w:t>
-      </w:r>
-      <w:r>
-        <w:t xml:space="preserve">a specific business objective. When gathering </w:t>
-      </w:r>
-      <w:proofErr w:type="gramStart"/>
-      <w:r>
-        <w:t>requirements</w:t>
-      </w:r>
-      <w:proofErr w:type="gramEnd"/>
-      <w:r>
-        <w:t xml:space="preserve"> it is most useful to consider</w:t>
-      </w:r>
-      <w:r>
-        <w:rPr>
-          <w:spacing w:val="-2"/>
-        </w:rPr>
-        <w:t xml:space="preserve"> </w:t>
-      </w:r>
-      <w:r>
-        <w:t>roles</w:t>
-      </w:r>
-      <w:r>
-        <w:rPr>
-          <w:spacing w:val="-2"/>
-        </w:rPr>
-        <w:t xml:space="preserve"> </w:t>
-      </w:r>
-      <w:r>
-        <w:t>since</w:t>
-      </w:r>
-      <w:r>
-        <w:rPr>
-          <w:spacing w:val="-2"/>
-        </w:rPr>
-        <w:t xml:space="preserve"> </w:t>
-      </w:r>
-      <w:r>
-        <w:t>you</w:t>
-      </w:r>
-      <w:r>
-        <w:rPr>
-          <w:spacing w:val="-2"/>
-        </w:rPr>
-        <w:t xml:space="preserve"> </w:t>
-      </w:r>
-      <w:r>
-        <w:t>will</w:t>
-      </w:r>
-      <w:r>
-        <w:rPr>
-          <w:spacing w:val="-2"/>
-        </w:rPr>
-        <w:t xml:space="preserve"> </w:t>
-      </w:r>
-      <w:r>
-        <w:t>want</w:t>
-      </w:r>
-      <w:r>
-        <w:rPr>
-          <w:spacing w:val="-2"/>
-        </w:rPr>
-        <w:t xml:space="preserve"> </w:t>
-      </w:r>
-      <w:r>
-        <w:t>to</w:t>
-      </w:r>
-      <w:r>
-        <w:rPr>
-          <w:spacing w:val="-2"/>
-        </w:rPr>
-        <w:t xml:space="preserve"> </w:t>
-      </w:r>
-      <w:r>
-        <w:t>focus</w:t>
-      </w:r>
-      <w:r>
-        <w:rPr>
-          <w:spacing w:val="-2"/>
-        </w:rPr>
-        <w:t xml:space="preserve"> </w:t>
-      </w:r>
-      <w:r>
-        <w:t>only</w:t>
-      </w:r>
-      <w:r>
-        <w:rPr>
-          <w:spacing w:val="-2"/>
-        </w:rPr>
-        <w:t xml:space="preserve"> </w:t>
-      </w:r>
-      <w:r>
-        <w:t>on</w:t>
-      </w:r>
-      <w:r>
-        <w:rPr>
-          <w:spacing w:val="-2"/>
-        </w:rPr>
-        <w:t xml:space="preserve"> </w:t>
-      </w:r>
-      <w:r>
-        <w:t>those</w:t>
-      </w:r>
-      <w:r>
-        <w:rPr>
-          <w:spacing w:val="-2"/>
-        </w:rPr>
-        <w:t xml:space="preserve"> </w:t>
-      </w:r>
-      <w:r>
-        <w:t>business</w:t>
-      </w:r>
-      <w:r>
-        <w:rPr>
-          <w:spacing w:val="-2"/>
-        </w:rPr>
-        <w:t xml:space="preserve"> </w:t>
-      </w:r>
-      <w:r>
-        <w:t>objectives</w:t>
-      </w:r>
-      <w:r>
-        <w:rPr>
-          <w:spacing w:val="-2"/>
-        </w:rPr>
-        <w:t xml:space="preserve"> </w:t>
-      </w:r>
-      <w:r>
-        <w:t>that are relevant to your application.</w:t>
-      </w:r>
-    </w:p>
-    <w:p>
-      <w:pPr>
-        <w:pStyle w:val="Heading3"/>
-        <w:spacing w:before="204" w:line="259" w:lineRule="auto"/>
-      </w:pPr>
-      <w:r>
-        <w:t>For each role you need to list the tasks that involve the use of your system (directly</w:t>
-      </w:r>
-      <w:r>
-        <w:rPr>
-          <w:spacing w:val="-5"/>
-        </w:rPr>
-        <w:t xml:space="preserve"> </w:t>
-      </w:r>
-      <w:r>
-        <w:t>or</w:t>
-      </w:r>
-      <w:r>
-        <w:rPr>
-          <w:spacing w:val="-5"/>
-        </w:rPr>
-        <w:t xml:space="preserve"> </w:t>
-      </w:r>
-      <w:r>
-        <w:t>indirectly).</w:t>
-      </w:r>
-      <w:r>
-        <w:rPr>
-          <w:spacing w:val="-5"/>
-        </w:rPr>
-        <w:t xml:space="preserve"> </w:t>
-      </w:r>
-      <w:r>
-        <w:t>You</w:t>
-      </w:r>
-      <w:r>
-        <w:rPr>
-          <w:spacing w:val="-5"/>
-        </w:rPr>
-        <w:t xml:space="preserve"> </w:t>
-      </w:r>
-      <w:r>
-        <w:t>also</w:t>
-      </w:r>
-      <w:r>
-        <w:rPr>
-          <w:spacing w:val="-5"/>
-        </w:rPr>
-        <w:t xml:space="preserve"> </w:t>
-      </w:r>
-      <w:r>
-        <w:t>need</w:t>
-      </w:r>
-      <w:r>
-        <w:rPr>
-          <w:spacing w:val="-5"/>
-        </w:rPr>
-        <w:t xml:space="preserve"> </w:t>
-      </w:r>
-      <w:r>
-        <w:t>to</w:t>
-      </w:r>
-      <w:r>
-        <w:rPr>
-          <w:spacing w:val="-5"/>
-        </w:rPr>
-        <w:t xml:space="preserve"> </w:t>
-      </w:r>
-      <w:r>
-        <w:t>describe</w:t>
-      </w:r>
-      <w:r>
-        <w:rPr>
-          <w:spacing w:val="-5"/>
-        </w:rPr>
-        <w:t xml:space="preserve"> </w:t>
-      </w:r>
-      <w:r>
-        <w:t>the</w:t>
-      </w:r>
-      <w:r>
-        <w:rPr>
-          <w:spacing w:val="-5"/>
-        </w:rPr>
-        <w:t xml:space="preserve"> </w:t>
-      </w:r>
-      <w:r>
-        <w:t>relationships</w:t>
-      </w:r>
-      <w:r>
-        <w:rPr>
-          <w:spacing w:val="-5"/>
-        </w:rPr>
-        <w:t xml:space="preserve"> </w:t>
-      </w:r>
-      <w:r>
-        <w:t>among</w:t>
-      </w:r>
-      <w:r>
-        <w:rPr>
-          <w:spacing w:val="-5"/>
-        </w:rPr>
-        <w:t xml:space="preserve"> </w:t>
-      </w:r>
-      <w:r>
-        <w:t>the tasks</w:t>
-      </w:r>
-      <w:r>
-        <w:rPr>
-          <w:spacing w:val="-7"/>
-        </w:rPr>
-        <w:t xml:space="preserve"> </w:t>
-      </w:r>
-      <w:r>
-        <w:t>for</w:t>
-      </w:r>
-      <w:r>
-        <w:rPr>
-          <w:spacing w:val="-7"/>
-        </w:rPr>
-        <w:t xml:space="preserve"> </w:t>
-      </w:r>
-      <w:r>
-        <w:t>each</w:t>
-      </w:r>
-      <w:r>
-        <w:rPr>
-          <w:spacing w:val="-7"/>
-        </w:rPr>
-        <w:t xml:space="preserve"> </w:t>
-      </w:r>
-      <w:r>
-        <w:t>individual</w:t>
-      </w:r>
-      <w:r>
-        <w:rPr>
-          <w:spacing w:val="-7"/>
-        </w:rPr>
-        <w:t xml:space="preserve"> </w:t>
-      </w:r>
-      <w:r>
-        <w:t>user</w:t>
-      </w:r>
-      <w:r>
-        <w:rPr>
-          <w:spacing w:val="-7"/>
-        </w:rPr>
-        <w:t xml:space="preserve"> </w:t>
-      </w:r>
-      <w:r>
-        <w:t>role</w:t>
-      </w:r>
-      <w:r>
-        <w:rPr>
-          <w:spacing w:val="-7"/>
-        </w:rPr>
-        <w:t xml:space="preserve"> </w:t>
-      </w:r>
-      <w:r>
-        <w:t>and</w:t>
-      </w:r>
-      <w:r>
-        <w:rPr>
-          <w:spacing w:val="-7"/>
-        </w:rPr>
-        <w:t xml:space="preserve"> </w:t>
-      </w:r>
-      <w:r>
-        <w:t>the</w:t>
-      </w:r>
-      <w:r>
-        <w:rPr>
-          <w:spacing w:val="-7"/>
-        </w:rPr>
-        <w:t xml:space="preserve"> </w:t>
-      </w:r>
-      <w:r>
-        <w:t>hand-offs</w:t>
-      </w:r>
-      <w:r>
-        <w:rPr>
-          <w:spacing w:val="-7"/>
-        </w:rPr>
-        <w:t xml:space="preserve"> </w:t>
-      </w:r>
-      <w:r>
-        <w:t>from</w:t>
-      </w:r>
-      <w:r>
-        <w:rPr>
-          <w:spacing w:val="-7"/>
-        </w:rPr>
-        <w:t xml:space="preserve"> </w:t>
-      </w:r>
-      <w:r>
-        <w:t>one</w:t>
-      </w:r>
-      <w:r>
-        <w:rPr>
-          <w:spacing w:val="-7"/>
-        </w:rPr>
-        <w:t xml:space="preserve"> </w:t>
-      </w:r>
-      <w:r>
-        <w:t>role</w:t>
-      </w:r>
-      <w:r>
-        <w:rPr>
-          <w:spacing w:val="-7"/>
-        </w:rPr>
-        <w:t xml:space="preserve"> </w:t>
-      </w:r>
-      <w:r>
-        <w:t>to</w:t>
-      </w:r>
-      <w:r>
-        <w:rPr>
-          <w:spacing w:val="-7"/>
-        </w:rPr>
-        <w:t xml:space="preserve"> </w:t>
-      </w:r>
-      <w:r>
-        <w:t>another. This is usually represented as a workflow diagram.</w:t>
-      </w:r>
-    </w:p>
-    <w:p>
-      <w:pPr>
-        <w:pStyle w:val="Heading3"/>
-        <w:spacing w:line="259" w:lineRule="auto"/>
-        <w:ind w:right="1032"/>
-        <w:jc w:val="both"/>
-      </w:pPr>
-      <w:r>
-        <w:t>Consider</w:t>
-      </w:r>
-      <w:r>
-        <w:rPr>
-          <w:spacing w:val="-11"/>
-        </w:rPr>
-        <w:t xml:space="preserve"> </w:t>
-      </w:r>
-      <w:r>
-        <w:t>time</w:t>
-      </w:r>
-      <w:r>
-        <w:rPr>
-          <w:spacing w:val="-1"/>
-        </w:rPr>
-        <w:t xml:space="preserve"> </w:t>
-      </w:r>
-      <w:r>
-        <w:t>in</w:t>
-      </w:r>
-      <w:r>
-        <w:rPr>
-          <w:spacing w:val="-1"/>
-        </w:rPr>
-        <w:t xml:space="preserve"> </w:t>
-      </w:r>
-      <w:r>
-        <w:t>describing</w:t>
-      </w:r>
-      <w:r>
-        <w:rPr>
-          <w:spacing w:val="-1"/>
-        </w:rPr>
-        <w:t xml:space="preserve"> </w:t>
-      </w:r>
-      <w:r>
-        <w:t>tasks</w:t>
-      </w:r>
-      <w:r>
-        <w:rPr>
-          <w:spacing w:val="-1"/>
-        </w:rPr>
-        <w:t xml:space="preserve"> </w:t>
-      </w:r>
-      <w:r>
-        <w:t>and</w:t>
-      </w:r>
-      <w:r>
-        <w:rPr>
-          <w:spacing w:val="-1"/>
-        </w:rPr>
-        <w:t xml:space="preserve"> </w:t>
-      </w:r>
-      <w:r>
-        <w:t>their</w:t>
-      </w:r>
-      <w:r>
-        <w:rPr>
-          <w:spacing w:val="-1"/>
-        </w:rPr>
-        <w:t xml:space="preserve"> </w:t>
-      </w:r>
-      <w:r>
-        <w:t>relationships</w:t>
-      </w:r>
-      <w:r>
-        <w:rPr>
-          <w:spacing w:val="-1"/>
-        </w:rPr>
-        <w:t xml:space="preserve"> </w:t>
-      </w:r>
-      <w:r>
-        <w:t>–</w:t>
-      </w:r>
-      <w:r>
-        <w:rPr>
-          <w:spacing w:val="-14"/>
-        </w:rPr>
-        <w:t xml:space="preserve"> </w:t>
-      </w:r>
-      <w:r>
-        <w:t>different</w:t>
-      </w:r>
-      <w:r>
-        <w:rPr>
-          <w:spacing w:val="-1"/>
-        </w:rPr>
-        <w:t xml:space="preserve"> </w:t>
-      </w:r>
-      <w:r>
-        <w:t>sets</w:t>
-      </w:r>
-      <w:r>
-        <w:rPr>
-          <w:spacing w:val="-1"/>
-        </w:rPr>
-        <w:t xml:space="preserve"> </w:t>
-      </w:r>
-      <w:r>
-        <w:t>of</w:t>
-      </w:r>
-      <w:r>
-        <w:rPr>
-          <w:spacing w:val="-1"/>
-        </w:rPr>
-        <w:t xml:space="preserve"> </w:t>
-      </w:r>
-      <w:r>
-        <w:t>tasks may be performed at different times (daily, monthly, etc.) and several workflow diagrams may be needed.</w:t>
-      </w:r>
-    </w:p>
-    <w:p>
-      <w:pPr>
-        <w:pStyle w:val="Heading3"/>
-        <w:spacing w:line="259" w:lineRule="auto"/>
-        <w:ind w:right="945"/>
-      </w:pPr>
-      <w:r>
-        <w:t>Once you have written the Objectives, Business Process,</w:t>
-      </w:r>
-      <w:r>
-        <w:rPr>
-          <w:spacing w:val="80"/>
-        </w:rPr>
-        <w:t xml:space="preserve"> </w:t>
-      </w:r>
-      <w:r>
-        <w:t>and the User Roles</w:t>
-      </w:r>
-      <w:r>
-        <w:rPr>
-          <w:spacing w:val="40"/>
-        </w:rPr>
-        <w:t xml:space="preserve"> </w:t>
-      </w:r>
-      <w:r>
-        <w:t>and</w:t>
-      </w:r>
-      <w:r>
-        <w:rPr>
-          <w:spacing w:val="-1"/>
-        </w:rPr>
-        <w:t xml:space="preserve"> </w:t>
-      </w:r>
-      <w:r>
-        <w:t>Responsibilities</w:t>
-      </w:r>
-      <w:r>
-        <w:rPr>
-          <w:spacing w:val="-1"/>
-        </w:rPr>
-        <w:t xml:space="preserve"> </w:t>
-      </w:r>
-      <w:r>
-        <w:t>sections,</w:t>
-      </w:r>
-      <w:r>
-        <w:rPr>
-          <w:spacing w:val="-1"/>
-        </w:rPr>
-        <w:t xml:space="preserve"> </w:t>
-      </w:r>
-      <w:r>
-        <w:t>give</w:t>
-      </w:r>
-      <w:r>
-        <w:rPr>
-          <w:spacing w:val="-1"/>
-        </w:rPr>
-        <w:t xml:space="preserve"> </w:t>
-      </w:r>
-      <w:r>
-        <w:t>them</w:t>
-      </w:r>
-      <w:r>
-        <w:rPr>
-          <w:spacing w:val="-1"/>
-        </w:rPr>
-        <w:t xml:space="preserve"> </w:t>
-      </w:r>
-      <w:r>
-        <w:t>to</w:t>
-      </w:r>
-      <w:r>
-        <w:rPr>
-          <w:spacing w:val="-1"/>
-        </w:rPr>
-        <w:t xml:space="preserve"> </w:t>
-      </w:r>
-      <w:r>
-        <w:t>the</w:t>
-      </w:r>
-      <w:r>
-        <w:rPr>
-          <w:spacing w:val="-1"/>
-        </w:rPr>
-        <w:t xml:space="preserve"> </w:t>
-      </w:r>
-      <w:r>
-        <w:t>business</w:t>
-      </w:r>
-      <w:r>
-        <w:rPr>
-          <w:spacing w:val="-1"/>
-        </w:rPr>
-        <w:t xml:space="preserve"> </w:t>
-      </w:r>
-      <w:r>
-        <w:t>expert</w:t>
-      </w:r>
-      <w:r>
-        <w:rPr>
-          <w:spacing w:val="-1"/>
-        </w:rPr>
-        <w:t xml:space="preserve"> </w:t>
-      </w:r>
-      <w:r>
-        <w:t>to</w:t>
-      </w:r>
-      <w:r>
-        <w:rPr>
-          <w:spacing w:val="-1"/>
-        </w:rPr>
-        <w:t xml:space="preserve"> </w:t>
-      </w:r>
-      <w:r>
-        <w:t>read.</w:t>
-      </w:r>
-      <w:r>
-        <w:rPr>
-          <w:spacing w:val="-1"/>
-        </w:rPr>
-        <w:t xml:space="preserve"> </w:t>
-      </w:r>
-      <w:r>
-        <w:t>If</w:t>
-      </w:r>
-      <w:r>
-        <w:rPr>
-          <w:spacing w:val="-1"/>
-        </w:rPr>
-        <w:t xml:space="preserve"> </w:t>
-      </w:r>
-      <w:r>
-        <w:t>you</w:t>
-      </w:r>
-      <w:r>
-        <w:rPr>
-          <w:spacing w:val="-1"/>
-        </w:rPr>
-        <w:t xml:space="preserve"> </w:t>
-      </w:r>
-      <w:r>
-        <w:t xml:space="preserve">and he agree on what’s written, congratulations! You are well on your way to understanding what </w:t>
-      </w:r>
-      <w:r>
-        <w:t>needs</w:t>
-      </w:r>
-      <w:r>
-        <w:t xml:space="preserve"> to be done.</w:t>
-      </w:r>
+      <w:pPr/>
+    </w:p>
+    <w:p>
+      <w:pPr/>
+      <w:r>
+        <w:t>There is one user role (the person running the program) and two project roles (the developers and the instructor).</w:t>
+      </w:r>
+    </w:p>
+    <w:p>
+      <w:pPr/>
+    </w:p>
+    <w:p>
+      <w:pPr>
+        <w:pStyle w:val="Heading4"/>
+      </w:pPr>
+      <w:r>
+        <w:t>User (the person running the program)</w:t>
+      </w:r>
+    </w:p>
+    <w:p>
+      <w:pPr/>
+    </w:p>
+    <w:p>
+      <w:pPr>
+        <w:pStyle w:val="ListParagraph"/>
+      </w:pPr>
+      <w:r>
+        <w:t>What they do: start the simulator, load the program, type in eight numbers, look at the sorted output, close the simulator.</w:t>
+      </w:r>
+    </w:p>
+    <w:p>
+      <w:pPr>
+        <w:pStyle w:val="ListParagraph"/>
+      </w:pPr>
+      <w:r>
+        <w:t>How often: once per run. The program is short and can be run again easily.</w:t>
+      </w:r>
+    </w:p>
+    <w:p>
+      <w:pPr>
+        <w:pStyle w:val="ListParagraph"/>
+      </w:pPr>
+      <w:r>
+        <w:t>Input: eight whole numbers between 0 and 100, typed in as digits.</w:t>
+      </w:r>
+    </w:p>
+    <w:p>
+      <w:pPr>
+        <w:pStyle w:val="ListParagraph"/>
+      </w:pPr>
+      <w:r>
+        <w:t>Output: the prompt asking for numbers, and the sorted list printed to the console.</w:t>
+      </w:r>
+    </w:p>
+    <w:p>
+      <w:pPr/>
+    </w:p>
+    <w:p>
+      <w:pPr>
+        <w:pStyle w:val="Heading4"/>
+      </w:pPr>
+      <w:r>
+        <w:t>Developers (Samuel Gerungan and Tyla Robertson)</w:t>
+      </w:r>
+    </w:p>
+    <w:p>
+      <w:pPr/>
+    </w:p>
+    <w:p>
+      <w:pPr>
+        <w:pStyle w:val="ListParagraph"/>
+      </w:pPr>
+      <w:r>
+        <w:t>What we do: design the program (objectives, pseudocode, flowchart), write the LC-3 code, assemble and test it, fix bugs, write comments and documentation, and submit the project.</w:t>
+      </w:r>
+    </w:p>
+    <w:p>
+      <w:pPr>
+        <w:pStyle w:val="ListParagraph"/>
+      </w:pPr>
+      <w:r>
+        <w:t>Submission: each of us submits the documentation; the source code is shared through our team git repository.</w:t>
+      </w:r>
+    </w:p>
+    <w:p>
+      <w:pPr>
+        <w:pStyle w:val="ListParagraph"/>
+      </w:pPr>
+      <w:r>
+        <w:t>How we have split the work so far: Samuel is writing the project documentation, and Tyla is writing the pseudocode and drawing the flowchart. The LC-3 source code in Part 3 will be split between us, with details recorded in the Team Sign Up document.</w:t>
+      </w:r>
+    </w:p>
+    <w:p>
+      <w:pPr/>
+    </w:p>
+    <w:p>
+      <w:pPr>
+        <w:pStyle w:val="Heading4"/>
+      </w:pPr>
+      <w:r>
+        <w:t>Instructor (Kasey Nguyen, PhD)</w:t>
+      </w:r>
+    </w:p>
+    <w:p>
+      <w:pPr/>
+    </w:p>
+    <w:p>
+      <w:pPr>
+        <w:pStyle w:val="ListParagraph"/>
+      </w:pPr>
+      <w:r>
+        <w:t>What she does: reads the documentation, grades the program, and gives us feedback we can use to revise.</w:t>
+      </w:r>
+    </w:p>
+    <w:p>
+      <w:pPr/>
     </w:p>
     <w:p>
       <w:pPr>
@@ -2695,206 +983,74 @@
       </w:pPr>
     </w:p>
     <w:p>
-      <w:pPr>
-        <w:pStyle w:val="Heading3"/>
-        <w:spacing w:before="1"/>
-        <w:ind w:right="0"/>
-      </w:pPr>
-      <w:r>
-        <w:t>In</w:t>
-      </w:r>
-      <w:r>
-        <w:rPr>
-          <w:spacing w:val="-2"/>
-        </w:rPr>
-        <w:t xml:space="preserve"> </w:t>
-      </w:r>
-      <w:r>
-        <w:t>this</w:t>
-      </w:r>
-      <w:r>
-        <w:rPr>
-          <w:spacing w:val="-2"/>
-        </w:rPr>
-        <w:t xml:space="preserve"> </w:t>
-      </w:r>
-      <w:r>
-        <w:t>section</w:t>
-      </w:r>
-      <w:r>
-        <w:rPr>
-          <w:spacing w:val="-2"/>
-        </w:rPr>
-        <w:t xml:space="preserve"> </w:t>
-      </w:r>
-      <w:r>
-        <w:t>you</w:t>
-      </w:r>
-      <w:r>
-        <w:rPr>
-          <w:spacing w:val="-2"/>
-        </w:rPr>
-        <w:t xml:space="preserve"> </w:t>
-      </w:r>
-      <w:r>
-        <w:t>describe</w:t>
-      </w:r>
-      <w:r>
-        <w:rPr>
-          <w:spacing w:val="-2"/>
-        </w:rPr>
-        <w:t xml:space="preserve"> </w:t>
-      </w:r>
-      <w:r>
-        <w:t>the</w:t>
-      </w:r>
-      <w:r>
-        <w:rPr>
-          <w:spacing w:val="-2"/>
-        </w:rPr>
-        <w:t xml:space="preserve"> </w:t>
-      </w:r>
-      <w:r>
-        <w:t>strategy</w:t>
-      </w:r>
-      <w:r>
-        <w:rPr>
-          <w:spacing w:val="-2"/>
-        </w:rPr>
-        <w:t xml:space="preserve"> </w:t>
-      </w:r>
-      <w:r>
-        <w:t>for</w:t>
-      </w:r>
-      <w:r>
-        <w:rPr>
-          <w:spacing w:val="-2"/>
-        </w:rPr>
-        <w:t xml:space="preserve"> </w:t>
-      </w:r>
-      <w:r>
-        <w:t>production</w:t>
-      </w:r>
-      <w:r>
-        <w:rPr>
-          <w:spacing w:val="-2"/>
-        </w:rPr>
-        <w:t xml:space="preserve"> rollout.</w:t>
-      </w:r>
-    </w:p>
-    <w:p>
-      <w:pPr>
-        <w:pStyle w:val="Heading3"/>
-        <w:spacing w:before="222" w:line="259" w:lineRule="auto"/>
-        <w:ind w:right="966"/>
-        <w:jc w:val="both"/>
-      </w:pPr>
-      <w:r>
-        <w:t>In addition, either this section, or an appendix in the requirements document, or a</w:t>
-      </w:r>
-      <w:r>
-        <w:rPr>
-          <w:spacing w:val="-1"/>
-        </w:rPr>
-        <w:t xml:space="preserve"> </w:t>
-      </w:r>
-      <w:r>
-        <w:t>separate</w:t>
-      </w:r>
-      <w:r>
-        <w:rPr>
-          <w:spacing w:val="-1"/>
-        </w:rPr>
-        <w:t xml:space="preserve"> </w:t>
-      </w:r>
-      <w:r>
-        <w:t>document</w:t>
-      </w:r>
-      <w:r>
-        <w:rPr>
-          <w:spacing w:val="-1"/>
-        </w:rPr>
-        <w:t xml:space="preserve"> </w:t>
-      </w:r>
-      <w:r>
-        <w:t>should</w:t>
-      </w:r>
-      <w:r>
-        <w:rPr>
-          <w:spacing w:val="-1"/>
-        </w:rPr>
-        <w:t xml:space="preserve"> </w:t>
-      </w:r>
-      <w:r>
-        <w:t>include</w:t>
-      </w:r>
-      <w:r>
-        <w:rPr>
-          <w:spacing w:val="-1"/>
-        </w:rPr>
-        <w:t xml:space="preserve"> </w:t>
-      </w:r>
-      <w:r>
-        <w:t>the</w:t>
-      </w:r>
-      <w:r>
-        <w:rPr>
-          <w:spacing w:val="-1"/>
-        </w:rPr>
-        <w:t xml:space="preserve"> </w:t>
-      </w:r>
-      <w:r>
-        <w:t>discussion</w:t>
-      </w:r>
-      <w:r>
-        <w:rPr>
-          <w:spacing w:val="-1"/>
-        </w:rPr>
-        <w:t xml:space="preserve"> </w:t>
-      </w:r>
-      <w:r>
-        <w:t>of</w:t>
-      </w:r>
-      <w:r>
-        <w:rPr>
-          <w:spacing w:val="-1"/>
-        </w:rPr>
-        <w:t xml:space="preserve"> </w:t>
-      </w:r>
-      <w:r>
-        <w:t>populating</w:t>
-      </w:r>
-      <w:r>
-        <w:rPr>
-          <w:spacing w:val="-1"/>
-        </w:rPr>
-        <w:t xml:space="preserve"> </w:t>
-      </w:r>
-      <w:r>
-        <w:t>the</w:t>
-      </w:r>
-      <w:r>
-        <w:rPr>
-          <w:spacing w:val="-1"/>
-        </w:rPr>
-        <w:t xml:space="preserve"> </w:t>
-      </w:r>
-      <w:r>
-        <w:t>system</w:t>
-      </w:r>
-      <w:r>
-        <w:rPr>
-          <w:spacing w:val="-1"/>
-        </w:rPr>
-        <w:t xml:space="preserve"> </w:t>
-      </w:r>
-      <w:r>
-        <w:t xml:space="preserve">data </w:t>
-      </w:r>
-      <w:r>
-        <w:lastRenderedPageBreak/>
-        <w:t>for rollout and the discussion of the expected data and transaction volume.</w:t>
-      </w:r>
+      <w:pPr/>
+    </w:p>
+    <w:p>
+      <w:pPr/>
+      <w:r>
+        <w:t>The project is turned in across three parts, following the course schedule. There is no earlier version of the program that we need to switch users away from.</w:t>
+      </w:r>
+    </w:p>
+    <w:p>
+      <w:pPr/>
+    </w:p>
+    <w:p>
+      <w:pPr>
+        <w:pStyle w:val="Heading4"/>
+      </w:pPr>
+      <w:r>
+        <w:t>Project parts</w:t>
+      </w:r>
+    </w:p>
+    <w:p>
+      <w:pPr/>
+    </w:p>
+    <w:p>
+      <w:pPr>
+        <w:pStyle w:val="ListParagraph"/>
+      </w:pPr>
+      <w:r>
+        <w:t>Part 1 -- Documentation. Submit this project documentation and the Team Sign Up document. Each team member uploads the documentation on their own.</w:t>
+      </w:r>
+    </w:p>
+    <w:p>
+      <w:pPr>
+        <w:pStyle w:val="ListParagraph"/>
+      </w:pPr>
+      <w:r>
+        <w:t>Part 2 -- Details to be confirmed with the instructor.</w:t>
+      </w:r>
+    </w:p>
+    <w:p>
+      <w:pPr>
+        <w:pStyle w:val="ListParagraph"/>
+      </w:pPr>
+      <w:r>
+        <w:t>Part 3 -- Build and test. Submit the LC-3 source code, assembled and tested, along with the result of the acceptance test described in the Scope section.</w:t>
+      </w:r>
+    </w:p>
+    <w:p>
+      <w:pPr/>
+    </w:p>
+    <w:p>
+      <w:pPr>
+        <w:pStyle w:val="Heading4"/>
+      </w:pPr>
+      <w:r>
+        <w:t>Data and run size</w:t>
+      </w:r>
+    </w:p>
+    <w:p>
+      <w:pPr/>
+    </w:p>
+    <w:p>
+      <w:pPr/>
+      <w:r>
+        <w:t>The program handles eight 16-bit numbers per run and works as fast as the user can type. Nothing is saved between runs. The program fits easily in the LC-3 user memory starting at x3000.</w:t>
+      </w:r>
+    </w:p>
+    <w:p>
+      <w:pPr/>
     </w:p>
     <w:p>
       <w:pPr>
@@ -2921,176 +1077,6 @@
     </w:p>
     <w:p>
       <w:pPr>
-        <w:pStyle w:val="Heading3"/>
-        <w:spacing w:before="0" w:line="259" w:lineRule="auto"/>
-        <w:ind w:right="1201"/>
-      </w:pPr>
-      <w:r>
-        <w:t xml:space="preserve">In this section you define the business terms used in the requirements </w:t>
-      </w:r>
-      <w:r>
-        <w:rPr>
-          <w:spacing w:val="-2"/>
-        </w:rPr>
-        <w:t>document.</w:t>
-      </w:r>
-    </w:p>
-    <w:p>
-      <w:pPr>
-        <w:pStyle w:val="Heading3"/>
-        <w:spacing w:before="202" w:line="259" w:lineRule="auto"/>
-        <w:ind w:right="1006"/>
-      </w:pPr>
-      <w:r>
-        <w:t>You</w:t>
-      </w:r>
-      <w:r>
-        <w:rPr>
-          <w:spacing w:val="-1"/>
-        </w:rPr>
-        <w:t xml:space="preserve"> </w:t>
-      </w:r>
-      <w:r>
-        <w:t>should</w:t>
-      </w:r>
-      <w:r>
-        <w:rPr>
-          <w:spacing w:val="-1"/>
-        </w:rPr>
-        <w:t xml:space="preserve"> </w:t>
-      </w:r>
-      <w:r>
-        <w:t>include</w:t>
-      </w:r>
-      <w:r>
-        <w:rPr>
-          <w:spacing w:val="-1"/>
-        </w:rPr>
-        <w:t xml:space="preserve"> </w:t>
-      </w:r>
-      <w:r>
-        <w:t>this</w:t>
-      </w:r>
-      <w:r>
-        <w:rPr>
-          <w:spacing w:val="-1"/>
-        </w:rPr>
-        <w:t xml:space="preserve"> </w:t>
-      </w:r>
-      <w:r>
-        <w:t>section</w:t>
-      </w:r>
-      <w:r>
-        <w:rPr>
-          <w:spacing w:val="-1"/>
-        </w:rPr>
-        <w:t xml:space="preserve"> </w:t>
-      </w:r>
-      <w:r>
-        <w:t>even</w:t>
-      </w:r>
-      <w:r>
-        <w:rPr>
-          <w:spacing w:val="-1"/>
-        </w:rPr>
-        <w:t xml:space="preserve"> </w:t>
-      </w:r>
-      <w:r>
-        <w:t>if</w:t>
-      </w:r>
-      <w:r>
-        <w:rPr>
-          <w:spacing w:val="-1"/>
-        </w:rPr>
-        <w:t xml:space="preserve"> </w:t>
-      </w:r>
-      <w:r>
-        <w:t>at</w:t>
-      </w:r>
-      <w:r>
-        <w:rPr>
-          <w:spacing w:val="-1"/>
-        </w:rPr>
-        <w:t xml:space="preserve"> </w:t>
-      </w:r>
-      <w:r>
-        <w:t>first</w:t>
-      </w:r>
-      <w:r>
-        <w:rPr>
-          <w:spacing w:val="-1"/>
-        </w:rPr>
-        <w:t xml:space="preserve"> </w:t>
-      </w:r>
-      <w:r>
-        <w:t>it</w:t>
-      </w:r>
-      <w:r>
-        <w:rPr>
-          <w:spacing w:val="-1"/>
-        </w:rPr>
-        <w:t xml:space="preserve"> </w:t>
-      </w:r>
-      <w:r>
-        <w:t>seems</w:t>
-      </w:r>
-      <w:r>
-        <w:rPr>
-          <w:spacing w:val="-1"/>
-        </w:rPr>
-        <w:t xml:space="preserve"> </w:t>
-      </w:r>
-      <w:r>
-        <w:t>like</w:t>
-      </w:r>
-      <w:r>
-        <w:rPr>
-          <w:spacing w:val="-1"/>
-        </w:rPr>
-        <w:t xml:space="preserve"> </w:t>
-      </w:r>
-      <w:r>
-        <w:t>a</w:t>
-      </w:r>
-      <w:r>
-        <w:rPr>
-          <w:spacing w:val="-1"/>
-        </w:rPr>
-        <w:t xml:space="preserve"> </w:t>
-      </w:r>
-      <w:r>
-        <w:t>waste</w:t>
-      </w:r>
-      <w:r>
-        <w:rPr>
-          <w:spacing w:val="-1"/>
-        </w:rPr>
-        <w:t xml:space="preserve"> </w:t>
-      </w:r>
-      <w:r>
-        <w:t>of</w:t>
-      </w:r>
-      <w:r>
-        <w:rPr>
-          <w:spacing w:val="-1"/>
-        </w:rPr>
-        <w:t xml:space="preserve"> </w:t>
-      </w:r>
-      <w:r>
-        <w:t>everyone’s time. Once you show it to people you may be surprised to learn that not</w:t>
-      </w:r>
-      <w:r>
-        <w:rPr>
-          <w:spacing w:val="40"/>
-        </w:rPr>
-        <w:t xml:space="preserve"> </w:t>
-      </w:r>
-      <w:r>
-        <w:t>everyone understood the terms the same way after all!</w:t>
-      </w:r>
-    </w:p>
-    <w:p>
-      <w:pPr>
         <w:pStyle w:val="BodyText"/>
         <w:rPr>
           <w:i/>
@@ -3107,6 +1093,125 @@
           <w:sz w:val="22"/>
         </w:rPr>
       </w:pPr>
+    </w:p>
+    <w:p>
+      <w:pPr/>
+    </w:p>
+    <w:p>
+      <w:pPr/>
+      <w:r>
+        <w:t>Short definitions for the technical terms used in this document.</w:t>
+      </w:r>
+    </w:p>
+    <w:p>
+      <w:pPr/>
+    </w:p>
+    <w:p>
+      <w:pPr>
+        <w:pStyle w:val="ListParagraph"/>
+      </w:pPr>
+      <w:r>
+        <w:t>LC-3 -- 'Little Computer 3', the 16-bit instruction-set architecture used as the teaching platform in CIS 11. Eight general-purpose registers (R0-R7), 16-bit memory addressing, a small instruction set, and the assembler directives .ORIG, .FILL, .BLKW, .STRINGZ, .END.</w:t>
+      </w:r>
+    </w:p>
+    <w:p>
+      <w:pPr>
+        <w:pStyle w:val="ListParagraph"/>
+      </w:pPr>
+      <w:r>
+        <w:t>Bubble sort -- a comparison-based sorting algorithm in which each pair of adjacent elements is compared and swapped if out of order, the pass repeating until no swaps occur. Worst-case and average time complexity O(n^2).</w:t>
+      </w:r>
+    </w:p>
+    <w:p>
+      <w:pPr>
+        <w:pStyle w:val="ListParagraph"/>
+      </w:pPr>
+      <w:r>
+        <w:t>Origination address -- the starting memory address at which the program is loaded and begins execution, specified via .ORIG. The program uses x3000, the conventional LC-3 user-program origin.</w:t>
+      </w:r>
+    </w:p>
+    <w:p>
+      <w:pPr>
+        <w:pStyle w:val="ListParagraph"/>
+      </w:pPr>
+      <w:r>
+        <w:t>Subroutine -- a callable block of code, invoked with JSR (which writes the return address into R7) and returned from with RET (which jumps to the address in R7).</w:t>
+      </w:r>
+    </w:p>
+    <w:p>
+      <w:pPr>
+        <w:pStyle w:val="ListParagraph"/>
+      </w:pPr>
+      <w:r>
+        <w:t>Stack -- a region of memory used for saving registers between subroutine calls. The LC-3 does not have a built-in stack, so the program manages one in software.</w:t>
+      </w:r>
+    </w:p>
+    <w:p>
+      <w:pPr>
+        <w:pStyle w:val="ListParagraph"/>
+      </w:pPr>
+      <w:r>
+        <w:t>PUSH / POP -- the two stack operations. PUSH writes a register value onto the stack; POP reads it back off.</w:t>
+      </w:r>
+    </w:p>
+    <w:p>
+      <w:pPr>
+        <w:pStyle w:val="ListParagraph"/>
+      </w:pPr>
+      <w:r>
+        <w:t>Save / restore -- saving a subroutine's working registers at the start (with PUSH) and restoring them before returning (with POP), so the main program's registers are not changed by the call.</w:t>
+      </w:r>
+    </w:p>
+    <w:p>
+      <w:pPr>
+        <w:pStyle w:val="ListParagraph"/>
+      </w:pPr>
+      <w:r>
+        <w:t>Pointer -- a register that holds the address of a memory location, used with LDR / STR (base + offset) for indirect access and array traversal.</w:t>
+      </w:r>
+    </w:p>
+    <w:p>
+      <w:pPr>
+        <w:pStyle w:val="ListParagraph"/>
+      </w:pPr>
+      <w:r>
+        <w:t>TRAP -- the LC-3 system-call mechanism. The trap vector selects a service routine: x20 GETC, x21 OUT, x22 PUTS, x25 HALT.</w:t>
+      </w:r>
+    </w:p>
+    <w:p>
+      <w:pPr>
+        <w:pStyle w:val="ListParagraph"/>
+      </w:pPr>
+      <w:r>
+        <w:t>ASCII -- character encoding used for console input and output. The digit characters '0'-'9' occupy code points x30-x39; integer-to-ASCII conversion is performed by adding x30, and ASCII-to-integer by subtracting it.</w:t>
+      </w:r>
+    </w:p>
+    <w:p>
+      <w:pPr>
+        <w:pStyle w:val="ListParagraph"/>
+      </w:pPr>
+      <w:r>
+        <w:t>Overflow -- a value that goes outside the allowed range, either because a number is too large to store or because the program tries to write past the end of the array.</w:t>
+      </w:r>
+    </w:p>
+    <w:p>
+      <w:pPr>
+        <w:pStyle w:val="ListParagraph"/>
+      </w:pPr>
+      <w:r>
+        <w:t>READNUM -- the subroutine responsible for reading one decimal number from the keyboard. Returns the parsed integer.</w:t>
+      </w:r>
+    </w:p>
+    <w:p>
+      <w:pPr>
+        <w:pStyle w:val="ListParagraph"/>
+      </w:pPr>
+      <w:r>
+        <w:t>PRINTNUM -- the subroutine responsible for printing one decimal number to the console. Emits each digit as an ASCII character.</w:t>
+      </w:r>
+    </w:p>
+    <w:p>
+      <w:pPr/>
     </w:p>
     <w:p>
       <w:pPr>
@@ -3243,127 +1348,6 @@
         <w:t>Requirements</w:t>
       </w:r>
     </w:p>
-    <w:p>
-      <w:pPr>
-        <w:pStyle w:val="Heading3"/>
-        <w:spacing w:before="207" w:line="259" w:lineRule="auto"/>
-        <w:ind w:right="919"/>
-      </w:pPr>
-      <w:r>
-        <w:t>This</w:t>
-      </w:r>
-      <w:r>
-        <w:rPr>
-          <w:spacing w:val="-3"/>
-        </w:rPr>
-        <w:t xml:space="preserve"> </w:t>
-      </w:r>
-      <w:r>
-        <w:t>part</w:t>
-      </w:r>
-      <w:r>
-        <w:rPr>
-          <w:spacing w:val="-3"/>
-        </w:rPr>
-        <w:t xml:space="preserve"> </w:t>
-      </w:r>
-      <w:r>
-        <w:t>of</w:t>
-      </w:r>
-      <w:r>
-        <w:rPr>
-          <w:spacing w:val="-3"/>
-        </w:rPr>
-        <w:t xml:space="preserve"> </w:t>
-      </w:r>
-      <w:r>
-        <w:t>the</w:t>
-      </w:r>
-      <w:r>
-        <w:rPr>
-          <w:spacing w:val="-3"/>
-        </w:rPr>
-        <w:t xml:space="preserve"> </w:t>
-      </w:r>
-      <w:r>
-        <w:t>requirements</w:t>
-      </w:r>
-      <w:r>
-        <w:rPr>
-          <w:spacing w:val="-3"/>
-        </w:rPr>
-        <w:t xml:space="preserve"> </w:t>
-      </w:r>
-      <w:r>
-        <w:t>document</w:t>
-      </w:r>
-      <w:r>
-        <w:rPr>
-          <w:spacing w:val="-3"/>
-        </w:rPr>
-        <w:t xml:space="preserve"> </w:t>
-      </w:r>
-      <w:r>
-        <w:t>states</w:t>
-      </w:r>
-      <w:r>
-        <w:rPr>
-          <w:spacing w:val="-3"/>
-        </w:rPr>
-        <w:t xml:space="preserve"> </w:t>
-      </w:r>
-      <w:r>
-        <w:t>in</w:t>
-      </w:r>
-      <w:r>
-        <w:rPr>
-          <w:spacing w:val="-3"/>
-        </w:rPr>
-        <w:t xml:space="preserve"> </w:t>
-      </w:r>
-      <w:r>
-        <w:t>a</w:t>
-      </w:r>
-      <w:r>
-        <w:rPr>
-          <w:spacing w:val="-3"/>
-        </w:rPr>
-        <w:t xml:space="preserve"> </w:t>
-      </w:r>
-      <w:r>
-        <w:t>detailed</w:t>
-      </w:r>
-      <w:r>
-        <w:rPr>
-          <w:spacing w:val="-3"/>
-        </w:rPr>
-        <w:t xml:space="preserve"> </w:t>
-      </w:r>
-      <w:r>
-        <w:t>and</w:t>
-      </w:r>
-      <w:r>
-        <w:rPr>
-          <w:spacing w:val="-3"/>
-        </w:rPr>
-        <w:t xml:space="preserve"> </w:t>
-      </w:r>
-      <w:r>
-        <w:t>precise</w:t>
-      </w:r>
-      <w:r>
-        <w:rPr>
-          <w:spacing w:val="-3"/>
-        </w:rPr>
-        <w:t xml:space="preserve"> </w:t>
-      </w:r>
-      <w:r>
-        <w:t>manner what the application will do</w:t>
-      </w:r>
-      <w:r>
-        <w:t>.</w:t>
-      </w:r>
-    </w:p>
     <w:p/>
     <w:p/>
     <w:p/>
@@ -3459,686 +1443,6 @@
     </w:p>
     <w:p>
       <w:pPr>
-        <w:pStyle w:val="Heading3"/>
-        <w:spacing w:before="1"/>
-        <w:ind w:right="0"/>
-      </w:pPr>
-      <w:r>
-        <w:t>In</w:t>
-      </w:r>
-      <w:r>
-        <w:rPr>
-          <w:spacing w:val="11"/>
-        </w:rPr>
-        <w:t xml:space="preserve"> </w:t>
-      </w:r>
-      <w:r>
-        <w:t>this</w:t>
-      </w:r>
-      <w:r>
-        <w:rPr>
-          <w:spacing w:val="11"/>
-        </w:rPr>
-        <w:t xml:space="preserve"> </w:t>
-      </w:r>
-      <w:r>
-        <w:t>section</w:t>
-      </w:r>
-      <w:r>
-        <w:rPr>
-          <w:spacing w:val="11"/>
-        </w:rPr>
-        <w:t xml:space="preserve"> </w:t>
-      </w:r>
-      <w:r>
-        <w:t>you</w:t>
-      </w:r>
-      <w:r>
-        <w:rPr>
-          <w:spacing w:val="11"/>
-        </w:rPr>
-        <w:t xml:space="preserve"> </w:t>
-      </w:r>
-      <w:r>
-        <w:t>state</w:t>
-      </w:r>
-      <w:r>
-        <w:rPr>
-          <w:spacing w:val="16"/>
-        </w:rPr>
-        <w:t xml:space="preserve"> </w:t>
-      </w:r>
-      <w:r>
-        <w:rPr>
-          <w:b/>
-          <w:i w:val="0"/>
-        </w:rPr>
-        <w:t>precisely</w:t>
-      </w:r>
-      <w:r>
-        <w:rPr>
-          <w:b/>
-          <w:i w:val="0"/>
-          <w:spacing w:val="11"/>
-        </w:rPr>
-        <w:t xml:space="preserve"> </w:t>
-      </w:r>
-      <w:r>
-        <w:t>what</w:t>
-      </w:r>
-      <w:r>
-        <w:rPr>
-          <w:spacing w:val="11"/>
-        </w:rPr>
-        <w:t xml:space="preserve"> </w:t>
-      </w:r>
-      <w:r>
-        <w:t>the</w:t>
-      </w:r>
-      <w:r>
-        <w:rPr>
-          <w:spacing w:val="11"/>
-        </w:rPr>
-        <w:t xml:space="preserve"> </w:t>
-      </w:r>
-      <w:r>
-        <w:t>application</w:t>
-      </w:r>
-      <w:r>
-        <w:rPr>
-          <w:spacing w:val="11"/>
-        </w:rPr>
-        <w:t xml:space="preserve"> </w:t>
-      </w:r>
-      <w:r>
-        <w:t>will</w:t>
-      </w:r>
-      <w:r>
-        <w:rPr>
-          <w:spacing w:val="11"/>
-        </w:rPr>
-        <w:t xml:space="preserve"> </w:t>
-      </w:r>
-      <w:r>
-        <w:rPr>
-          <w:spacing w:val="-5"/>
-        </w:rPr>
-        <w:t>do.</w:t>
-      </w:r>
-    </w:p>
-    <w:p>
-      <w:pPr>
-        <w:pStyle w:val="Heading3"/>
-        <w:spacing w:before="222" w:line="259" w:lineRule="auto"/>
-        <w:ind w:right="1076"/>
-      </w:pPr>
-      <w:r>
-        <w:t>This part, more than anything else in the requirements document, spells out</w:t>
-      </w:r>
-      <w:r>
-        <w:rPr>
-          <w:spacing w:val="80"/>
-        </w:rPr>
-        <w:t xml:space="preserve"> </w:t>
-      </w:r>
-      <w:r>
-        <w:t>your contract with your customers.</w:t>
-      </w:r>
-      <w:r>
-        <w:rPr>
-          <w:spacing w:val="40"/>
-        </w:rPr>
-        <w:t xml:space="preserve"> </w:t>
-      </w:r>
-      <w:r>
-        <w:t xml:space="preserve">The application will </w:t>
-      </w:r>
-      <w:r>
-        <w:rPr>
-          <w:b/>
-          <w:bCs/>
-        </w:rPr>
-        <w:t>include all functions listed here and will not include any of the functions not listed</w:t>
-      </w:r>
-      <w:r>
-        <w:t xml:space="preserve">. </w:t>
-      </w:r>
-    </w:p>
-    <w:p>
-      <w:pPr>
-        <w:pStyle w:val="Heading3"/>
-        <w:spacing w:line="259" w:lineRule="auto"/>
-      </w:pPr>
-      <w:r>
-        <w:t>In</w:t>
-      </w:r>
-      <w:r>
-        <w:rPr>
-          <w:spacing w:val="-4"/>
-        </w:rPr>
-        <w:t xml:space="preserve"> </w:t>
-      </w:r>
-      <w:r>
-        <w:t>this</w:t>
-      </w:r>
-      <w:r>
-        <w:rPr>
-          <w:spacing w:val="-4"/>
-        </w:rPr>
-        <w:t xml:space="preserve"> </w:t>
-      </w:r>
-      <w:r>
-        <w:t>section</w:t>
-      </w:r>
-      <w:r>
-        <w:rPr>
-          <w:spacing w:val="-4"/>
-        </w:rPr>
-        <w:t xml:space="preserve"> </w:t>
-      </w:r>
-      <w:r>
-        <w:t>you</w:t>
-      </w:r>
-      <w:r>
-        <w:rPr>
-          <w:spacing w:val="-4"/>
-        </w:rPr>
-        <w:t xml:space="preserve"> </w:t>
-      </w:r>
-      <w:r>
-        <w:t>must</w:t>
-      </w:r>
-      <w:r>
-        <w:rPr>
-          <w:spacing w:val="-4"/>
-        </w:rPr>
-        <w:t xml:space="preserve"> </w:t>
-      </w:r>
-      <w:r>
-        <w:t>use</w:t>
-      </w:r>
-      <w:r>
-        <w:rPr>
-          <w:spacing w:val="-4"/>
-        </w:rPr>
-        <w:t xml:space="preserve"> </w:t>
-      </w:r>
-      <w:r>
-        <w:t>as</w:t>
-      </w:r>
-      <w:r>
-        <w:rPr>
-          <w:spacing w:val="-4"/>
-        </w:rPr>
-        <w:t xml:space="preserve"> </w:t>
-      </w:r>
-      <w:r>
-        <w:t>precise</w:t>
-      </w:r>
-      <w:r>
-        <w:rPr>
-          <w:spacing w:val="-4"/>
-        </w:rPr>
-        <w:t xml:space="preserve"> </w:t>
-      </w:r>
-      <w:r>
-        <w:t>language</w:t>
-      </w:r>
-      <w:r>
-        <w:rPr>
-          <w:spacing w:val="-4"/>
-        </w:rPr>
-        <w:t xml:space="preserve"> </w:t>
-      </w:r>
-      <w:r>
-        <w:t>as</w:t>
-      </w:r>
-      <w:r>
-        <w:rPr>
-          <w:spacing w:val="-4"/>
-        </w:rPr>
-        <w:t xml:space="preserve"> </w:t>
-      </w:r>
-      <w:r>
-        <w:t>you</w:t>
-      </w:r>
-      <w:r>
-        <w:rPr>
-          <w:spacing w:val="-4"/>
-        </w:rPr>
-        <w:t xml:space="preserve"> </w:t>
-      </w:r>
-      <w:r>
-        <w:t>can</w:t>
-      </w:r>
-      <w:r>
-        <w:rPr>
-          <w:spacing w:val="-4"/>
-        </w:rPr>
-        <w:t xml:space="preserve"> </w:t>
-      </w:r>
-      <w:r>
-        <w:t>since</w:t>
-      </w:r>
-      <w:r>
-        <w:rPr>
-          <w:spacing w:val="-4"/>
-        </w:rPr>
-        <w:t xml:space="preserve"> </w:t>
-      </w:r>
-      <w:r>
-        <w:t>the</w:t>
-      </w:r>
-      <w:r>
-        <w:rPr>
-          <w:spacing w:val="-4"/>
-        </w:rPr>
-        <w:t xml:space="preserve"> </w:t>
-      </w:r>
-      <w:r>
-        <w:t>developers will use it to code the application. When reviewing this part with other people you should pay extreme attention to removing any possibility for ambiguous interpretation of any of the requirements.</w:t>
-      </w:r>
-    </w:p>
-    <w:p>
-      <w:pPr>
-        <w:pStyle w:val="Heading3"/>
-        <w:spacing w:line="259" w:lineRule="auto"/>
-        <w:ind w:right="1066"/>
-      </w:pPr>
-      <w:r>
-        <w:t>If your application has several distinct categories of users, you can list the requirements</w:t>
-      </w:r>
-      <w:r>
-        <w:rPr>
-          <w:spacing w:val="-1"/>
-        </w:rPr>
-        <w:t xml:space="preserve"> </w:t>
-      </w:r>
-      <w:r>
-        <w:t>by</w:t>
-      </w:r>
-      <w:r>
-        <w:rPr>
-          <w:spacing w:val="-1"/>
-        </w:rPr>
-        <w:t xml:space="preserve"> </w:t>
-      </w:r>
-      <w:r>
-        <w:t>user</w:t>
-      </w:r>
-      <w:r>
-        <w:rPr>
-          <w:spacing w:val="-1"/>
-        </w:rPr>
-        <w:t xml:space="preserve"> </w:t>
-      </w:r>
-      <w:r>
-        <w:t>category.</w:t>
-      </w:r>
-      <w:r>
-        <w:rPr>
-          <w:spacing w:val="-1"/>
-        </w:rPr>
-        <w:t xml:space="preserve"> </w:t>
-      </w:r>
-      <w:r>
-        <w:t>User</w:t>
-      </w:r>
-      <w:r>
-        <w:rPr>
-          <w:spacing w:val="-1"/>
-        </w:rPr>
-        <w:t xml:space="preserve"> </w:t>
-      </w:r>
-      <w:r>
-        <w:t>categories</w:t>
-      </w:r>
-      <w:r>
-        <w:rPr>
-          <w:spacing w:val="-1"/>
-        </w:rPr>
-        <w:t xml:space="preserve"> </w:t>
-      </w:r>
-      <w:r>
-        <w:t>may</w:t>
-      </w:r>
-      <w:r>
-        <w:rPr>
-          <w:spacing w:val="-1"/>
-        </w:rPr>
-        <w:t xml:space="preserve"> </w:t>
-      </w:r>
-      <w:r>
-        <w:t>be</w:t>
-      </w:r>
-      <w:r>
-        <w:rPr>
-          <w:spacing w:val="-1"/>
-        </w:rPr>
-        <w:t xml:space="preserve"> </w:t>
-      </w:r>
-      <w:r>
-        <w:t>defined</w:t>
-      </w:r>
-      <w:r>
-        <w:rPr>
-          <w:spacing w:val="-1"/>
-        </w:rPr>
-        <w:t xml:space="preserve"> </w:t>
-      </w:r>
-      <w:r>
-        <w:t>in</w:t>
-      </w:r>
-      <w:r>
-        <w:rPr>
-          <w:spacing w:val="-1"/>
-        </w:rPr>
-        <w:t xml:space="preserve"> </w:t>
-      </w:r>
-      <w:r>
-        <w:t>terms</w:t>
-      </w:r>
-      <w:r>
-        <w:rPr>
-          <w:spacing w:val="-1"/>
-        </w:rPr>
-        <w:t xml:space="preserve"> </w:t>
-      </w:r>
-      <w:r>
-        <w:t>of</w:t>
-      </w:r>
-      <w:r>
-        <w:rPr>
-          <w:spacing w:val="-1"/>
-        </w:rPr>
-        <w:t xml:space="preserve"> </w:t>
-      </w:r>
-      <w:r>
-        <w:t xml:space="preserve">their job title (clerk, manager, administrator), the frequency with which they will use the system (heavy or casual), the purpose for which they will use the system (operational decisions, long-term decisions), etc. </w:t>
-      </w:r>
-      <w:r>
-        <w:t>If</w:t>
-      </w:r>
-      <w:r>
-        <w:t xml:space="preserve"> each category of users uses the system in its own way, structuring the requirements based on</w:t>
-      </w:r>
-      <w:r>
-        <w:rPr>
-          <w:spacing w:val="40"/>
-        </w:rPr>
-        <w:t xml:space="preserve"> </w:t>
-      </w:r>
-      <w:r>
-        <w:t>user category will make sense.</w:t>
-      </w:r>
-    </w:p>
-    <w:p>
-      <w:pPr>
-        <w:pStyle w:val="Heading3"/>
-        <w:spacing w:before="204" w:line="259" w:lineRule="auto"/>
-        <w:ind w:right="972"/>
-      </w:pPr>
-      <w:r>
-        <w:t>If</w:t>
-      </w:r>
-      <w:r>
-        <w:rPr>
-          <w:spacing w:val="-3"/>
-        </w:rPr>
-        <w:t xml:space="preserve"> </w:t>
-      </w:r>
-      <w:r>
-        <w:t>your</w:t>
-      </w:r>
-      <w:r>
-        <w:rPr>
-          <w:spacing w:val="-3"/>
-        </w:rPr>
-        <w:t xml:space="preserve"> </w:t>
-      </w:r>
-      <w:r>
-        <w:t>application</w:t>
-      </w:r>
-      <w:r>
-        <w:rPr>
-          <w:spacing w:val="-3"/>
-        </w:rPr>
-        <w:t xml:space="preserve"> </w:t>
-      </w:r>
-      <w:r>
-        <w:t>deals</w:t>
-      </w:r>
-      <w:r>
-        <w:rPr>
-          <w:spacing w:val="-3"/>
-        </w:rPr>
-        <w:t xml:space="preserve"> </w:t>
-      </w:r>
-      <w:r>
-        <w:t>with</w:t>
-      </w:r>
-      <w:r>
-        <w:rPr>
-          <w:spacing w:val="-3"/>
-        </w:rPr>
-        <w:t xml:space="preserve"> </w:t>
-      </w:r>
-      <w:r>
-        <w:t>several</w:t>
-      </w:r>
-      <w:r>
-        <w:rPr>
-          <w:spacing w:val="-3"/>
-        </w:rPr>
-        <w:t xml:space="preserve"> </w:t>
-      </w:r>
-      <w:r>
-        <w:t>kinds</w:t>
-      </w:r>
-      <w:r>
-        <w:rPr>
-          <w:spacing w:val="-3"/>
-        </w:rPr>
-        <w:t xml:space="preserve"> </w:t>
-      </w:r>
-      <w:r>
-        <w:t>of</w:t>
-      </w:r>
-      <w:r>
-        <w:rPr>
-          <w:spacing w:val="-3"/>
-        </w:rPr>
-        <w:t xml:space="preserve"> </w:t>
-      </w:r>
-      <w:r>
-        <w:t>real</w:t>
-      </w:r>
-      <w:r>
-        <w:rPr>
-          <w:spacing w:val="-3"/>
-        </w:rPr>
-        <w:t>-world</w:t>
-      </w:r>
-      <w:r>
-        <w:rPr>
-          <w:spacing w:val="-3"/>
-        </w:rPr>
-        <w:t xml:space="preserve"> </w:t>
-      </w:r>
-      <w:r>
-        <w:t>objects,</w:t>
-      </w:r>
-      <w:r>
-        <w:rPr>
-          <w:spacing w:val="-3"/>
-        </w:rPr>
-        <w:t xml:space="preserve"> </w:t>
-      </w:r>
-      <w:r>
-        <w:t>you</w:t>
-      </w:r>
-      <w:r>
-        <w:rPr>
-          <w:spacing w:val="-3"/>
-        </w:rPr>
-        <w:t xml:space="preserve"> </w:t>
-      </w:r>
-      <w:r>
-        <w:t>can</w:t>
-      </w:r>
-      <w:r>
-        <w:rPr>
-          <w:spacing w:val="-3"/>
-        </w:rPr>
-        <w:t xml:space="preserve"> </w:t>
-      </w:r>
-      <w:r>
-        <w:t>list</w:t>
-      </w:r>
-      <w:r>
-        <w:rPr>
-          <w:spacing w:val="-3"/>
-        </w:rPr>
-        <w:t xml:space="preserve"> </w:t>
-      </w:r>
-      <w:r>
-        <w:t xml:space="preserve">the requirements by object. For example, for a reservation system a booking is an important </w:t>
-      </w:r>
-      <w:r>
-        <w:t>object,</w:t>
-      </w:r>
-      <w:r>
-        <w:t xml:space="preserve"> and you may want to list all requirements pertaining to bookings in one sub-section.</w:t>
-      </w:r>
-    </w:p>
-    <w:p>
-      <w:pPr>
-        <w:pStyle w:val="Heading3"/>
-        <w:spacing w:line="259" w:lineRule="auto"/>
-      </w:pPr>
-      <w:r>
-        <w:t>One</w:t>
-      </w:r>
-      <w:r>
-        <w:rPr>
-          <w:spacing w:val="-4"/>
-        </w:rPr>
-        <w:t xml:space="preserve"> </w:t>
-      </w:r>
-      <w:r>
-        <w:t>of</w:t>
-      </w:r>
-      <w:r>
-        <w:rPr>
-          <w:spacing w:val="-4"/>
-        </w:rPr>
-        <w:t xml:space="preserve"> </w:t>
-      </w:r>
-      <w:r>
-        <w:t>the</w:t>
-      </w:r>
-      <w:r>
-        <w:rPr>
-          <w:spacing w:val="-4"/>
-        </w:rPr>
-        <w:t xml:space="preserve"> </w:t>
-      </w:r>
-      <w:r>
-        <w:t>most</w:t>
-      </w:r>
-      <w:r>
-        <w:rPr>
-          <w:spacing w:val="-4"/>
-        </w:rPr>
-        <w:t xml:space="preserve"> </w:t>
-      </w:r>
-      <w:r>
-        <w:t>common</w:t>
-      </w:r>
-      <w:r>
-        <w:rPr>
-          <w:spacing w:val="-4"/>
-        </w:rPr>
-        <w:t xml:space="preserve"> </w:t>
-      </w:r>
-      <w:r>
-        <w:t>approaches</w:t>
-      </w:r>
-      <w:r>
-        <w:rPr>
-          <w:spacing w:val="-4"/>
-        </w:rPr>
-        <w:t xml:space="preserve"> </w:t>
-      </w:r>
-      <w:r>
-        <w:t>is</w:t>
-      </w:r>
-      <w:r>
-        <w:rPr>
-          <w:spacing w:val="-4"/>
-        </w:rPr>
-        <w:t xml:space="preserve"> </w:t>
-      </w:r>
-      <w:r>
-        <w:t>to</w:t>
-      </w:r>
-      <w:r>
-        <w:rPr>
-          <w:spacing w:val="-4"/>
-        </w:rPr>
-        <w:t xml:space="preserve"> </w:t>
-      </w:r>
-      <w:r>
-        <w:t>list</w:t>
-      </w:r>
-      <w:r>
-        <w:rPr>
-          <w:spacing w:val="-4"/>
-        </w:rPr>
-        <w:t xml:space="preserve"> </w:t>
-      </w:r>
-      <w:r>
-        <w:t>the</w:t>
-      </w:r>
-      <w:r>
-        <w:rPr>
-          <w:spacing w:val="-4"/>
-        </w:rPr>
-        <w:t xml:space="preserve"> </w:t>
-      </w:r>
-      <w:r>
-        <w:t>requirements</w:t>
-      </w:r>
-      <w:r>
-        <w:rPr>
-          <w:spacing w:val="-4"/>
-        </w:rPr>
-        <w:t xml:space="preserve"> </w:t>
-      </w:r>
-      <w:r>
-        <w:t>by</w:t>
-      </w:r>
-      <w:r>
-        <w:rPr>
-          <w:spacing w:val="-4"/>
-        </w:rPr>
-        <w:t xml:space="preserve"> </w:t>
-      </w:r>
-      <w:r>
-        <w:t>feature.</w:t>
-      </w:r>
-      <w:r>
-        <w:rPr>
-          <w:spacing w:val="-4"/>
-        </w:rPr>
-        <w:t xml:space="preserve"> </w:t>
-      </w:r>
-      <w:r>
-        <w:t>For example, features of a word processing application are file management, formatting, editing, etc.</w:t>
-      </w:r>
-    </w:p>
-    <w:p>
-      <w:pPr>
         <w:spacing w:line="249" w:lineRule="auto"/>
         <w:rPr>
           <w:sz w:val="18"/>
@@ -4157,6 +1461,214 @@
       </w:pPr>
     </w:p>
     <w:p>
+      <w:pPr/>
+    </w:p>
+    <w:p>
+      <w:pPr/>
+      <w:r>
+        <w:t>The program performs the steps listed below, in order. It uses two subroutines, READNUM and PRINTNUM; the input loop, the sort, and the output loop run in the main program.</w:t>
+      </w:r>
+    </w:p>
+    <w:p>
+      <w:pPr/>
+    </w:p>
+    <w:p>
+      <w:pPr>
+        <w:pStyle w:val="ListParagraph"/>
+      </w:pPr>
+      <w:r>
+        <w:t>Start the program at memory address x3000 (set with .ORIG x3000). Point R6 at the start of ARRAY and set the input counter R5 to 0.</w:t>
+      </w:r>
+    </w:p>
+    <w:p>
+      <w:pPr>
+        <w:pStyle w:val="ListParagraph"/>
+      </w:pPr>
+      <w:r>
+        <w:t>Print the prompt "Enter 8 numbers (0-100), ENTER after each:" with PUTS.</w:t>
+      </w:r>
+    </w:p>
+    <w:p>
+      <w:pPr>
+        <w:pStyle w:val="ListParagraph"/>
+      </w:pPr>
+      <w:r>
+        <w:t>Read eight numbers. For each one, call READNUM, store the value into ARRAY through R6, then advance R6 and increment R5.</w:t>
+      </w:r>
+    </w:p>
+    <w:p>
+      <w:pPr>
+        <w:pStyle w:val="ListParagraph"/>
+      </w:pPr>
+      <w:r>
+        <w:t>Hold the inputs in an 8-word array set aside with .BLKW 8.</w:t>
+      </w:r>
+    </w:p>
+    <w:p>
+      <w:pPr>
+        <w:pStyle w:val="ListParagraph"/>
+      </w:pPr>
+      <w:r>
+        <w:t>Sort the array in ascending order with bubble sort. For each pass, walk R6 along the array, load adjacent pairs into R1 and R2, subtract to compare, and swap when the first value is larger.</w:t>
+      </w:r>
+    </w:p>
+    <w:p>
+      <w:pPr>
+        <w:pStyle w:val="ListParagraph"/>
+      </w:pPr>
+      <w:r>
+        <w:t>Print the header "\nSorted numbers:" with PUTS.</w:t>
+      </w:r>
+    </w:p>
+    <w:p>
+      <w:pPr>
+        <w:pStyle w:val="ListParagraph"/>
+      </w:pPr>
+      <w:r>
+        <w:t>Print the sorted values. Reset R6 to the start of ARRAY, then for each element load it into R0, call PRINTNUM, and print a single space.</w:t>
+      </w:r>
+    </w:p>
+    <w:p>
+      <w:pPr>
+        <w:pStyle w:val="ListParagraph"/>
+      </w:pPr>
+      <w:r>
+        <w:t>Halt with TRAP x25.</w:t>
+      </w:r>
+    </w:p>
+    <w:p>
+      <w:pPr/>
+    </w:p>
+    <w:p>
+      <w:pPr>
+        <w:pStyle w:val="Heading4"/>
+      </w:pPr>
+      <w:r>
+        <w:t>Subroutines</w:t>
+      </w:r>
+    </w:p>
+    <w:p>
+      <w:pPr/>
+    </w:p>
+    <w:p>
+      <w:pPr/>
+      <w:r>
+        <w:t>Each subroutine saves the registers it changes (together with the return address R7) at the start, and restores them before returning, so the main program's registers are not disturbed.</w:t>
+      </w:r>
+    </w:p>
+    <w:p>
+      <w:pPr/>
+    </w:p>
+    <w:p>
+      <w:pPr>
+        <w:pStyle w:val="ListParagraph"/>
+      </w:pPr>
+      <w:r>
+        <w:t>READNUM reads characters from the keyboard with GETC, echoes each one with OUT, and builds up the value digit by digit until ENTER is pressed. The completed number is returned in R0.</w:t>
+      </w:r>
+    </w:p>
+    <w:p>
+      <w:pPr>
+        <w:pStyle w:val="ListParagraph"/>
+      </w:pPr>
+      <w:r>
+        <w:t>PRINTNUM takes a number in R0 and breaks it into hundreds, tens, and ones by repeated subtraction, then prints each digit as a character with OUT.</w:t>
+      </w:r>
+    </w:p>
+    <w:p>
+      <w:pPr/>
+    </w:p>
+    <w:p>
+      <w:pPr>
+        <w:pStyle w:val="Heading4"/>
+      </w:pPr>
+      <w:r>
+        <w:t>Register use</w:t>
+      </w:r>
+    </w:p>
+    <w:p>
+      <w:pPr/>
+    </w:p>
+    <w:p>
+      <w:pPr>
+        <w:pStyle w:val="ListParagraph"/>
+      </w:pPr>
+      <w:r>
+        <w:t>R0 -- value passed to and from subroutines and TRAPs.</w:t>
+      </w:r>
+    </w:p>
+    <w:p>
+      <w:pPr>
+        <w:pStyle w:val="ListParagraph"/>
+      </w:pPr>
+      <w:r>
+        <w:t>R1, R2 -- adjacent values being compared in the sort.</w:t>
+      </w:r>
+    </w:p>
+    <w:p>
+      <w:pPr>
+        <w:pStyle w:val="ListParagraph"/>
+      </w:pPr>
+      <w:r>
+        <w:t>R3 -- result of the comparison.</w:t>
+      </w:r>
+    </w:p>
+    <w:p>
+      <w:pPr>
+        <w:pStyle w:val="ListParagraph"/>
+      </w:pPr>
+      <w:r>
+        <w:t>R4 -- outer sort-loop counter.</w:t>
+      </w:r>
+    </w:p>
+    <w:p>
+      <w:pPr>
+        <w:pStyle w:val="ListParagraph"/>
+      </w:pPr>
+      <w:r>
+        <w:t>R5 -- counter for the input, sort, and output loops.</w:t>
+      </w:r>
+    </w:p>
+    <w:p>
+      <w:pPr>
+        <w:pStyle w:val="ListParagraph"/>
+      </w:pPr>
+      <w:r>
+        <w:t>R6 -- pointer that walks through ARRAY.</w:t>
+      </w:r>
+    </w:p>
+    <w:p>
+      <w:pPr>
+        <w:pStyle w:val="ListParagraph"/>
+      </w:pPr>
+      <w:r>
+        <w:t>R7 -- return address used by JSR and RET.</w:t>
+      </w:r>
+    </w:p>
+    <w:p>
+      <w:pPr/>
+    </w:p>
+    <w:p>
+      <w:pPr>
+        <w:pStyle w:val="Heading4"/>
+      </w:pPr>
+      <w:r>
+        <w:t>What the program does not do</w:t>
+      </w:r>
+    </w:p>
+    <w:p>
+      <w:pPr/>
+    </w:p>
+    <w:p>
+      <w:pPr/>
+      <w:r>
+        <w:t>The program handles eight numbers at a time and sorts them with bubble sort. Larger inputs, other sort algorithms, and saving results between runs are not part of this project.</w:t>
+      </w:r>
+    </w:p>
+    <w:p>
+      <w:pPr/>
+    </w:p>
+    <w:p>
       <w:pPr>
         <w:pStyle w:val="Heading2"/>
         <w:spacing w:before="245"/>
@@ -4179,263 +1691,94 @@
       </w:pPr>
     </w:p>
     <w:p>
-      <w:pPr>
-        <w:pStyle w:val="Heading3"/>
-        <w:spacing w:before="1"/>
-        <w:ind w:right="0"/>
-      </w:pPr>
-      <w:r>
-        <w:t>In</w:t>
-      </w:r>
-      <w:r>
-        <w:rPr>
-          <w:spacing w:val="5"/>
-        </w:rPr>
-        <w:t xml:space="preserve"> </w:t>
-      </w:r>
-      <w:r>
-        <w:t>this</w:t>
-      </w:r>
-      <w:r>
-        <w:rPr>
-          <w:spacing w:val="5"/>
-        </w:rPr>
-        <w:t xml:space="preserve"> </w:t>
-      </w:r>
-      <w:r>
-        <w:t>section</w:t>
-      </w:r>
-      <w:r>
-        <w:rPr>
-          <w:spacing w:val="6"/>
-        </w:rPr>
-        <w:t xml:space="preserve"> </w:t>
-      </w:r>
-      <w:r>
-        <w:t>you</w:t>
-      </w:r>
-      <w:r>
-        <w:rPr>
-          <w:spacing w:val="5"/>
-        </w:rPr>
-        <w:t xml:space="preserve"> </w:t>
-      </w:r>
-      <w:r>
-        <w:t>state</w:t>
-      </w:r>
-      <w:r>
-        <w:rPr>
-          <w:spacing w:val="6"/>
-        </w:rPr>
-        <w:t xml:space="preserve"> </w:t>
-      </w:r>
-      <w:r>
-        <w:t>what</w:t>
-      </w:r>
-      <w:r>
-        <w:rPr>
-          <w:spacing w:val="5"/>
-        </w:rPr>
-        <w:t xml:space="preserve"> </w:t>
-      </w:r>
-      <w:r>
-        <w:t>functionality</w:t>
-      </w:r>
-      <w:r>
-        <w:rPr>
-          <w:spacing w:val="6"/>
-        </w:rPr>
-        <w:t xml:space="preserve"> </w:t>
-      </w:r>
-      <w:r>
-        <w:t>will</w:t>
-      </w:r>
-      <w:r>
-        <w:rPr>
-          <w:spacing w:val="5"/>
-        </w:rPr>
-        <w:t xml:space="preserve"> </w:t>
-      </w:r>
-      <w:r>
-        <w:t>be</w:t>
-      </w:r>
-      <w:r>
-        <w:rPr>
-          <w:spacing w:val="6"/>
-        </w:rPr>
-        <w:t xml:space="preserve"> </w:t>
-      </w:r>
-      <w:r>
-        <w:t>delivered and</w:t>
-      </w:r>
-      <w:r>
-        <w:rPr>
-          <w:spacing w:val="5"/>
-        </w:rPr>
-        <w:t xml:space="preserve"> </w:t>
-      </w:r>
-      <w:r>
-        <w:t>in</w:t>
-      </w:r>
-      <w:r>
-        <w:rPr>
-          <w:spacing w:val="6"/>
-        </w:rPr>
-        <w:t xml:space="preserve"> </w:t>
-      </w:r>
-      <w:r>
-        <w:t>which</w:t>
-      </w:r>
-      <w:r>
-        <w:rPr>
-          <w:spacing w:val="5"/>
-        </w:rPr>
-        <w:t xml:space="preserve"> </w:t>
-      </w:r>
-      <w:r>
-        <w:rPr>
-          <w:spacing w:val="-2"/>
-        </w:rPr>
-        <w:t>phase.</w:t>
-      </w:r>
-    </w:p>
-    <w:p>
-      <w:pPr>
-        <w:pStyle w:val="Heading3"/>
-        <w:spacing w:before="222" w:line="259" w:lineRule="auto"/>
-      </w:pPr>
-      <w:r>
-        <w:t xml:space="preserve">You should include this section if your development </w:t>
-      </w:r>
-      <w:r>
-        <w:t>consists</w:t>
-      </w:r>
-      <w:r>
-        <w:t xml:space="preserve"> of multiple phases.</w:t>
-      </w:r>
-      <w:r>
-        <w:rPr>
-          <w:spacing w:val="-3"/>
-        </w:rPr>
-        <w:t xml:space="preserve"> </w:t>
-      </w:r>
-      <w:r>
-        <w:t>As</w:t>
-      </w:r>
-      <w:r>
-        <w:rPr>
-          <w:spacing w:val="-3"/>
-        </w:rPr>
-        <w:t xml:space="preserve"> </w:t>
-      </w:r>
-      <w:r>
-        <w:t>an</w:t>
-      </w:r>
-      <w:r>
-        <w:rPr>
-          <w:spacing w:val="-3"/>
-        </w:rPr>
-        <w:t xml:space="preserve"> </w:t>
-      </w:r>
-      <w:r>
-        <w:t>alternative</w:t>
-      </w:r>
-      <w:r>
-        <w:rPr>
-          <w:spacing w:val="-3"/>
-        </w:rPr>
-        <w:t xml:space="preserve"> </w:t>
-      </w:r>
-      <w:r>
-        <w:t>to</w:t>
-      </w:r>
-      <w:r>
-        <w:rPr>
-          <w:spacing w:val="-3"/>
-        </w:rPr>
-        <w:t xml:space="preserve"> </w:t>
-      </w:r>
-      <w:r>
-        <w:t>this</w:t>
-      </w:r>
-      <w:r>
-        <w:rPr>
-          <w:spacing w:val="-3"/>
-        </w:rPr>
-        <w:t xml:space="preserve"> </w:t>
-      </w:r>
-      <w:r>
-        <w:t>section,</w:t>
-      </w:r>
-      <w:r>
-        <w:rPr>
-          <w:spacing w:val="-3"/>
-        </w:rPr>
-        <w:t xml:space="preserve"> </w:t>
-      </w:r>
-      <w:r>
-        <w:t>you</w:t>
-      </w:r>
-      <w:r>
-        <w:rPr>
-          <w:spacing w:val="-3"/>
-        </w:rPr>
-        <w:t xml:space="preserve"> </w:t>
-      </w:r>
-      <w:r>
-        <w:t>can</w:t>
-      </w:r>
-      <w:r>
-        <w:rPr>
-          <w:spacing w:val="-3"/>
-        </w:rPr>
-        <w:t xml:space="preserve"> </w:t>
-      </w:r>
-      <w:r>
-        <w:t>note</w:t>
-      </w:r>
-      <w:r>
-        <w:rPr>
-          <w:spacing w:val="-3"/>
-        </w:rPr>
-        <w:t xml:space="preserve"> </w:t>
-      </w:r>
-      <w:r>
-        <w:t>the</w:t>
-      </w:r>
-      <w:r>
-        <w:rPr>
-          <w:spacing w:val="-3"/>
-        </w:rPr>
-        <w:t xml:space="preserve"> </w:t>
-      </w:r>
-      <w:r>
-        <w:t>planned</w:t>
-      </w:r>
-      <w:r>
-        <w:rPr>
-          <w:spacing w:val="-3"/>
-        </w:rPr>
-        <w:t xml:space="preserve"> </w:t>
-      </w:r>
-      <w:r>
-        <w:t>project</w:t>
-      </w:r>
-      <w:r>
-        <w:rPr>
-          <w:spacing w:val="-3"/>
-        </w:rPr>
-        <w:t xml:space="preserve"> </w:t>
-      </w:r>
-      <w:r>
-        <w:t xml:space="preserve">phase for each feature in the functionality statement section. </w:t>
-      </w:r>
-      <w:r>
-        <w:t>Usually,</w:t>
-      </w:r>
-      <w:r>
-        <w:t xml:space="preserve"> it is better to include a separate scope section for easy reference and communication.</w:t>
-      </w:r>
+      <w:pPr/>
+    </w:p>
+    <w:p>
+      <w:pPr/>
+      <w:r>
+        <w:t>The project is delivered in three parts. Below is what each part includes, plus what we are not building.</w:t>
+      </w:r>
+    </w:p>
+    <w:p>
+      <w:pPr/>
+    </w:p>
+    <w:p>
+      <w:pPr>
+        <w:pStyle w:val="Heading4"/>
+      </w:pPr>
+      <w:r>
+        <w:t>What is in each part</w:t>
+      </w:r>
+    </w:p>
+    <w:p>
+      <w:pPr/>
+    </w:p>
+    <w:p>
+      <w:pPr>
+        <w:pStyle w:val="ListParagraph"/>
+      </w:pPr>
+      <w:r>
+        <w:t>Part 1 -- This project documentation and the Team Sign Up document.</w:t>
+      </w:r>
+    </w:p>
+    <w:p>
+      <w:pPr>
+        <w:pStyle w:val="ListParagraph"/>
+      </w:pPr>
+      <w:r>
+        <w:t>Part 2 -- Details to be confirmed with the instructor.</w:t>
+      </w:r>
+    </w:p>
+    <w:p>
+      <w:pPr>
+        <w:pStyle w:val="ListParagraph"/>
+      </w:pPr>
+      <w:r>
+        <w:t>Part 3 -- The LC-3 source code, assembled and tested, running every step in the Statement of Functionality and passing the acceptance test below.</w:t>
+      </w:r>
+    </w:p>
+    <w:p>
+      <w:pPr/>
+    </w:p>
+    <w:p>
+      <w:pPr>
+        <w:pStyle w:val="Heading4"/>
+      </w:pPr>
+      <w:r>
+        <w:t>Acceptance test</w:t>
+      </w:r>
+    </w:p>
+    <w:p>
+      <w:pPr/>
+    </w:p>
+    <w:p>
+      <w:pPr/>
+      <w:r>
+        <w:t>The program passes when, given the inputs 11, 8, 2, 17, 6, 4, 3, 21, it prints 2, 3, 4, 6, 8, 11, 17, 21 to the console and halts.</w:t>
+      </w:r>
+    </w:p>
+    <w:p>
+      <w:pPr/>
+    </w:p>
+    <w:p>
+      <w:pPr>
+        <w:pStyle w:val="Heading4"/>
+      </w:pPr>
+      <w:r>
+        <w:t>What we are not building</w:t>
+      </w:r>
+    </w:p>
+    <w:p>
+      <w:pPr/>
+    </w:p>
+    <w:p>
+      <w:pPr/>
+      <w:r>
+        <w:t>Sorting more than eight numbers, any sort other than bubble sort, file input or output, a graphical interface, and input checking beyond the overflow handling described in the Terminology section.</w:t>
+      </w:r>
+    </w:p>
+    <w:p>
+      <w:pPr/>
     </w:p>
     <w:p>
       <w:pPr>
@@ -4460,545 +1803,43 @@
       </w:pPr>
     </w:p>
     <w:p>
-      <w:pPr>
-        <w:pStyle w:val="Heading3"/>
-        <w:spacing w:before="1"/>
-        <w:ind w:right="0"/>
-      </w:pPr>
-      <w:r>
-        <w:t>In</w:t>
-      </w:r>
-      <w:r>
-        <w:rPr>
-          <w:spacing w:val="-9"/>
-        </w:rPr>
-        <w:t xml:space="preserve"> </w:t>
-      </w:r>
-      <w:r>
-        <w:t>this</w:t>
-      </w:r>
-      <w:r>
-        <w:rPr>
-          <w:spacing w:val="-9"/>
-        </w:rPr>
-        <w:t xml:space="preserve"> </w:t>
-      </w:r>
-      <w:r>
-        <w:t>section</w:t>
-      </w:r>
-      <w:r>
-        <w:rPr>
-          <w:spacing w:val="-9"/>
-        </w:rPr>
-        <w:t xml:space="preserve"> </w:t>
-      </w:r>
-      <w:r>
-        <w:t>you</w:t>
-      </w:r>
-      <w:r>
-        <w:rPr>
-          <w:spacing w:val="-9"/>
-        </w:rPr>
-        <w:t xml:space="preserve"> </w:t>
-      </w:r>
-      <w:r>
-        <w:t>describe</w:t>
-      </w:r>
-      <w:r>
-        <w:rPr>
-          <w:spacing w:val="-9"/>
-        </w:rPr>
-        <w:t xml:space="preserve"> </w:t>
-      </w:r>
-      <w:r>
-        <w:t>any</w:t>
-      </w:r>
-      <w:r>
-        <w:rPr>
-          <w:spacing w:val="-9"/>
-        </w:rPr>
-        <w:t xml:space="preserve"> </w:t>
-      </w:r>
-      <w:r>
-        <w:t>specific</w:t>
-      </w:r>
-      <w:r>
-        <w:rPr>
-          <w:spacing w:val="-9"/>
-        </w:rPr>
-        <w:t xml:space="preserve"> </w:t>
-      </w:r>
-      <w:r>
-        <w:t>performance</w:t>
-      </w:r>
-      <w:r>
-        <w:rPr>
-          <w:spacing w:val="-9"/>
-        </w:rPr>
-        <w:t xml:space="preserve"> </w:t>
-      </w:r>
-      <w:r>
-        <w:rPr>
-          <w:spacing w:val="-2"/>
-        </w:rPr>
-        <w:t>requirements.</w:t>
-      </w:r>
-    </w:p>
-    <w:p>
-      <w:pPr>
-        <w:pStyle w:val="Heading3"/>
-        <w:spacing w:before="222" w:line="259" w:lineRule="auto"/>
-      </w:pPr>
-      <w:r>
-        <w:t>You</w:t>
-      </w:r>
-      <w:r>
-        <w:rPr>
-          <w:spacing w:val="-1"/>
-        </w:rPr>
-        <w:t xml:space="preserve"> </w:t>
-      </w:r>
-      <w:r>
-        <w:t>should</w:t>
-      </w:r>
-      <w:r>
-        <w:rPr>
-          <w:spacing w:val="-1"/>
-        </w:rPr>
-        <w:t xml:space="preserve"> </w:t>
-      </w:r>
-      <w:r>
-        <w:t>be</w:t>
-      </w:r>
-      <w:r>
-        <w:rPr>
-          <w:spacing w:val="-1"/>
-        </w:rPr>
-        <w:t xml:space="preserve"> </w:t>
-      </w:r>
-      <w:r>
-        <w:t>very</w:t>
-      </w:r>
-      <w:r>
-        <w:rPr>
-          <w:spacing w:val="-1"/>
-        </w:rPr>
-        <w:t xml:space="preserve"> </w:t>
-      </w:r>
-      <w:r>
-        <w:t>specific</w:t>
-      </w:r>
-      <w:r>
-        <w:rPr>
-          <w:spacing w:val="-1"/>
-        </w:rPr>
-        <w:t xml:space="preserve"> </w:t>
-      </w:r>
-      <w:r>
-        <w:t>and</w:t>
-      </w:r>
-      <w:r>
-        <w:rPr>
-          <w:spacing w:val="-1"/>
-        </w:rPr>
-        <w:t xml:space="preserve"> </w:t>
-      </w:r>
-      <w:r>
-        <w:t>use</w:t>
-      </w:r>
-      <w:r>
-        <w:rPr>
-          <w:spacing w:val="-1"/>
-        </w:rPr>
-        <w:t xml:space="preserve"> </w:t>
-      </w:r>
-      <w:r>
-        <w:t>numeric</w:t>
-      </w:r>
-      <w:r>
-        <w:rPr>
-          <w:spacing w:val="-1"/>
-        </w:rPr>
-        <w:t xml:space="preserve"> </w:t>
-      </w:r>
-      <w:r>
-        <w:t>measures</w:t>
-      </w:r>
-      <w:r>
-        <w:rPr>
-          <w:spacing w:val="-1"/>
-        </w:rPr>
-        <w:t xml:space="preserve"> </w:t>
-      </w:r>
-      <w:r>
-        <w:t>of</w:t>
-      </w:r>
-      <w:r>
-        <w:rPr>
-          <w:spacing w:val="-1"/>
-        </w:rPr>
-        <w:t xml:space="preserve"> </w:t>
-      </w:r>
-      <w:r>
-        <w:t>performance.</w:t>
-      </w:r>
-      <w:r>
-        <w:rPr>
-          <w:spacing w:val="-1"/>
-        </w:rPr>
-        <w:t xml:space="preserve"> </w:t>
-      </w:r>
-      <w:r>
-        <w:t>Stating that</w:t>
-      </w:r>
-      <w:r>
-        <w:rPr>
-          <w:spacing w:val="-3"/>
-        </w:rPr>
-        <w:t xml:space="preserve"> </w:t>
-      </w:r>
-      <w:r>
-        <w:t>the</w:t>
-      </w:r>
-      <w:r>
-        <w:rPr>
-          <w:spacing w:val="-3"/>
-        </w:rPr>
-        <w:t xml:space="preserve"> </w:t>
-      </w:r>
-      <w:r>
-        <w:t>application</w:t>
-      </w:r>
-      <w:r>
-        <w:rPr>
-          <w:spacing w:val="-3"/>
-        </w:rPr>
-        <w:t xml:space="preserve"> </w:t>
-      </w:r>
-      <w:r>
-        <w:t>should</w:t>
-      </w:r>
-      <w:r>
-        <w:rPr>
-          <w:spacing w:val="-3"/>
-        </w:rPr>
-        <w:t xml:space="preserve"> </w:t>
-      </w:r>
-      <w:r>
-        <w:t>open</w:t>
-      </w:r>
-      <w:r>
-        <w:rPr>
-          <w:spacing w:val="-3"/>
-        </w:rPr>
-        <w:t xml:space="preserve"> </w:t>
-      </w:r>
-      <w:r>
-        <w:t>files</w:t>
-      </w:r>
-      <w:r>
-        <w:rPr>
-          <w:spacing w:val="-3"/>
-        </w:rPr>
-        <w:t xml:space="preserve"> </w:t>
-      </w:r>
-      <w:r>
-        <w:t>quickly</w:t>
-      </w:r>
-      <w:r>
-        <w:rPr>
-          <w:spacing w:val="-3"/>
-        </w:rPr>
-        <w:t xml:space="preserve"> </w:t>
-      </w:r>
-      <w:r>
-        <w:t>is</w:t>
-      </w:r>
-      <w:r>
-        <w:rPr>
-          <w:spacing w:val="-3"/>
-        </w:rPr>
-        <w:t xml:space="preserve"> </w:t>
-      </w:r>
-      <w:r>
-        <w:t>not</w:t>
-      </w:r>
-      <w:r>
-        <w:rPr>
-          <w:spacing w:val="-3"/>
-        </w:rPr>
-        <w:t xml:space="preserve"> </w:t>
-      </w:r>
-      <w:r>
-        <w:t>a</w:t>
-      </w:r>
-      <w:r>
-        <w:rPr>
-          <w:spacing w:val="-3"/>
-        </w:rPr>
-        <w:t xml:space="preserve"> </w:t>
-      </w:r>
-      <w:r>
-        <w:t>performance</w:t>
-      </w:r>
-      <w:r>
-        <w:rPr>
-          <w:spacing w:val="-3"/>
-        </w:rPr>
-        <w:t xml:space="preserve"> </w:t>
-      </w:r>
-      <w:r>
-        <w:t>requirement since it is ambiguous and cannot be verified. Stating that opening a file should take</w:t>
-      </w:r>
-      <w:r>
-        <w:rPr>
-          <w:spacing w:val="-1"/>
-        </w:rPr>
-        <w:t xml:space="preserve"> </w:t>
-      </w:r>
-      <w:r>
-        <w:t>less</w:t>
-      </w:r>
-      <w:r>
-        <w:rPr>
-          <w:spacing w:val="-1"/>
-        </w:rPr>
-        <w:t xml:space="preserve"> </w:t>
-      </w:r>
-      <w:r>
-        <w:t>than</w:t>
-      </w:r>
-      <w:r>
-        <w:rPr>
-          <w:spacing w:val="-1"/>
-        </w:rPr>
-        <w:t xml:space="preserve"> </w:t>
-      </w:r>
-      <w:r>
-        <w:t>3</w:t>
-      </w:r>
-      <w:r>
-        <w:rPr>
-          <w:spacing w:val="-1"/>
-        </w:rPr>
-        <w:t xml:space="preserve"> </w:t>
-      </w:r>
-      <w:r>
-        <w:t>seconds</w:t>
-      </w:r>
-      <w:r>
-        <w:rPr>
-          <w:spacing w:val="-1"/>
-        </w:rPr>
-        <w:t xml:space="preserve"> </w:t>
-      </w:r>
-      <w:r>
-        <w:t>for</w:t>
-      </w:r>
-      <w:r>
-        <w:rPr>
-          <w:spacing w:val="-1"/>
-        </w:rPr>
-        <w:t xml:space="preserve"> </w:t>
-      </w:r>
-      <w:r>
-        <w:t>90%</w:t>
-      </w:r>
-      <w:r>
-        <w:rPr>
-          <w:spacing w:val="-1"/>
-        </w:rPr>
-        <w:t xml:space="preserve"> </w:t>
-      </w:r>
-      <w:r>
-        <w:t>of</w:t>
-      </w:r>
-      <w:r>
-        <w:rPr>
-          <w:spacing w:val="-1"/>
-        </w:rPr>
-        <w:t xml:space="preserve"> </w:t>
-      </w:r>
-      <w:r>
-        <w:t>the</w:t>
-      </w:r>
-      <w:r>
-        <w:rPr>
-          <w:spacing w:val="-1"/>
-        </w:rPr>
-        <w:t xml:space="preserve"> </w:t>
-      </w:r>
-      <w:r>
-        <w:t>files</w:t>
-      </w:r>
-      <w:r>
-        <w:rPr>
-          <w:spacing w:val="-1"/>
-        </w:rPr>
-        <w:t xml:space="preserve"> </w:t>
-      </w:r>
-      <w:r>
-        <w:t>and</w:t>
-      </w:r>
-      <w:r>
-        <w:rPr>
-          <w:spacing w:val="-1"/>
-        </w:rPr>
-        <w:t xml:space="preserve"> </w:t>
-      </w:r>
-      <w:r>
-        <w:t>less</w:t>
-      </w:r>
-      <w:r>
-        <w:rPr>
-          <w:spacing w:val="-1"/>
-        </w:rPr>
-        <w:t xml:space="preserve"> </w:t>
-      </w:r>
-      <w:r>
-        <w:t>than</w:t>
-      </w:r>
-      <w:r>
-        <w:rPr>
-          <w:spacing w:val="-1"/>
-        </w:rPr>
-        <w:t xml:space="preserve"> </w:t>
-      </w:r>
-      <w:r>
-        <w:t>10</w:t>
-      </w:r>
-      <w:r>
-        <w:rPr>
-          <w:spacing w:val="-1"/>
-        </w:rPr>
-        <w:t xml:space="preserve"> </w:t>
-      </w:r>
-      <w:r>
-        <w:t>seconds</w:t>
-      </w:r>
-      <w:r>
-        <w:rPr>
-          <w:spacing w:val="-1"/>
-        </w:rPr>
-        <w:t xml:space="preserve"> </w:t>
-      </w:r>
-      <w:r>
-        <w:t>for</w:t>
-      </w:r>
-      <w:r>
-        <w:rPr>
-          <w:spacing w:val="-1"/>
-        </w:rPr>
-        <w:t xml:space="preserve"> </w:t>
-      </w:r>
-      <w:r>
-        <w:t>every file is a requirement.</w:t>
-      </w:r>
-    </w:p>
-    <w:p>
-      <w:pPr>
-        <w:pStyle w:val="Heading3"/>
-        <w:spacing w:line="259" w:lineRule="auto"/>
-      </w:pPr>
-      <w:r>
-        <w:t>Instead</w:t>
-      </w:r>
-      <w:r>
-        <w:rPr>
-          <w:spacing w:val="-6"/>
-        </w:rPr>
-        <w:t xml:space="preserve"> </w:t>
-      </w:r>
-      <w:r>
-        <w:t>of</w:t>
-      </w:r>
-      <w:r>
-        <w:rPr>
-          <w:spacing w:val="-6"/>
-        </w:rPr>
-        <w:t xml:space="preserve"> </w:t>
-      </w:r>
-      <w:r>
-        <w:t>providing</w:t>
-      </w:r>
-      <w:r>
-        <w:rPr>
-          <w:spacing w:val="-6"/>
-        </w:rPr>
-        <w:t xml:space="preserve"> </w:t>
-      </w:r>
-      <w:r>
-        <w:t>a</w:t>
-      </w:r>
-      <w:r>
-        <w:rPr>
-          <w:spacing w:val="-6"/>
-        </w:rPr>
-        <w:t xml:space="preserve"> </w:t>
-      </w:r>
-      <w:r>
-        <w:t>special</w:t>
-      </w:r>
-      <w:r>
-        <w:rPr>
-          <w:spacing w:val="-6"/>
-        </w:rPr>
-        <w:t xml:space="preserve"> </w:t>
-      </w:r>
-      <w:r>
-        <w:t>section</w:t>
-      </w:r>
-      <w:r>
-        <w:rPr>
-          <w:spacing w:val="-6"/>
-        </w:rPr>
-        <w:t xml:space="preserve"> </w:t>
-      </w:r>
-      <w:r>
-        <w:t>on</w:t>
-      </w:r>
-      <w:r>
-        <w:rPr>
-          <w:spacing w:val="-6"/>
-        </w:rPr>
-        <w:t xml:space="preserve"> </w:t>
-      </w:r>
-      <w:r>
-        <w:t>performance</w:t>
-      </w:r>
-      <w:r>
-        <w:rPr>
-          <w:spacing w:val="-6"/>
-        </w:rPr>
-        <w:t xml:space="preserve"> </w:t>
-      </w:r>
-      <w:r>
-        <w:t>requirements,</w:t>
-      </w:r>
-      <w:r>
-        <w:rPr>
-          <w:spacing w:val="-6"/>
-        </w:rPr>
-        <w:t xml:space="preserve"> </w:t>
-      </w:r>
-      <w:r>
-        <w:t>you</w:t>
-      </w:r>
-      <w:r>
-        <w:rPr>
-          <w:spacing w:val="-6"/>
-        </w:rPr>
-        <w:t xml:space="preserve"> </w:t>
-      </w:r>
-      <w:r>
-        <w:t xml:space="preserve">may include the relevant information for each feature in the statement of </w:t>
-      </w:r>
-      <w:r>
-        <w:rPr>
-          <w:spacing w:val="-2"/>
-        </w:rPr>
-        <w:t>functionality.</w:t>
-      </w:r>
+      <w:pPr/>
+    </w:p>
+    <w:p>
+      <w:pPr/>
+      <w:r>
+        <w:t>The program is small (eight numbers, fixed-size loops), so it runs fast on any LC-3 simulator. The targets we are aiming for are listed below.</w:t>
+      </w:r>
+    </w:p>
+    <w:p>
+      <w:pPr/>
+    </w:p>
+    <w:p>
+      <w:pPr>
+        <w:pStyle w:val="ListParagraph"/>
+      </w:pPr>
+      <w:r>
+        <w:t>Execution time -- under one second from program start to HALT, not counting the time the user spends typing.</w:t>
+      </w:r>
+    </w:p>
+    <w:p>
+      <w:pPr>
+        <w:pStyle w:val="ListParagraph"/>
+      </w:pPr>
+      <w:r>
+        <w:t>Memory footprint -- under 256 words of LC-3 memory for the program and its data combined.</w:t>
+      </w:r>
+    </w:p>
+    <w:p>
+      <w:pPr>
+        <w:pStyle w:val="ListParagraph"/>
+      </w:pPr>
+      <w:r>
+        <w:t>Response time -- under 100 milliseconds from the user's last keystroke to the first character of sorted output.</w:t>
+      </w:r>
+    </w:p>
+    <w:p>
+      <w:pPr/>
     </w:p>
     <w:p>
       <w:pPr>
@@ -5024,208 +1865,6 @@
     </w:p>
     <w:p>
       <w:pPr>
-        <w:pStyle w:val="Heading3"/>
-        <w:spacing w:before="0"/>
-        <w:ind w:right="0"/>
-      </w:pPr>
-      <w:r>
-        <w:t>In</w:t>
-      </w:r>
-      <w:r>
-        <w:rPr>
-          <w:spacing w:val="-3"/>
-        </w:rPr>
-        <w:t xml:space="preserve"> </w:t>
-      </w:r>
-      <w:r>
-        <w:t>this</w:t>
-      </w:r>
-      <w:r>
-        <w:rPr>
-          <w:spacing w:val="-2"/>
-        </w:rPr>
-        <w:t xml:space="preserve"> </w:t>
-      </w:r>
-      <w:r>
-        <w:t>section</w:t>
-      </w:r>
-      <w:r>
-        <w:rPr>
-          <w:spacing w:val="-3"/>
-        </w:rPr>
-        <w:t xml:space="preserve"> </w:t>
-      </w:r>
-      <w:r>
-        <w:t>you</w:t>
-      </w:r>
-      <w:r>
-        <w:rPr>
-          <w:spacing w:val="-2"/>
-        </w:rPr>
-        <w:t xml:space="preserve"> </w:t>
-      </w:r>
-      <w:r>
-        <w:t>describe</w:t>
-      </w:r>
-      <w:r>
-        <w:rPr>
-          <w:spacing w:val="-2"/>
-        </w:rPr>
-        <w:t xml:space="preserve"> </w:t>
-      </w:r>
-      <w:r>
-        <w:t>any</w:t>
-      </w:r>
-      <w:r>
-        <w:rPr>
-          <w:spacing w:val="-3"/>
-        </w:rPr>
-        <w:t xml:space="preserve"> </w:t>
-      </w:r>
-      <w:r>
-        <w:t>specific</w:t>
-      </w:r>
-      <w:r>
-        <w:rPr>
-          <w:spacing w:val="-2"/>
-        </w:rPr>
-        <w:t xml:space="preserve"> </w:t>
-      </w:r>
-      <w:r>
-        <w:t>usability</w:t>
-      </w:r>
-      <w:r>
-        <w:rPr>
-          <w:spacing w:val="-2"/>
-        </w:rPr>
-        <w:t xml:space="preserve"> requirements.</w:t>
-      </w:r>
-    </w:p>
-    <w:p>
-      <w:pPr>
-        <w:pStyle w:val="Heading3"/>
-        <w:spacing w:before="222" w:line="259" w:lineRule="auto"/>
-      </w:pPr>
-      <w:r>
-        <w:t>You</w:t>
-      </w:r>
-      <w:r>
-        <w:rPr>
-          <w:spacing w:val="-2"/>
-        </w:rPr>
-        <w:t xml:space="preserve"> </w:t>
-      </w:r>
-      <w:r>
-        <w:t>need</w:t>
-      </w:r>
-      <w:r>
-        <w:rPr>
-          <w:spacing w:val="-2"/>
-        </w:rPr>
-        <w:t xml:space="preserve"> </w:t>
-      </w:r>
-      <w:r>
-        <w:t>to</w:t>
-      </w:r>
-      <w:r>
-        <w:rPr>
-          <w:spacing w:val="-2"/>
-        </w:rPr>
-        <w:t xml:space="preserve"> </w:t>
-      </w:r>
-      <w:r>
-        <w:t>include</w:t>
-      </w:r>
-      <w:r>
-        <w:rPr>
-          <w:spacing w:val="-2"/>
-        </w:rPr>
-        <w:t xml:space="preserve"> </w:t>
-      </w:r>
-      <w:r>
-        <w:t>this</w:t>
-      </w:r>
-      <w:r>
-        <w:rPr>
-          <w:spacing w:val="-2"/>
-        </w:rPr>
-        <w:t xml:space="preserve"> </w:t>
-      </w:r>
-      <w:r>
-        <w:t>section</w:t>
-      </w:r>
-      <w:r>
-        <w:rPr>
-          <w:spacing w:val="-2"/>
-        </w:rPr>
-        <w:t xml:space="preserve"> </w:t>
-      </w:r>
-      <w:r>
-        <w:t>only</w:t>
-      </w:r>
-      <w:r>
-        <w:rPr>
-          <w:spacing w:val="-2"/>
-        </w:rPr>
-        <w:t xml:space="preserve"> </w:t>
-      </w:r>
-      <w:r>
-        <w:t>if</w:t>
-      </w:r>
-      <w:r>
-        <w:rPr>
-          <w:spacing w:val="-2"/>
-        </w:rPr>
-        <w:t xml:space="preserve"> </w:t>
-      </w:r>
-      <w:r>
-        <w:t>there</w:t>
-      </w:r>
-      <w:r>
-        <w:rPr>
-          <w:spacing w:val="-2"/>
-        </w:rPr>
-        <w:t xml:space="preserve"> </w:t>
-      </w:r>
-      <w:r>
-        <w:t>are</w:t>
-      </w:r>
-      <w:r>
-        <w:rPr>
-          <w:spacing w:val="-2"/>
-        </w:rPr>
-        <w:t xml:space="preserve"> </w:t>
-      </w:r>
-      <w:r>
-        <w:t>any</w:t>
-      </w:r>
-      <w:r>
-        <w:rPr>
-          <w:spacing w:val="-2"/>
-        </w:rPr>
-        <w:t xml:space="preserve"> </w:t>
-      </w:r>
-      <w:r>
-        <w:t>“overarching”</w:t>
-      </w:r>
-      <w:r>
-        <w:rPr>
-          <w:spacing w:val="-4"/>
-        </w:rPr>
-        <w:t xml:space="preserve"> </w:t>
-      </w:r>
-      <w:r>
-        <w:t xml:space="preserve">usability goals and considerations. For example, </w:t>
-      </w:r>
-      <w:r>
-        <w:t>the speed</w:t>
-      </w:r>
-      <w:r>
-        <w:t xml:space="preserve"> of navigation of the UI may be such a goal. As in the previous section, use numeric measures of usability whenever possible.</w:t>
-      </w:r>
-    </w:p>
-    <w:p>
-      <w:pPr>
         <w:pStyle w:val="BodyText"/>
         <w:rPr>
           <w:i/>
@@ -5242,6 +1881,53 @@
           <w:sz w:val="22"/>
         </w:rPr>
       </w:pPr>
+    </w:p>
+    <w:p>
+      <w:pPr/>
+    </w:p>
+    <w:p>
+      <w:pPr/>
+      <w:r>
+        <w:t>The program is a simple text-mode program that runs in the console. The points below are what we want the experience to be.</w:t>
+      </w:r>
+    </w:p>
+    <w:p>
+      <w:pPr/>
+    </w:p>
+    <w:p>
+      <w:pPr>
+        <w:pStyle w:val="ListParagraph"/>
+      </w:pPr>
+      <w:r>
+        <w:t>Clear prompt -- before asking for input, the program prints a line that says how many numbers to enter (eight), the allowed range (0 to 100), and that each number should be followed by Enter.</w:t>
+      </w:r>
+    </w:p>
+    <w:p>
+      <w:pPr>
+        <w:pStyle w:val="ListParagraph"/>
+      </w:pPr>
+      <w:r>
+        <w:t>Echoed input -- each character the user types appears on the screen as they type it.</w:t>
+      </w:r>
+    </w:p>
+    <w:p>
+      <w:pPr>
+        <w:pStyle w:val="ListParagraph"/>
+      </w:pPr>
+      <w:r>
+        <w:t>Clear output -- the sorted numbers are printed in ascending order on one line, separated by single spaces, under the header "Sorted numbers:" so the output is easy to find.</w:t>
+      </w:r>
+    </w:p>
+    <w:p>
+      <w:pPr>
+        <w:pStyle w:val="ListParagraph"/>
+      </w:pPr>
+      <w:r>
+        <w:t>No interruptions -- once the eight numbers are entered, the program finishes on its own and halts.</w:t>
+      </w:r>
+    </w:p>
+    <w:p>
+      <w:pPr/>
     </w:p>
     <w:p>
       <w:pPr>
@@ -5377,421 +2063,6 @@
           <w:spacing w:val="-2"/>
         </w:rPr>
         <w:t>Enhancements</w:t>
-      </w:r>
-    </w:p>
-    <w:p>
-      <w:pPr>
-        <w:pStyle w:val="BodyText"/>
-        <w:spacing w:before="197" w:line="244" w:lineRule="auto"/>
-        <w:ind w:left="1680" w:right="900"/>
-      </w:pPr>
-      <w:r>
-        <w:rPr>
-          <w:w w:val="115"/>
-        </w:rPr>
-        <w:t>There</w:t>
-      </w:r>
-      <w:r>
-        <w:rPr>
-          <w:spacing w:val="-6"/>
-          <w:w w:val="115"/>
-        </w:rPr>
-        <w:t xml:space="preserve"> </w:t>
-      </w:r>
-      <w:r>
-        <w:rPr>
-          <w:w w:val="115"/>
-        </w:rPr>
-        <w:t>does</w:t>
-      </w:r>
-      <w:r>
-        <w:rPr>
-          <w:spacing w:val="-6"/>
-          <w:w w:val="115"/>
-        </w:rPr>
-        <w:t xml:space="preserve"> </w:t>
-      </w:r>
-      <w:r>
-        <w:rPr>
-          <w:w w:val="115"/>
-        </w:rPr>
-        <w:t>come</w:t>
-      </w:r>
-      <w:r>
-        <w:rPr>
-          <w:spacing w:val="-6"/>
-          <w:w w:val="115"/>
-        </w:rPr>
-        <w:t xml:space="preserve"> </w:t>
-      </w:r>
-      <w:r>
-        <w:rPr>
-          <w:w w:val="115"/>
-        </w:rPr>
-        <w:t>a</w:t>
-      </w:r>
-      <w:r>
-        <w:rPr>
-          <w:spacing w:val="-6"/>
-          <w:w w:val="115"/>
-        </w:rPr>
-        <w:t xml:space="preserve"> </w:t>
-      </w:r>
-      <w:r>
-        <w:rPr>
-          <w:w w:val="115"/>
-        </w:rPr>
-        <w:t>time</w:t>
-      </w:r>
-      <w:r>
-        <w:rPr>
-          <w:spacing w:val="-6"/>
-          <w:w w:val="115"/>
-        </w:rPr>
-        <w:t xml:space="preserve"> </w:t>
-      </w:r>
-      <w:r>
-        <w:rPr>
-          <w:w w:val="115"/>
-        </w:rPr>
-        <w:t>when</w:t>
-      </w:r>
-      <w:r>
-        <w:rPr>
-          <w:spacing w:val="-6"/>
-          <w:w w:val="115"/>
-        </w:rPr>
-        <w:t xml:space="preserve"> </w:t>
-      </w:r>
-      <w:r>
-        <w:rPr>
-          <w:w w:val="115"/>
-        </w:rPr>
-        <w:t>the</w:t>
-      </w:r>
-      <w:r>
-        <w:rPr>
-          <w:spacing w:val="-6"/>
-          <w:w w:val="115"/>
-        </w:rPr>
-        <w:t xml:space="preserve"> </w:t>
-      </w:r>
-      <w:r>
-        <w:rPr>
-          <w:w w:val="115"/>
-        </w:rPr>
-        <w:t>requirements</w:t>
-      </w:r>
-      <w:r>
-        <w:rPr>
-          <w:spacing w:val="-6"/>
-          <w:w w:val="115"/>
-        </w:rPr>
-        <w:t xml:space="preserve"> </w:t>
-      </w:r>
-      <w:r>
-        <w:rPr>
-          <w:w w:val="115"/>
-        </w:rPr>
-        <w:t>for</w:t>
-      </w:r>
-      <w:r>
-        <w:rPr>
-          <w:spacing w:val="-6"/>
-          <w:w w:val="115"/>
-        </w:rPr>
-        <w:t xml:space="preserve"> </w:t>
-      </w:r>
-      <w:r>
-        <w:rPr>
-          <w:w w:val="115"/>
-        </w:rPr>
-        <w:t>the</w:t>
-      </w:r>
-      <w:r>
-        <w:rPr>
-          <w:spacing w:val="-6"/>
-          <w:w w:val="115"/>
-        </w:rPr>
-        <w:t xml:space="preserve"> </w:t>
-      </w:r>
-      <w:r>
-        <w:rPr>
-          <w:w w:val="115"/>
-        </w:rPr>
-        <w:t>initial</w:t>
-      </w:r>
-      <w:r>
-        <w:rPr>
-          <w:spacing w:val="-6"/>
-          <w:w w:val="115"/>
-        </w:rPr>
-        <w:t xml:space="preserve"> </w:t>
-      </w:r>
-      <w:r>
-        <w:rPr>
-          <w:w w:val="115"/>
-        </w:rPr>
-        <w:t>release</w:t>
-      </w:r>
-      <w:r>
-        <w:rPr>
-          <w:spacing w:val="-6"/>
-          <w:w w:val="115"/>
-        </w:rPr>
-        <w:t xml:space="preserve"> </w:t>
-      </w:r>
-      <w:r>
-        <w:rPr>
-          <w:w w:val="115"/>
-        </w:rPr>
-        <w:t>of</w:t>
-      </w:r>
-      <w:r>
-        <w:rPr>
-          <w:spacing w:val="-6"/>
-          <w:w w:val="115"/>
-        </w:rPr>
-        <w:t xml:space="preserve"> </w:t>
-      </w:r>
-      <w:r>
-        <w:rPr>
-          <w:w w:val="115"/>
-        </w:rPr>
-        <w:t xml:space="preserve">your </w:t>
-      </w:r>
-      <w:r>
-        <w:rPr>
-          <w:w w:val="110"/>
-        </w:rPr>
-        <w:t xml:space="preserve">application are frozen. Usually, it happens after the system acceptance test which </w:t>
-      </w:r>
-      <w:r>
-        <w:rPr>
-          <w:w w:val="115"/>
-        </w:rPr>
-        <w:t>is</w:t>
-      </w:r>
-      <w:r>
-        <w:rPr>
-          <w:spacing w:val="-14"/>
-          <w:w w:val="115"/>
-        </w:rPr>
-        <w:t xml:space="preserve"> </w:t>
-      </w:r>
-      <w:r>
-        <w:rPr>
-          <w:w w:val="115"/>
-        </w:rPr>
-        <w:t>the</w:t>
-      </w:r>
-      <w:r>
-        <w:rPr>
-          <w:spacing w:val="-14"/>
-          <w:w w:val="115"/>
-        </w:rPr>
-        <w:t xml:space="preserve"> </w:t>
-      </w:r>
-      <w:r>
-        <w:rPr>
-          <w:w w:val="115"/>
-        </w:rPr>
-        <w:t>last</w:t>
-      </w:r>
-      <w:r>
-        <w:rPr>
-          <w:spacing w:val="-14"/>
-          <w:w w:val="115"/>
-        </w:rPr>
-        <w:t xml:space="preserve"> </w:t>
-      </w:r>
-      <w:r>
-        <w:rPr>
-          <w:w w:val="115"/>
-        </w:rPr>
-        <w:t>chance</w:t>
-      </w:r>
-      <w:r>
-        <w:rPr>
-          <w:spacing w:val="-14"/>
-          <w:w w:val="115"/>
-        </w:rPr>
-        <w:t xml:space="preserve"> </w:t>
-      </w:r>
-      <w:r>
-        <w:rPr>
-          <w:w w:val="115"/>
-        </w:rPr>
-        <w:t>for</w:t>
-      </w:r>
-      <w:r>
-        <w:rPr>
-          <w:spacing w:val="-14"/>
-          <w:w w:val="115"/>
-        </w:rPr>
-        <w:t xml:space="preserve"> </w:t>
-      </w:r>
-      <w:r>
-        <w:rPr>
-          <w:w w:val="115"/>
-        </w:rPr>
-        <w:t>the</w:t>
-      </w:r>
-      <w:r>
-        <w:rPr>
-          <w:spacing w:val="-14"/>
-          <w:w w:val="115"/>
-        </w:rPr>
-        <w:t xml:space="preserve"> </w:t>
-      </w:r>
-      <w:r>
-        <w:rPr>
-          <w:w w:val="115"/>
-        </w:rPr>
-        <w:t>users</w:t>
-      </w:r>
-      <w:r>
-        <w:rPr>
-          <w:spacing w:val="-14"/>
-          <w:w w:val="115"/>
-        </w:rPr>
-        <w:t xml:space="preserve"> </w:t>
-      </w:r>
-      <w:r>
-        <w:rPr>
-          <w:w w:val="115"/>
-        </w:rPr>
-        <w:t>to</w:t>
-      </w:r>
-      <w:r>
-        <w:rPr>
-          <w:spacing w:val="-14"/>
-          <w:w w:val="115"/>
-        </w:rPr>
-        <w:t xml:space="preserve"> </w:t>
-      </w:r>
-      <w:r>
-        <w:rPr>
-          <w:w w:val="115"/>
-        </w:rPr>
-        <w:t>lobby</w:t>
-      </w:r>
-      <w:r>
-        <w:rPr>
-          <w:spacing w:val="-14"/>
-          <w:w w:val="115"/>
-        </w:rPr>
-        <w:t xml:space="preserve"> </w:t>
-      </w:r>
-      <w:r>
-        <w:rPr>
-          <w:w w:val="115"/>
-        </w:rPr>
-        <w:t>for</w:t>
-      </w:r>
-      <w:r>
-        <w:rPr>
-          <w:spacing w:val="-14"/>
-          <w:w w:val="115"/>
-        </w:rPr>
-        <w:t xml:space="preserve"> </w:t>
-      </w:r>
-      <w:r>
-        <w:rPr>
-          <w:w w:val="115"/>
-        </w:rPr>
-        <w:t>some</w:t>
-      </w:r>
-      <w:r>
-        <w:rPr>
-          <w:spacing w:val="-14"/>
-          <w:w w:val="115"/>
-        </w:rPr>
-        <w:t xml:space="preserve"> </w:t>
-      </w:r>
-      <w:r>
-        <w:rPr>
-          <w:w w:val="115"/>
-        </w:rPr>
-        <w:t>changes</w:t>
-      </w:r>
-      <w:r>
-        <w:rPr>
-          <w:spacing w:val="-14"/>
-          <w:w w:val="115"/>
-        </w:rPr>
-        <w:t xml:space="preserve"> </w:t>
-      </w:r>
-      <w:r>
-        <w:rPr>
-          <w:w w:val="115"/>
-        </w:rPr>
-        <w:t>to</w:t>
-      </w:r>
-      <w:r>
-        <w:rPr>
-          <w:spacing w:val="-14"/>
-          <w:w w:val="115"/>
-        </w:rPr>
-        <w:t xml:space="preserve"> </w:t>
-      </w:r>
-      <w:r>
-        <w:rPr>
-          <w:w w:val="115"/>
-        </w:rPr>
-        <w:t>be</w:t>
-      </w:r>
-      <w:r>
-        <w:rPr>
-          <w:spacing w:val="-14"/>
-          <w:w w:val="115"/>
-        </w:rPr>
-        <w:t xml:space="preserve"> </w:t>
-      </w:r>
-      <w:r>
-        <w:rPr>
-          <w:w w:val="115"/>
-        </w:rPr>
-        <w:t>introduced</w:t>
-      </w:r>
-      <w:r>
-        <w:rPr>
-          <w:spacing w:val="-14"/>
-          <w:w w:val="115"/>
-        </w:rPr>
-        <w:t xml:space="preserve"> </w:t>
-      </w:r>
-      <w:r>
-        <w:rPr>
-          <w:w w:val="115"/>
-        </w:rPr>
-        <w:t>in</w:t>
-      </w:r>
-      <w:r>
-        <w:rPr>
-          <w:spacing w:val="-14"/>
-          <w:w w:val="115"/>
-        </w:rPr>
-        <w:t xml:space="preserve"> </w:t>
-      </w:r>
-      <w:r>
-        <w:rPr>
-          <w:w w:val="115"/>
-        </w:rPr>
-        <w:t>the upcoming release.</w:t>
-      </w:r>
-    </w:p>
-    <w:p>
-      <w:pPr>
-        <w:pStyle w:val="BodyText"/>
-        <w:spacing w:before="204" w:after="6" w:line="244" w:lineRule="auto"/>
-        <w:ind w:left="1680" w:right="1026"/>
-      </w:pPr>
-      <w:r>
-        <w:rPr>
-          <w:w w:val="110"/>
-        </w:rPr>
-        <w:t>Currently, you need to begin maintaining the list of requested enhancements. Below is a template for tracking requests for enhancements.</w:t>
       </w:r>
     </w:p>
     <w:tbl>
@@ -6322,6 +2593,18 @@
       </w:pPr>
     </w:p>
     <w:p>
+      <w:pPr/>
+    </w:p>
+    <w:p>
+      <w:pPr/>
+      <w:r>
+        <w:t>No enhancement requests have been received yet. Any future requests will be added to the table below, with the date, a short description, who requested it, the priority, and how it was handled.</w:t>
+      </w:r>
+    </w:p>
+    <w:p>
+      <w:pPr/>
+    </w:p>
+    <w:p>
       <w:pPr>
         <w:pStyle w:val="Heading1"/>
       </w:pPr>
@@ -6449,355 +2732,13 @@
     </w:p>
     <w:p>
       <w:pPr>
-        <w:pStyle w:val="Heading3"/>
-        <w:spacing w:before="207" w:line="259" w:lineRule="auto"/>
-      </w:pPr>
-      <w:r>
-        <w:t>Appendices are used to capture any information that does not fit naturally anywhere</w:t>
-      </w:r>
-      <w:r>
-        <w:rPr>
-          <w:spacing w:val="-2"/>
-        </w:rPr>
-        <w:t xml:space="preserve"> </w:t>
-      </w:r>
-      <w:r>
-        <w:t>else</w:t>
-      </w:r>
-      <w:r>
-        <w:rPr>
-          <w:spacing w:val="-2"/>
-        </w:rPr>
-        <w:t xml:space="preserve"> </w:t>
-      </w:r>
-      <w:r>
-        <w:t>in</w:t>
-      </w:r>
-      <w:r>
-        <w:rPr>
-          <w:spacing w:val="-2"/>
-        </w:rPr>
-        <w:t xml:space="preserve"> </w:t>
-      </w:r>
-      <w:r>
-        <w:t>the</w:t>
-      </w:r>
-      <w:r>
-        <w:rPr>
-          <w:spacing w:val="-2"/>
-        </w:rPr>
-        <w:t xml:space="preserve"> </w:t>
-      </w:r>
-      <w:r>
-        <w:t>requirements</w:t>
-      </w:r>
-      <w:r>
-        <w:rPr>
-          <w:spacing w:val="-2"/>
-        </w:rPr>
-        <w:t xml:space="preserve"> </w:t>
-      </w:r>
-      <w:r>
-        <w:t>document</w:t>
-      </w:r>
-      <w:r>
-        <w:rPr>
-          <w:spacing w:val="-2"/>
-        </w:rPr>
-        <w:t xml:space="preserve"> </w:t>
-      </w:r>
-      <w:r>
-        <w:t>yet</w:t>
-      </w:r>
-      <w:r>
-        <w:rPr>
-          <w:spacing w:val="-2"/>
-        </w:rPr>
-        <w:t xml:space="preserve"> </w:t>
-      </w:r>
-      <w:r>
-        <w:t>is</w:t>
-      </w:r>
-      <w:r>
-        <w:rPr>
-          <w:spacing w:val="-2"/>
-        </w:rPr>
-        <w:t xml:space="preserve"> </w:t>
-      </w:r>
-      <w:r>
-        <w:t>important.</w:t>
-      </w:r>
-      <w:r>
-        <w:rPr>
-          <w:spacing w:val="-2"/>
-        </w:rPr>
-        <w:t xml:space="preserve"> </w:t>
-      </w:r>
-      <w:r>
-        <w:t>Here</w:t>
-      </w:r>
-      <w:r>
-        <w:rPr>
-          <w:spacing w:val="-2"/>
-        </w:rPr>
-        <w:t xml:space="preserve"> </w:t>
-      </w:r>
-      <w:r>
-        <w:t>are</w:t>
-      </w:r>
-      <w:r>
-        <w:rPr>
-          <w:spacing w:val="-2"/>
-        </w:rPr>
-        <w:t xml:space="preserve"> </w:t>
-      </w:r>
-      <w:r>
-        <w:t>some examples of appendices.</w:t>
-      </w:r>
-    </w:p>
-    <w:p>
-      <w:pPr>
-        <w:pStyle w:val="Heading3"/>
         <w:spacing w:line="259" w:lineRule="auto"/>
       </w:pPr>
-      <w:r>
-        <w:t>Supporting and background information may be appropriate to include as an appendix</w:t>
-      </w:r>
-      <w:r>
-        <w:rPr>
-          <w:spacing w:val="-3"/>
-        </w:rPr>
-        <w:t xml:space="preserve"> </w:t>
-      </w:r>
-      <w:r>
-        <w:t>–</w:t>
-      </w:r>
-      <w:r>
-        <w:rPr>
-          <w:spacing w:val="-22"/>
-        </w:rPr>
-        <w:t xml:space="preserve"> </w:t>
-      </w:r>
-      <w:r>
-        <w:t>things</w:t>
-      </w:r>
-      <w:r>
-        <w:rPr>
-          <w:spacing w:val="-2"/>
-        </w:rPr>
-        <w:t xml:space="preserve"> </w:t>
-      </w:r>
-      <w:r>
-        <w:t>like</w:t>
-      </w:r>
-      <w:r>
-        <w:rPr>
-          <w:spacing w:val="-2"/>
-        </w:rPr>
-        <w:t xml:space="preserve"> </w:t>
-      </w:r>
-      <w:r>
-        <w:t>results</w:t>
-      </w:r>
-      <w:r>
-        <w:rPr>
-          <w:spacing w:val="-2"/>
-        </w:rPr>
-        <w:t xml:space="preserve"> </w:t>
-      </w:r>
-      <w:r>
-        <w:t>of</w:t>
-      </w:r>
-      <w:r>
-        <w:rPr>
-          <w:spacing w:val="-2"/>
-        </w:rPr>
-        <w:t xml:space="preserve"> </w:t>
-      </w:r>
-      <w:r>
-        <w:t>user</w:t>
-      </w:r>
-      <w:r>
-        <w:rPr>
-          <w:spacing w:val="-2"/>
-        </w:rPr>
-        <w:t xml:space="preserve"> </w:t>
-      </w:r>
-      <w:r>
-        <w:t>surveys,</w:t>
-      </w:r>
-      <w:r>
-        <w:rPr>
-          <w:spacing w:val="-2"/>
-        </w:rPr>
-        <w:t xml:space="preserve"> </w:t>
-      </w:r>
-      <w:r>
-        <w:t>examples</w:t>
-      </w:r>
-      <w:r>
-        <w:rPr>
-          <w:spacing w:val="-2"/>
-        </w:rPr>
-        <w:t xml:space="preserve"> </w:t>
-      </w:r>
-      <w:r>
-        <w:t>of</w:t>
-      </w:r>
-      <w:r>
-        <w:rPr>
-          <w:spacing w:val="-2"/>
-        </w:rPr>
-        <w:t xml:space="preserve"> </w:t>
-      </w:r>
-      <w:r>
-        <w:t>problems</w:t>
-      </w:r>
-      <w:r>
-        <w:rPr>
-          <w:spacing w:val="-2"/>
-        </w:rPr>
-        <w:t xml:space="preserve"> </w:t>
-      </w:r>
-      <w:r>
-        <w:t>to</w:t>
-      </w:r>
-      <w:r>
-        <w:rPr>
-          <w:spacing w:val="-2"/>
-        </w:rPr>
-        <w:t xml:space="preserve"> </w:t>
-      </w:r>
-      <w:r>
-        <w:t>be</w:t>
-      </w:r>
-      <w:r>
-        <w:rPr>
-          <w:spacing w:val="-2"/>
-        </w:rPr>
-        <w:t xml:space="preserve"> </w:t>
-      </w:r>
-      <w:r>
-        <w:t>solved by the applications, etc. Some of the supporting information may be graphical – remember all those charts you drew trying to explain your document to others?</w:t>
-      </w:r>
     </w:p>
     <w:p>
       <w:pPr>
         <w:spacing w:line="259" w:lineRule="auto"/>
       </w:pPr>
-    </w:p>
-    <w:p>
-      <w:pPr>
-        <w:spacing w:line="259" w:lineRule="auto"/>
-      </w:pPr>
-    </w:p>
-    <w:p>
-      <w:pPr>
-        <w:pStyle w:val="Heading3"/>
-        <w:spacing w:before="1" w:line="259" w:lineRule="auto"/>
-        <w:rPr>
-          <w:spacing w:val="-2"/>
-        </w:rPr>
-      </w:pPr>
-      <w:r>
-        <w:t>Appendices</w:t>
-      </w:r>
-      <w:r>
-        <w:rPr>
-          <w:spacing w:val="-9"/>
-        </w:rPr>
-        <w:t xml:space="preserve"> </w:t>
-      </w:r>
-      <w:r>
-        <w:t>can</w:t>
-      </w:r>
-      <w:r>
-        <w:rPr>
-          <w:spacing w:val="-9"/>
-        </w:rPr>
-        <w:t xml:space="preserve"> </w:t>
-      </w:r>
-      <w:r>
-        <w:t>be</w:t>
-      </w:r>
-      <w:r>
-        <w:rPr>
-          <w:spacing w:val="-9"/>
-        </w:rPr>
-        <w:t xml:space="preserve"> </w:t>
-      </w:r>
-      <w:r>
-        <w:t>used</w:t>
-      </w:r>
-      <w:r>
-        <w:rPr>
-          <w:spacing w:val="-9"/>
-        </w:rPr>
-        <w:t xml:space="preserve"> </w:t>
-      </w:r>
-      <w:r>
-        <w:t>to</w:t>
-      </w:r>
-      <w:r>
-        <w:rPr>
-          <w:spacing w:val="-9"/>
-        </w:rPr>
-        <w:t xml:space="preserve"> </w:t>
-      </w:r>
-      <w:r>
-        <w:t>address</w:t>
-      </w:r>
-      <w:r>
-        <w:rPr>
-          <w:spacing w:val="-9"/>
-        </w:rPr>
-        <w:t xml:space="preserve"> </w:t>
-      </w:r>
-      <w:r>
-        <w:t>a specialized</w:t>
-      </w:r>
-      <w:r>
-        <w:rPr>
-          <w:spacing w:val="-9"/>
-        </w:rPr>
-        <w:t xml:space="preserve"> </w:t>
-      </w:r>
-      <w:r>
-        <w:t>audience.</w:t>
-      </w:r>
-      <w:r>
-        <w:rPr>
-          <w:spacing w:val="-9"/>
-        </w:rPr>
-        <w:t xml:space="preserve"> </w:t>
-      </w:r>
-      <w:r>
-        <w:t>For</w:t>
-      </w:r>
-      <w:r>
-        <w:rPr>
-          <w:spacing w:val="-9"/>
-        </w:rPr>
-        <w:t xml:space="preserve"> </w:t>
-      </w:r>
-      <w:r>
-        <w:t>example,</w:t>
-      </w:r>
-      <w:r>
-        <w:rPr>
-          <w:spacing w:val="-9"/>
-        </w:rPr>
-        <w:t xml:space="preserve"> </w:t>
-      </w:r>
-      <w:r>
-        <w:t xml:space="preserve">some information in the requirements document may be more important to the developers than to the users. Sometimes this information can be put into an </w:t>
-      </w:r>
-      <w:r>
-        <w:rPr>
-          <w:spacing w:val="-2"/>
-        </w:rPr>
-        <w:t>appendix.</w:t>
-      </w:r>
     </w:p>
     <w:p>
       <w:pPr>
@@ -6810,6 +2751,58 @@
       </w:pPr>
     </w:p>
     <w:p>
+      <w:pPr/>
+    </w:p>
+    <w:p>
+      <w:pPr/>
+      <w:r>
+        <w:t>The appendices have extra reference material: a short bubble sort review and the list of LC-3 instructions used in the program. The full pseudocode and the flowchart are in the next section.</w:t>
+      </w:r>
+    </w:p>
+    <w:p>
+      <w:pPr/>
+    </w:p>
+    <w:p>
+      <w:pPr>
+        <w:pStyle w:val="Heading4"/>
+      </w:pPr>
+      <w:r>
+        <w:t>Appendix A -- Bubble sort review</w:t>
+      </w:r>
+    </w:p>
+    <w:p>
+      <w:pPr/>
+    </w:p>
+    <w:p>
+      <w:pPr/>
+      <w:r>
+        <w:t>Bubble sort goes through the array and compares each adjacent pair, swapping them if they are out of order. After each pass, the largest unsorted value ends up at the back. The worst-case and average time complexity is O(n^2), and the sort is done in place so it only uses O(1) extra memory.</w:t>
+      </w:r>
+    </w:p>
+    <w:p>
+      <w:pPr/>
+    </w:p>
+    <w:p>
+      <w:pPr>
+        <w:pStyle w:val="Heading4"/>
+      </w:pPr>
+      <w:r>
+        <w:t>Appendix B -- LC-3 instructions used</w:t>
+      </w:r>
+    </w:p>
+    <w:p>
+      <w:pPr/>
+    </w:p>
+    <w:p>
+      <w:pPr/>
+      <w:r>
+        <w:t>ADD, AND, and NOT for arithmetic and logic; LD, LDI, LDR, and LEA for loading values from memory; ST, STI, and STR for storing them; BR (with the n, z, p condition codes) for branching; JSR and RET for calling and returning from subroutines; and TRAP for the GETC, OUT, PUTS, and HALT system calls. PUSH and POP are written as short sequences of these instructions.</w:t>
+      </w:r>
+    </w:p>
+    <w:p>
+      <w:pPr/>
+    </w:p>
+    <w:p>
       <w:pPr>
         <w:pStyle w:val="Heading2"/>
         <w:ind w:left="0"/>
@@ -6823,11 +2816,6 @@
         <w:pStyle w:val="Heading2"/>
         <w:ind w:left="0"/>
       </w:pPr>
-    </w:p>
-    <w:p>
-      <w:r>
-        <w:t xml:space="preserve">Include branching, iteration, subroutines/functions in flow chart or pseudocode. </w:t>
-      </w:r>
     </w:p>
     <w:p>
       <w:pPr>
@@ -6914,6 +2902,443 @@
         <w:spacing w:before="176"/>
         <w:contextualSpacing/>
       </w:pPr>
+    </w:p>
+    <w:p>
+      <w:pPr/>
+    </w:p>
+    <w:p>
+      <w:pPr>
+        <w:pStyle w:val="Heading4"/>
+      </w:pPr>
+      <w:r>
+        <w:t>Pseudocode (high-level, language-agnostic)</w:t>
+      </w:r>
+    </w:p>
+    <w:p>
+      <w:pPr/>
+    </w:p>
+    <w:p>
+      <w:pPr/>
+      <w:r>
+        <w:t>PROGRAM BubbleBuddies</w:t>
+      </w:r>
+    </w:p>
+    <w:p>
+      <w:pPr/>
+      <w:r>
+        <w:t xml:space="preserve">    .ORIG x3000</w:t>
+      </w:r>
+    </w:p>
+    <w:p>
+      <w:pPr/>
+    </w:p>
+    <w:p>
+      <w:pPr/>
+      <w:r>
+        <w:t xml:space="preserve">    PRINT "Enter 8 numbers (0-100), ENTER after each:"</w:t>
+      </w:r>
+    </w:p>
+    <w:p>
+      <w:pPr/>
+      <w:r>
+        <w:t xml:space="preserve">    CREATE array[8]</w:t>
+      </w:r>
+    </w:p>
+    <w:p>
+      <w:pPr/>
+    </w:p>
+    <w:p>
+      <w:pPr/>
+      <w:r>
+        <w:t xml:space="preserve">    ; Input 8 numbers</w:t>
+      </w:r>
+    </w:p>
+    <w:p>
+      <w:pPr/>
+      <w:r>
+        <w:t xml:space="preserve">    FOR i FROM 0 TO 7:</w:t>
+      </w:r>
+    </w:p>
+    <w:p>
+      <w:pPr/>
+      <w:r>
+        <w:t xml:space="preserve">        array[i] = READNUM()</w:t>
+      </w:r>
+    </w:p>
+    <w:p>
+      <w:pPr/>
+    </w:p>
+    <w:p>
+      <w:pPr/>
+      <w:r>
+        <w:t xml:space="preserve">    ; Bubble sort (ascending order)</w:t>
+      </w:r>
+    </w:p>
+    <w:p>
+      <w:pPr/>
+      <w:r>
+        <w:t xml:space="preserve">    FOR i FROM 0 TO 6:</w:t>
+      </w:r>
+    </w:p>
+    <w:p>
+      <w:pPr/>
+      <w:r>
+        <w:t xml:space="preserve">        FOR j FROM 0 TO 6:</w:t>
+      </w:r>
+    </w:p>
+    <w:p>
+      <w:pPr/>
+      <w:r>
+        <w:t xml:space="preserve">            IF array[j] &gt; array[j + 1]:</w:t>
+      </w:r>
+    </w:p>
+    <w:p>
+      <w:pPr/>
+      <w:r>
+        <w:t xml:space="preserve">                SWAP array[j] AND array[j + 1]</w:t>
+      </w:r>
+    </w:p>
+    <w:p>
+      <w:pPr/>
+    </w:p>
+    <w:p>
+      <w:pPr/>
+      <w:r>
+        <w:t xml:space="preserve">    ; Print sorted array</w:t>
+      </w:r>
+    </w:p>
+    <w:p>
+      <w:pPr/>
+      <w:r>
+        <w:t xml:space="preserve">    PRINT "\nSorted numbers:"</w:t>
+      </w:r>
+    </w:p>
+    <w:p>
+      <w:pPr/>
+      <w:r>
+        <w:t xml:space="preserve">    FOR i FROM 0 TO 7:</w:t>
+      </w:r>
+    </w:p>
+    <w:p>
+      <w:pPr/>
+      <w:r>
+        <w:t xml:space="preserve">        PRINTNUM(array[i])</w:t>
+      </w:r>
+    </w:p>
+    <w:p>
+      <w:pPr/>
+      <w:r>
+        <w:t xml:space="preserve">        PRINT " "</w:t>
+      </w:r>
+    </w:p>
+    <w:p>
+      <w:pPr/>
+    </w:p>
+    <w:p>
+      <w:pPr/>
+      <w:r>
+        <w:t xml:space="preserve">    HALT</w:t>
+      </w:r>
+    </w:p>
+    <w:p>
+      <w:pPr/>
+    </w:p>
+    <w:p>
+      <w:pPr/>
+      <w:r>
+        <w:t>SUBROUTINE READNUM():</w:t>
+      </w:r>
+    </w:p>
+    <w:p>
+      <w:pPr/>
+      <w:r>
+        <w:t xml:space="preserve">    number = 0</w:t>
+      </w:r>
+    </w:p>
+    <w:p>
+      <w:pPr/>
+      <w:r>
+        <w:t xml:space="preserve">    LOOP:</w:t>
+      </w:r>
+    </w:p>
+    <w:p>
+      <w:pPr/>
+      <w:r>
+        <w:t xml:space="preserve">        char = GET character from keyboard</w:t>
+      </w:r>
+    </w:p>
+    <w:p>
+      <w:pPr/>
+      <w:r>
+        <w:t xml:space="preserve">        PRINT char                       ; echo it</w:t>
+      </w:r>
+    </w:p>
+    <w:p>
+      <w:pPr/>
+      <w:r>
+        <w:t xml:space="preserve">        IF char IS ENTER:</w:t>
+      </w:r>
+    </w:p>
+    <w:p>
+      <w:pPr/>
+      <w:r>
+        <w:t xml:space="preserve">            BREAK</w:t>
+      </w:r>
+    </w:p>
+    <w:p>
+      <w:pPr/>
+      <w:r>
+        <w:t xml:space="preserve">        digit = char - '0'               ; convert ASCII to number</w:t>
+      </w:r>
+    </w:p>
+    <w:p>
+      <w:pPr/>
+      <w:r>
+        <w:t xml:space="preserve">        number = (number * 10) + digit</w:t>
+      </w:r>
+    </w:p>
+    <w:p>
+      <w:pPr/>
+      <w:r>
+        <w:t xml:space="preserve">    PRINT newline</w:t>
+      </w:r>
+    </w:p>
+    <w:p>
+      <w:pPr/>
+      <w:r>
+        <w:t xml:space="preserve">    RETURN number</w:t>
+      </w:r>
+    </w:p>
+    <w:p>
+      <w:pPr/>
+    </w:p>
+    <w:p>
+      <w:pPr/>
+      <w:r>
+        <w:t>SUBROUTINE PRINTNUM(number):</w:t>
+      </w:r>
+    </w:p>
+    <w:p>
+      <w:pPr/>
+      <w:r>
+        <w:t xml:space="preserve">    hundreds = 0</w:t>
+      </w:r>
+    </w:p>
+    <w:p>
+      <w:pPr/>
+      <w:r>
+        <w:t xml:space="preserve">    tens = 0</w:t>
+      </w:r>
+    </w:p>
+    <w:p>
+      <w:pPr/>
+    </w:p>
+    <w:p>
+      <w:pPr/>
+      <w:r>
+        <w:t xml:space="preserve">    ; Count hundreds</w:t>
+      </w:r>
+    </w:p>
+    <w:p>
+      <w:pPr/>
+      <w:r>
+        <w:t xml:space="preserve">    WHILE number &gt;= 100:</w:t>
+      </w:r>
+    </w:p>
+    <w:p>
+      <w:pPr/>
+      <w:r>
+        <w:t xml:space="preserve">        hundreds = hundreds + 1</w:t>
+      </w:r>
+    </w:p>
+    <w:p>
+      <w:pPr/>
+      <w:r>
+        <w:t xml:space="preserve">        number   = number - 100</w:t>
+      </w:r>
+    </w:p>
+    <w:p>
+      <w:pPr/>
+    </w:p>
+    <w:p>
+      <w:pPr/>
+      <w:r>
+        <w:t xml:space="preserve">    ; Count tens</w:t>
+      </w:r>
+    </w:p>
+    <w:p>
+      <w:pPr/>
+      <w:r>
+        <w:t xml:space="preserve">    WHILE number &gt;= 10:</w:t>
+      </w:r>
+    </w:p>
+    <w:p>
+      <w:pPr/>
+      <w:r>
+        <w:t xml:space="preserve">        tens   = tens + 1</w:t>
+      </w:r>
+    </w:p>
+    <w:p>
+      <w:pPr/>
+      <w:r>
+        <w:t xml:space="preserve">        number = number - 10</w:t>
+      </w:r>
+    </w:p>
+    <w:p>
+      <w:pPr/>
+    </w:p>
+    <w:p>
+      <w:pPr/>
+      <w:r>
+        <w:t xml:space="preserve">    ones = number</w:t>
+      </w:r>
+    </w:p>
+    <w:p>
+      <w:pPr/>
+    </w:p>
+    <w:p>
+      <w:pPr/>
+      <w:r>
+        <w:t xml:space="preserve">    ; Print hundreds (if any)</w:t>
+      </w:r>
+    </w:p>
+    <w:p>
+      <w:pPr/>
+      <w:r>
+        <w:t xml:space="preserve">    IF hundreds &gt; 0:</w:t>
+      </w:r>
+    </w:p>
+    <w:p>
+      <w:pPr/>
+      <w:r>
+        <w:t xml:space="preserve">        PRINT (hundreds + '0')</w:t>
+      </w:r>
+    </w:p>
+    <w:p>
+      <w:pPr/>
+    </w:p>
+    <w:p>
+      <w:pPr/>
+      <w:r>
+        <w:t xml:space="preserve">    ; Print tens</w:t>
+      </w:r>
+    </w:p>
+    <w:p>
+      <w:pPr/>
+      <w:r>
+        <w:t xml:space="preserve">    IF tens &gt; 0:</w:t>
+      </w:r>
+    </w:p>
+    <w:p>
+      <w:pPr/>
+      <w:r>
+        <w:t xml:space="preserve">        PRINT (tens + '0')</w:t>
+      </w:r>
+    </w:p>
+    <w:p>
+      <w:pPr/>
+      <w:r>
+        <w:t xml:space="preserve">    ELSE IF hundreds &gt; 0:</w:t>
+      </w:r>
+    </w:p>
+    <w:p>
+      <w:pPr/>
+      <w:r>
+        <w:t xml:space="preserve">        ; special case like 100 -&gt; prints 0 in tens place</w:t>
+      </w:r>
+    </w:p>
+    <w:p>
+      <w:pPr/>
+      <w:r>
+        <w:t xml:space="preserve">        PRINT '0'</w:t>
+      </w:r>
+    </w:p>
+    <w:p>
+      <w:pPr/>
+    </w:p>
+    <w:p>
+      <w:pPr/>
+      <w:r>
+        <w:t xml:space="preserve">    ; Print ones</w:t>
+      </w:r>
+    </w:p>
+    <w:p>
+      <w:pPr/>
+      <w:r>
+        <w:t xml:space="preserve">    PRINT (ones + '0')</w:t>
+      </w:r>
+    </w:p>
+    <w:p>
+      <w:pPr/>
+    </w:p>
+    <w:p>
+      <w:pPr>
+        <w:pStyle w:val="Heading4"/>
+      </w:pPr>
+      <w:r>
+        <w:t>Flowchart</w:t>
+      </w:r>
+    </w:p>
+    <w:p>
+      <w:pPr/>
+    </w:p>
+    <w:p>
+      <w:pPr/>
+      <w:r>
+        <w:t>The program flowchart is shown below. The diagram covers the input loop (eight READNUM invocations), the inlined bubble-sort phase (outer loop on i, inner loop on j, with the swap conditional), the output loop (eight PRINTNUM invocations with single-space separators), and the internal save/restore discipline of READNUM. Each block is annotated with the LC-3 register operation it performs.</w:t>
+      </w:r>
+    </w:p>
+    <w:p>
+      <w:pPr/>
+    </w:p>
+    <w:p>
+      <w:pPr/>
+      <w:r>
+        <w:drawing>
+          <wp:inline xmlns:a="http://schemas.openxmlformats.org/drawingml/2006/main" xmlns:pic="http://schemas.openxmlformats.org/drawingml/2006/picture">
+            <wp:extent cx="5486400" cy="7098585"/>
+            <wp:docPr id="105" name="Picture 105"/>
+            <wp:cNvGraphicFramePr>
+              <a:graphicFrameLocks noChangeAspect="1"/>
+            </wp:cNvGraphicFramePr>
+            <a:graphic>
+              <a:graphicData uri="http://schemas.openxmlformats.org/drawingml/2006/picture">
+                <pic:pic>
+                  <pic:nvPicPr>
+                    <pic:cNvPr id="0" name="flowchart.png"/>
+                    <pic:cNvPicPr/>
+                  </pic:nvPicPr>
+                  <pic:blipFill>
+                    <a:blip r:embed="rId25"/>
+                    <a:stretch>
+                      <a:fillRect/>
+                    </a:stretch>
+                  </pic:blipFill>
+                  <pic:spPr>
+                    <a:xfrm>
+                      <a:off x="0" y="0"/>
+                      <a:ext cx="5486400" cy="7098585"/>
+                    </a:xfrm>
+                    <a:prstGeom prst="rect"/>
+                  </pic:spPr>
+                </pic:pic>
+              </a:graphicData>
+            </a:graphic>
+          </wp:inline>
+        </w:drawing>
+      </w:r>
+    </w:p>
+    <w:p>
+      <w:pPr/>
+    </w:p>
+    <w:p>
+      <w:pPr/>
+      <w:r>
+        <w:t>Symbol vocabulary, per the Key in the upper right of the figure: red oval = terminator; purple = I/O operation (PUTS, GETC, OUT); yellow = subroutine call (JSR); green = process or initialization; cyan = labelled loop or section; orange diamond = decision.</w:t>
+      </w:r>
+    </w:p>
+    <w:p>
+      <w:pPr/>
     </w:p>
     <w:sectPr>
       <w:headerReference w:type="default" r:id="rId21"/>
